--- a/06-学生侧材料/讲义/学生专用版/3-物理化学/热力学初步-超级充实版（学生专用版）.docx
+++ b/06-学生侧材料/讲义/学生专用版/3-物理化学/热力学初步-超级充实版（学生专用版）.docx
@@ -569,7 +569,7 @@
         <w:rPr>
           <w:rFonts w:hint="eastAsia" w:ascii="Times New Roman" w:hAnsi="Times New Roman" w:eastAsia="FangSong" w:cs="Times New Roman"/>
         </w:rPr>
-        <w:t>但其同素异形体石墨却极其普通和价廉</w:t>
+        <w:t>但其同素异形体石墨却普通和价廉</w:t>
       </w:r>
       <w:r>
         <w:rPr>
@@ -15522,7 +15522,7 @@
         <w:rPr>
           <w:rFonts w:ascii="Times New Roman" w:hAnsi="Times New Roman" w:eastAsia="Times New Roman" w:cs="Times New Roman"/>
         </w:rPr>
-        <w:t xml:space="preserve">。。</w:t>
+        <w:t xml:space="preserve">。</w:t>
       </w:r>
     </w:p>
     <w:p>

--- a/06-学生侧材料/讲义/学生专用版/3-物理化学/热力学初步-超级充实版（学生专用版）.docx
+++ b/06-学生侧材料/讲义/学生专用版/3-物理化学/热力学初步-超级充实版（学生专用版）.docx
@@ -3718,6 +3718,7 @@
     <w:p>
       <w:pPr>
         <w:pStyle w:val="BodyText"/>
+        <w:spacing w:after="80"/>
         <w:ind w:firstLine="420"/>
       </w:pPr>
       <w:r>
@@ -3898,94 +3899,148 @@
         <w:t>。</w:t>
       </w:r>
     </w:p>
-    <w:p>
-      <w:pPr>
-        <w:pStyle w:val="BodyText"/>
-        <w:spacing w:before="160" w:after="80"/>
+    <w:tbl>
+      <w:tblPr>
+        <w:tblStyle w:val="Table"/>
+        <w:tblW w:type="pct" w:w="5000"/>
+        <w:tblLayout w:type="fixed"/>
+        <w:tblLook w:firstRow="1" w:lastRow="0" w:firstColumn="0" w:lastColumn="0" w:noHBand="0" w:noVBand="0" w:val="0020"/>
         <w:jc w:val="center"/>
-      </w:pPr>
-      <w:r>
-        <w:rPr>
-          <w:rFonts w:ascii="Times New Roman" w:hAnsi="Times New Roman" w:eastAsia="Times New Roman" w:cs="Times New Roman"/>
-        </w:rPr>
-        <w:drawing>
-          <wp:inline>
-            <wp:extent cx="2667000" cy="834775"/>
-            <wp:effectExtent b="0" l="0" r="0" t="0"/>
-            <wp:docPr descr="" title="" id="14" name="Picture"/>
-            <a:graphic>
-              <a:graphicData uri="http://schemas.openxmlformats.org/drawingml/2006/picture">
-                <pic:pic>
-                  <pic:nvPicPr>
-                    <pic:cNvPr descr="75bd80b1b976e3bfcfc27f4a8492aa6e9683c046df9281b03b4722829e40929d.jpg" id="15" name="Picture"/>
-                    <pic:cNvPicPr>
-                      <a:picLocks noChangeArrowheads="1" noChangeAspect="1"/>
-                    </pic:cNvPicPr>
-                  </pic:nvPicPr>
-                  <pic:blipFill>
-                    <a:blip r:embed="rId13"/>
-                    <a:stretch>
-                      <a:fillRect/>
-                    </a:stretch>
-                  </pic:blipFill>
-                  <pic:spPr bwMode="auto">
-                    <a:xfrm>
-                      <a:off x="0" y="0"/>
-                      <a:ext cx="2667000" cy="834775"/>
-                    </a:xfrm>
-                    <a:prstGeom prst="rect">
-                      <a:avLst/>
-                    </a:prstGeom>
-                    <a:noFill/>
-                    <a:ln w="9525">
-                      <a:noFill/>
-                      <a:headEnd/>
-                      <a:tailEnd/>
-                    </a:ln>
-                  </pic:spPr>
-                </pic:pic>
-              </a:graphicData>
-            </a:graphic>
-          </wp:inline>
-        </w:drawing>
-      </w:r>
-      <w:r>
-        <w:rPr>
-          <w:rFonts w:ascii="Times New Roman" w:hAnsi="Times New Roman" w:eastAsia="Times New Roman" w:cs="Times New Roman"/>
-        </w:rPr>
-        <w:t xml:space="preserve"> </w:t>
-      </w:r>
-      <w:r>
-        <w:rPr>
-          <w:rFonts w:ascii="Times New Roman" w:hAnsi="Times New Roman" w:eastAsia="Times New Roman" w:cs="Times New Roman"/>
-        </w:rPr>
-        <w:t xml:space="preserve">&gt; </w:t>
-      </w:r>
-      <w:r>
-        <w:rPr>
-          <w:rFonts w:hint="eastAsia" w:ascii="Times New Roman" w:hAnsi="Times New Roman" w:eastAsia="FangSong" w:cs="Times New Roman"/>
-        </w:rPr>
-        <w:t xml:space="preserve">图</w:t>
-      </w:r>
-      <w:r>
-        <w:rPr>
-          <w:rFonts w:ascii="Times New Roman" w:hAnsi="Times New Roman" w:eastAsia="Times New Roman" w:cs="Times New Roman"/>
-        </w:rPr>
-        <w:t xml:space="preserve"> </w:t>
-      </w:r>
-      <w:r>
-        <w:rPr>
-          <w:rFonts w:hint="eastAsia" w:ascii="Times New Roman" w:hAnsi="Times New Roman" w:eastAsia="Times New Roman" w:cs="Times New Roman"/>
-        </w:rPr>
-        <w:t>5-1：</w:t>
-      </w:r>
-      <w:r>
-        <w:rPr>
-          <w:rFonts w:hint="eastAsia" w:ascii="Times New Roman" w:hAnsi="Times New Roman" w:eastAsia="FangSong" w:cs="Times New Roman"/>
-        </w:rPr>
-        <w:t>热力学路径示意图</w:t>
-      </w:r>
-    </w:p>
+        <w:tblBorders>
+          <w:top w:val="single" w:sz="12" w:space="0" w:color="333333"/>
+          <w:bottom w:val="single" w:sz="12" w:space="0" w:color="333333"/>
+          <w:left w:val="none"/>
+          <w:right w:val="none"/>
+          <w:insideH w:val="none"/>
+          <w:insideV w:val="none"/>
+        </w:tblBorders>
+      </w:tblPr>
+      <w:tblGrid>
+        <w:gridCol w:w="7920"/>
+      </w:tblGrid>
+      <w:tr>
+        <w:trPr>
+          <w:tblHeader w:val="on"/>
+        </w:trPr>
+        <w:tc>
+          <w:tcPr>
+            <w:tcBorders>
+              <w:bottom w:val="single" w:sz="6" w:space="0" w:color="333333"/>
+            </w:tcBorders>
+          </w:tcPr>
+          <w:p>
+            <w:pPr>
+              <w:pStyle w:val="Compact"/>
+              <w:jc w:val="center"/>
+            </w:pPr>
+            <w:r>
+              <w:rPr>
+                <w:rFonts w:hint="eastAsia" w:ascii="Times New Roman" w:hAnsi="Times New Roman" w:eastAsia="SimHei" w:cs="Times New Roman"/>
+                <w:b/>
+              </w:rPr>
+              <w:t xml:space="preserve">热力学路径示意图</w:t>
+            </w:r>
+          </w:p>
+        </w:tc>
+      </w:tr>
+      <w:tr>
+        <w:tc>
+          <w:tcPr/>
+          <w:p>
+            <w:pPr>
+              <w:pStyle w:val="Compact"/>
+              <w:jc w:val="center"/>
+            </w:pPr>
+            <w:r>
+              <w:rPr>
+                <w:rFonts w:ascii="Times New Roman" w:hAnsi="Times New Roman" w:eastAsia="Times New Roman" w:cs="Times New Roman"/>
+              </w:rPr>
+              <w:drawing>
+                <wp:inline>
+                  <wp:extent cx="2667000" cy="834775"/>
+                  <wp:effectExtent b="0" l="0" r="0" t="0"/>
+                  <wp:docPr descr="" title="" id="14" name="Picture"/>
+                  <a:graphic>
+                    <a:graphicData uri="http://schemas.openxmlformats.org/drawingml/2006/picture">
+                      <pic:pic>
+                        <pic:nvPicPr>
+                          <pic:cNvPr descr="75bd80b1b976e3bfcfc27f4a8492aa6e9683c046df9281b03b4722829e40929d.jpg" id="15" name="Picture"/>
+                          <pic:cNvPicPr>
+                            <a:picLocks noChangeArrowheads="1" noChangeAspect="1"/>
+                          </pic:cNvPicPr>
+                        </pic:nvPicPr>
+                        <pic:blipFill>
+                          <a:blip r:embed="rId13"/>
+                          <a:stretch>
+                            <a:fillRect/>
+                          </a:stretch>
+                        </pic:blipFill>
+                        <pic:spPr bwMode="auto">
+                          <a:xfrm>
+                            <a:off x="0" y="0"/>
+                            <a:ext cx="2667000" cy="834775"/>
+                          </a:xfrm>
+                          <a:prstGeom prst="rect">
+                            <a:avLst/>
+                          </a:prstGeom>
+                          <a:noFill/>
+                          <a:ln w="9525">
+                            <a:noFill/>
+                            <a:headEnd/>
+                            <a:tailEnd/>
+                          </a:ln>
+                        </pic:spPr>
+                      </pic:pic>
+                    </a:graphicData>
+                  </a:graphic>
+                </wp:inline>
+              </w:drawing>
+            </w:r>
+          </w:p>
+        </w:tc>
+      </w:tr>
+      <w:tr>
+        <w:tc>
+          <w:tcPr/>
+          <w:p>
+            <w:pPr>
+              <w:pStyle w:val="Compact"/>
+              <w:jc w:val="center"/>
+            </w:pPr>
+            <w:r>
+              <w:rPr>
+                <w:rFonts w:ascii="Times New Roman" w:hAnsi="Times New Roman" w:eastAsia="Times New Roman" w:cs="Times New Roman"/>
+              </w:rPr>
+              <w:t xml:space="preserve">&gt; </w:t>
+            </w:r>
+            <w:r>
+              <w:rPr>
+                <w:rFonts w:hint="eastAsia" w:ascii="Times New Roman" w:hAnsi="Times New Roman" w:eastAsia="FangSong" w:cs="Times New Roman"/>
+              </w:rPr>
+              <w:t xml:space="preserve">图</w:t>
+            </w:r>
+            <w:r>
+              <w:rPr>
+                <w:rFonts w:ascii="Times New Roman" w:hAnsi="Times New Roman" w:eastAsia="Times New Roman" w:cs="Times New Roman"/>
+              </w:rPr>
+              <w:t xml:space="preserve"> </w:t>
+            </w:r>
+            <w:r>
+              <w:rPr>
+                <w:rFonts w:hint="eastAsia" w:ascii="Times New Roman" w:hAnsi="Times New Roman" w:eastAsia="Times New Roman" w:cs="Times New Roman"/>
+              </w:rPr>
+              <w:t>5-1：</w:t>
+            </w:r>
+            <w:r>
+              <w:rPr>
+                <w:rFonts w:hint="eastAsia" w:ascii="Times New Roman" w:hAnsi="Times New Roman" w:eastAsia="FangSong" w:cs="Times New Roman"/>
+              </w:rPr>
+              <w:t>热力学路径示意图</w:t>
+            </w:r>
+          </w:p>
+        </w:tc>
+      </w:tr>
+    </w:tbl>
     <w:bookmarkEnd w:id="16"/>
     <w:bookmarkStart w:id="17" w:name="热力学第一定律"/>
     <w:p>
@@ -5393,6 +5448,7 @@
     <w:p>
       <w:pPr>
         <w:pStyle w:val="BodyText"/>
+        <w:spacing w:after="80"/>
       </w:pPr>
       <m:oMathPara>
         <m:oMathParaPr>
@@ -5480,109 +5536,178 @@
         </m:oMath>
       </m:oMathPara>
     </w:p>
-    <w:p>
-      <w:pPr>
-        <w:pStyle w:val="FirstParagraph"/>
-        <w:spacing w:before="160" w:after="80"/>
+    <w:tbl>
+      <w:tblPr>
+        <w:tblStyle w:val="Table"/>
+        <w:tblW w:type="pct" w:w="5000"/>
+        <w:tblLayout w:type="fixed"/>
+        <w:tblLook w:firstRow="1" w:lastRow="0" w:firstColumn="0" w:lastColumn="0" w:noHBand="0" w:noVBand="0" w:val="0020"/>
         <w:jc w:val="center"/>
-      </w:pPr>
-      <w:r>
-        <w:rPr>
-          <w:rFonts w:ascii="Times New Roman" w:hAnsi="Times New Roman" w:eastAsia="Times New Roman" w:cs="Times New Roman"/>
-        </w:rPr>
-        <w:drawing>
-          <wp:inline>
-            <wp:extent cx="2667000" cy="1343837"/>
-            <wp:effectExtent b="0" l="0" r="0" t="0"/>
-            <wp:docPr descr="" title="" id="19" name="Picture"/>
-            <a:graphic>
-              <a:graphicData uri="http://schemas.openxmlformats.org/drawingml/2006/picture">
-                <pic:pic>
-                  <pic:nvPicPr>
-                    <pic:cNvPr descr="35079c428805e26a6024504c748bf50a7ccc4136a8745086b20dc8bebd6328ce.jpg" id="20" name="Picture"/>
-                    <pic:cNvPicPr>
-                      <a:picLocks noChangeArrowheads="1" noChangeAspect="1"/>
-                    </pic:cNvPicPr>
-                  </pic:nvPicPr>
-                  <pic:blipFill>
-                    <a:blip r:embed="rId18"/>
-                    <a:stretch>
-                      <a:fillRect/>
-                    </a:stretch>
-                  </pic:blipFill>
-                  <pic:spPr bwMode="auto">
-                    <a:xfrm>
-                      <a:off x="0" y="0"/>
-                      <a:ext cx="2667000" cy="1343837"/>
-                    </a:xfrm>
-                    <a:prstGeom prst="rect">
-                      <a:avLst/>
-                    </a:prstGeom>
-                    <a:noFill/>
-                    <a:ln w="9525">
-                      <a:noFill/>
-                      <a:headEnd/>
-                      <a:tailEnd/>
-                    </a:ln>
-                  </pic:spPr>
-                </pic:pic>
-              </a:graphicData>
-            </a:graphic>
-          </wp:inline>
-        </w:drawing>
-      </w:r>
-      <w:r>
-        <w:rPr>
-          <w:rFonts w:ascii="Times New Roman" w:hAnsi="Times New Roman" w:eastAsia="Times New Roman" w:cs="Times New Roman"/>
-        </w:rPr>
-        <w:t xml:space="preserve"> </w:t>
-      </w:r>
-      <w:r>
-        <w:rPr>
-          <w:rFonts w:ascii="Times New Roman" w:hAnsi="Times New Roman" w:eastAsia="Times New Roman" w:cs="Times New Roman"/>
-        </w:rPr>
-        <w:t xml:space="preserve">&gt; </w:t>
-      </w:r>
-      <w:r>
-        <w:rPr>
-          <w:rFonts w:hint="eastAsia" w:ascii="Times New Roman" w:hAnsi="Times New Roman" w:eastAsia="FangSong" w:cs="Times New Roman"/>
-        </w:rPr>
-        <w:t xml:space="preserve">图</w:t>
-      </w:r>
-      <w:r>
-        <w:rPr>
-          <w:rFonts w:ascii="Times New Roman" w:hAnsi="Times New Roman" w:eastAsia="Times New Roman" w:cs="Times New Roman"/>
-        </w:rPr>
-        <w:t xml:space="preserve"> </w:t>
-      </w:r>
-      <w:r>
-        <w:rPr>
-          <w:rFonts w:hint="eastAsia" w:ascii="Times New Roman" w:hAnsi="Times New Roman" w:eastAsia="Times New Roman" w:cs="Times New Roman"/>
-        </w:rPr>
-        <w:t>5-2：</w:t>
-      </w:r>
-      <w:r>
-        <w:rPr>
-          <w:rFonts w:hint="eastAsia" w:ascii="Times New Roman" w:hAnsi="Times New Roman" w:eastAsia="FangSong" w:cs="Times New Roman"/>
-        </w:rPr>
-        <w:t>体积功</w:t>
-      </w:r>
-      <w:r>
-        <w:rPr>
-          <w:rFonts w:ascii="Times New Roman" w:hAnsi="Times New Roman" w:eastAsia="Times New Roman" w:cs="Times New Roman"/>
-        </w:rPr>
-        <w:t xml:space="preserve"> pΔV </w:t>
-      </w:r>
-      <w:r>
-        <w:rPr>
-          <w:rFonts w:hint="eastAsia" w:ascii="Times New Roman" w:hAnsi="Times New Roman" w:eastAsia="FangSong" w:cs="Times New Roman"/>
-        </w:rPr>
-        <w:t xml:space="preserve">示意图</w:t>
-      </w:r>
-    </w:p>
+        <w:tblBorders>
+          <w:top w:val="single" w:sz="12" w:space="0" w:color="333333"/>
+          <w:bottom w:val="single" w:sz="12" w:space="0" w:color="333333"/>
+          <w:left w:val="none"/>
+          <w:right w:val="none"/>
+          <w:insideH w:val="none"/>
+          <w:insideV w:val="none"/>
+        </w:tblBorders>
+      </w:tblPr>
+      <w:tblGrid>
+        <w:gridCol w:w="7920"/>
+      </w:tblGrid>
+      <w:tr>
+        <w:trPr>
+          <w:tblHeader w:val="on"/>
+        </w:trPr>
+        <w:tc>
+          <w:tcPr>
+            <w:tcBorders>
+              <w:bottom w:val="single" w:sz="6" w:space="0" w:color="333333"/>
+            </w:tcBorders>
+          </w:tcPr>
+          <w:p>
+            <w:pPr>
+              <w:pStyle w:val="Compact"/>
+              <w:jc w:val="center"/>
+            </w:pPr>
+            <w:r>
+              <w:rPr>
+                <w:rFonts w:hint="eastAsia" w:ascii="Times New Roman" w:hAnsi="Times New Roman" w:eastAsia="SimHei" w:cs="Times New Roman"/>
+                <w:b/>
+              </w:rPr>
+              <w:t xml:space="preserve">体积功</w:t>
+            </w:r>
+            <w:r>
+              <w:rPr>
+                <w:rFonts w:ascii="Times New Roman" w:hAnsi="Times New Roman" w:eastAsia="Times New Roman" w:cs="Times New Roman"/>
+                <w:b/>
+              </w:rPr>
+              <w:t xml:space="preserve"> pΔV </w:t>
+            </w:r>
+            <w:r>
+              <w:rPr>
+                <w:rFonts w:hint="eastAsia" w:ascii="Times New Roman" w:hAnsi="Times New Roman" w:eastAsia="SimHei" w:cs="Times New Roman"/>
+                <w:b/>
+              </w:rPr>
+              <w:t xml:space="preserve">示意图</w:t>
+            </w:r>
+          </w:p>
+        </w:tc>
+      </w:tr>
+      <w:tr>
+        <w:tc>
+          <w:tcPr/>
+          <w:p>
+            <w:pPr>
+              <w:pStyle w:val="Compact"/>
+              <w:jc w:val="center"/>
+            </w:pPr>
+            <w:r>
+              <w:rPr>
+                <w:rFonts w:ascii="Times New Roman" w:hAnsi="Times New Roman" w:eastAsia="Times New Roman" w:cs="Times New Roman"/>
+              </w:rPr>
+              <w:drawing>
+                <wp:inline>
+                  <wp:extent cx="2667000" cy="1343837"/>
+                  <wp:effectExtent b="0" l="0" r="0" t="0"/>
+                  <wp:docPr descr="" title="" id="19" name="Picture"/>
+                  <a:graphic>
+                    <a:graphicData uri="http://schemas.openxmlformats.org/drawingml/2006/picture">
+                      <pic:pic>
+                        <pic:nvPicPr>
+                          <pic:cNvPr descr="35079c428805e26a6024504c748bf50a7ccc4136a8745086b20dc8bebd6328ce.jpg" id="20" name="Picture"/>
+                          <pic:cNvPicPr>
+                            <a:picLocks noChangeArrowheads="1" noChangeAspect="1"/>
+                          </pic:cNvPicPr>
+                        </pic:nvPicPr>
+                        <pic:blipFill>
+                          <a:blip r:embed="rId18"/>
+                          <a:stretch>
+                            <a:fillRect/>
+                          </a:stretch>
+                        </pic:blipFill>
+                        <pic:spPr bwMode="auto">
+                          <a:xfrm>
+                            <a:off x="0" y="0"/>
+                            <a:ext cx="2667000" cy="1343837"/>
+                          </a:xfrm>
+                          <a:prstGeom prst="rect">
+                            <a:avLst/>
+                          </a:prstGeom>
+                          <a:noFill/>
+                          <a:ln w="9525">
+                            <a:noFill/>
+                            <a:headEnd/>
+                            <a:tailEnd/>
+                          </a:ln>
+                        </pic:spPr>
+                      </pic:pic>
+                    </a:graphicData>
+                  </a:graphic>
+                </wp:inline>
+              </w:drawing>
+            </w:r>
+          </w:p>
+        </w:tc>
+      </w:tr>
+      <w:tr>
+        <w:tc>
+          <w:tcPr/>
+          <w:p>
+            <w:pPr>
+              <w:pStyle w:val="Compact"/>
+              <w:jc w:val="center"/>
+            </w:pPr>
+            <w:r>
+              <w:rPr>
+                <w:rFonts w:ascii="Times New Roman" w:hAnsi="Times New Roman" w:eastAsia="Times New Roman" w:cs="Times New Roman"/>
+              </w:rPr>
+              <w:t xml:space="preserve">&gt; </w:t>
+            </w:r>
+            <w:r>
+              <w:rPr>
+                <w:rFonts w:hint="eastAsia" w:ascii="Times New Roman" w:hAnsi="Times New Roman" w:eastAsia="FangSong" w:cs="Times New Roman"/>
+              </w:rPr>
+              <w:t xml:space="preserve">图</w:t>
+            </w:r>
+            <w:r>
+              <w:rPr>
+                <w:rFonts w:ascii="Times New Roman" w:hAnsi="Times New Roman" w:eastAsia="Times New Roman" w:cs="Times New Roman"/>
+              </w:rPr>
+              <w:t xml:space="preserve"> </w:t>
+            </w:r>
+            <w:r>
+              <w:rPr>
+                <w:rFonts w:hint="eastAsia" w:ascii="Times New Roman" w:hAnsi="Times New Roman" w:eastAsia="Times New Roman" w:cs="Times New Roman"/>
+              </w:rPr>
+              <w:t>5-2：</w:t>
+            </w:r>
+            <w:r>
+              <w:rPr>
+                <w:rFonts w:hint="eastAsia" w:ascii="Times New Roman" w:hAnsi="Times New Roman" w:eastAsia="FangSong" w:cs="Times New Roman"/>
+              </w:rPr>
+              <w:t>体积功</w:t>
+            </w:r>
+            <w:r>
+              <w:rPr>
+                <w:rFonts w:ascii="Times New Roman" w:hAnsi="Times New Roman" w:eastAsia="Times New Roman" w:cs="Times New Roman"/>
+              </w:rPr>
+              <w:t xml:space="preserve"> pΔV </w:t>
+            </w:r>
+            <w:r>
+              <w:rPr>
+                <w:rFonts w:hint="eastAsia" w:ascii="Times New Roman" w:hAnsi="Times New Roman" w:eastAsia="FangSong" w:cs="Times New Roman"/>
+              </w:rPr>
+              <w:t xml:space="preserve">示意图</w:t>
+            </w:r>
+          </w:p>
+        </w:tc>
+      </w:tr>
+    </w:tbl>
     <w:p>
       <w:pPr>
         <w:pStyle w:val="BodyText"/>
+        <w:spacing w:before="120"/>
         <w:ind w:firstLine="420"/>
       </w:pPr>
       <w:r>
@@ -6555,6 +6680,7 @@
     <w:p>
       <w:pPr>
         <w:pStyle w:val="BodyText"/>
+        <w:spacing w:after="80"/>
         <w:ind w:firstLine="420"/>
       </w:pPr>
       <w:r>
@@ -6652,303 +6778,417 @@
         <w:t xml:space="preserve">。</w:t>
       </w:r>
     </w:p>
+    <w:tbl>
+      <w:tblPr>
+        <w:tblStyle w:val="Table"/>
+        <w:tblW w:type="pct" w:w="5000"/>
+        <w:tblLayout w:type="fixed"/>
+        <w:tblLook w:firstRow="1" w:lastRow="0" w:firstColumn="0" w:lastColumn="0" w:noHBand="0" w:noVBand="0" w:val="0020"/>
+        <w:jc w:val="center"/>
+        <w:tblBorders>
+          <w:top w:val="single" w:sz="12" w:space="0" w:color="333333"/>
+          <w:bottom w:val="single" w:sz="12" w:space="0" w:color="333333"/>
+          <w:left w:val="none"/>
+          <w:right w:val="none"/>
+          <w:insideH w:val="none"/>
+          <w:insideV w:val="none"/>
+        </w:tblBorders>
+      </w:tblPr>
+      <w:tblGrid>
+        <w:gridCol w:w="2640"/>
+        <w:gridCol w:w="2640"/>
+        <w:gridCol w:w="2640"/>
+      </w:tblGrid>
+      <w:tr>
+        <w:trPr>
+          <w:tblHeader w:val="on"/>
+        </w:trPr>
+        <w:tc>
+          <w:tcPr>
+            <w:tcBorders>
+              <w:bottom w:val="single" w:sz="6" w:space="0" w:color="333333"/>
+            </w:tcBorders>
+          </w:tcPr>
+          <w:p>
+            <w:pPr>
+              <w:pStyle w:val="Compact"/>
+              <w:jc w:val="center"/>
+            </w:pPr>
+            <w:r>
+              <w:rPr>
+                <w:rFonts w:hint="eastAsia" w:ascii="Times New Roman" w:hAnsi="Times New Roman" w:eastAsia="SimHei" w:cs="Times New Roman"/>
+                <w:b/>
+              </w:rPr>
+              <w:t xml:space="preserve">气体分步膨胀</w:t>
+            </w:r>
+          </w:p>
+        </w:tc>
+        <w:tc>
+          <w:tcPr>
+            <w:tcBorders>
+              <w:bottom w:val="single" w:sz="6" w:space="0" w:color="333333"/>
+            </w:tcBorders>
+          </w:tcPr>
+          <w:p>
+            <w:pPr>
+              <w:pStyle w:val="Compact"/>
+              <w:jc w:val="center"/>
+            </w:pPr>
+            <w:r>
+              <w:rPr>
+                <w:rFonts w:hint="eastAsia" w:ascii="Times New Roman" w:hAnsi="Times New Roman" w:eastAsia="SimHei" w:cs="Times New Roman"/>
+                <w:b/>
+              </w:rPr>
+              <w:t xml:space="preserve">可逆膨胀过程</w:t>
+            </w:r>
+          </w:p>
+        </w:tc>
+        <w:tc>
+          <w:tcPr>
+            <w:tcBorders>
+              <w:bottom w:val="single" w:sz="6" w:space="0" w:color="333333"/>
+            </w:tcBorders>
+          </w:tcPr>
+          <w:p>
+            <w:pPr>
+              <w:pStyle w:val="Compact"/>
+              <w:jc w:val="center"/>
+            </w:pPr>
+            <w:r>
+              <w:rPr>
+                <w:rFonts w:ascii="Times New Roman" w:hAnsi="Times New Roman" w:eastAsia="Times New Roman" w:cs="Times New Roman"/>
+                <w:b/>
+              </w:rPr>
+              <w:t xml:space="preserve">Joule </w:t>
+            </w:r>
+            <w:r>
+              <w:rPr>
+                <w:rFonts w:hint="eastAsia" w:ascii="Times New Roman" w:hAnsi="Times New Roman" w:eastAsia="SimHei" w:cs="Times New Roman"/>
+                <w:b/>
+              </w:rPr>
+              <w:t xml:space="preserve">自由膨胀实验</w:t>
+            </w:r>
+          </w:p>
+        </w:tc>
+      </w:tr>
+      <w:tr>
+        <w:tc>
+          <w:tcPr/>
+          <w:p>
+            <w:pPr>
+              <w:pStyle w:val="Compact"/>
+              <w:jc w:val="center"/>
+            </w:pPr>
+            <w:r>
+              <w:rPr>
+                <w:rFonts w:ascii="Times New Roman" w:hAnsi="Times New Roman" w:eastAsia="Times New Roman" w:cs="Times New Roman"/>
+              </w:rPr>
+              <w:drawing>
+                <wp:inline>
+                  <wp:extent cx="1666875" cy="1216133"/>
+                  <wp:effectExtent b="0" l="0" r="0" t="0"/>
+                  <wp:docPr descr="" title="" id="23" name="Picture"/>
+                  <a:graphic>
+                    <a:graphicData uri="http://schemas.openxmlformats.org/drawingml/2006/picture">
+                      <pic:pic>
+                        <pic:nvPicPr>
+                          <pic:cNvPr descr="fa2edceb201a68e3b1de17a45a3e3a3c4977269de6bbd4295d3606af99de4b93.png" id="24" name="Picture"/>
+                          <pic:cNvPicPr>
+                            <a:picLocks noChangeArrowheads="1" noChangeAspect="1"/>
+                          </pic:cNvPicPr>
+                        </pic:nvPicPr>
+                        <pic:blipFill>
+                          <a:blip r:embed="rId22"/>
+                          <a:stretch>
+                            <a:fillRect/>
+                          </a:stretch>
+                        </pic:blipFill>
+                        <pic:spPr bwMode="auto">
+                          <a:xfrm>
+                            <a:off x="0" y="0"/>
+                            <a:ext cx="1666875" cy="1216133"/>
+                          </a:xfrm>
+                          <a:prstGeom prst="rect">
+                            <a:avLst/>
+                          </a:prstGeom>
+                          <a:noFill/>
+                          <a:ln w="9525">
+                            <a:noFill/>
+                            <a:headEnd/>
+                            <a:tailEnd/>
+                          </a:ln>
+                        </pic:spPr>
+                      </pic:pic>
+                    </a:graphicData>
+                  </a:graphic>
+                </wp:inline>
+              </w:drawing>
+            </w:r>
+          </w:p>
+        </w:tc>
+        <w:tc>
+          <w:tcPr/>
+          <w:p>
+            <w:pPr>
+              <w:pStyle w:val="Compact"/>
+              <w:jc w:val="center"/>
+            </w:pPr>
+            <w:r>
+              <w:rPr>
+                <w:rFonts w:ascii="Times New Roman" w:hAnsi="Times New Roman" w:eastAsia="Times New Roman" w:cs="Times New Roman"/>
+              </w:rPr>
+              <w:drawing>
+                <wp:inline>
+                  <wp:extent cx="1666875" cy="1529446"/>
+                  <wp:effectExtent b="0" l="0" r="0" t="0"/>
+                  <wp:docPr descr="" title="" id="26" name="Picture"/>
+                  <a:graphic>
+                    <a:graphicData uri="http://schemas.openxmlformats.org/drawingml/2006/picture">
+                      <pic:pic>
+                        <pic:nvPicPr>
+                          <pic:cNvPr descr="eca33170b61fef8d6bc8d6b475b4e6bf04b3118dfc9b99d73259291a15ccd10a.jpg" id="27" name="Picture"/>
+                          <pic:cNvPicPr>
+                            <a:picLocks noChangeArrowheads="1" noChangeAspect="1"/>
+                          </pic:cNvPicPr>
+                        </pic:nvPicPr>
+                        <pic:blipFill>
+                          <a:blip r:embed="rId25"/>
+                          <a:stretch>
+                            <a:fillRect/>
+                          </a:stretch>
+                        </pic:blipFill>
+                        <pic:spPr bwMode="auto">
+                          <a:xfrm>
+                            <a:off x="0" y="0"/>
+                            <a:ext cx="1666875" cy="1529446"/>
+                          </a:xfrm>
+                          <a:prstGeom prst="rect">
+                            <a:avLst/>
+                          </a:prstGeom>
+                          <a:noFill/>
+                          <a:ln w="9525">
+                            <a:noFill/>
+                            <a:headEnd/>
+                            <a:tailEnd/>
+                          </a:ln>
+                        </pic:spPr>
+                      </pic:pic>
+                    </a:graphicData>
+                  </a:graphic>
+                </wp:inline>
+              </w:drawing>
+            </w:r>
+          </w:p>
+        </w:tc>
+        <w:tc>
+          <w:tcPr/>
+          <w:p>
+            <w:pPr>
+              <w:pStyle w:val="Compact"/>
+              <w:jc w:val="center"/>
+            </w:pPr>
+            <w:r>
+              <w:rPr>
+                <w:rFonts w:ascii="Times New Roman" w:hAnsi="Times New Roman" w:eastAsia="Times New Roman" w:cs="Times New Roman"/>
+              </w:rPr>
+              <w:drawing>
+                <wp:inline>
+                  <wp:extent cx="1666875" cy="1452780"/>
+                  <wp:effectExtent b="0" l="0" r="0" t="0"/>
+                  <wp:docPr descr="" title="" id="29" name="Picture"/>
+                  <a:graphic>
+                    <a:graphicData uri="http://schemas.openxmlformats.org/drawingml/2006/picture">
+                      <pic:pic>
+                        <pic:nvPicPr>
+                          <pic:cNvPr descr="5bc9dd9cd59feb52695f5048f48b11aa5c9c53267e0e35b9c643e8972cf7e335.jpg" id="30" name="Picture"/>
+                          <pic:cNvPicPr>
+                            <a:picLocks noChangeArrowheads="1" noChangeAspect="1"/>
+                          </pic:cNvPicPr>
+                        </pic:nvPicPr>
+                        <pic:blipFill>
+                          <a:blip r:embed="rId28"/>
+                          <a:stretch>
+                            <a:fillRect/>
+                          </a:stretch>
+                        </pic:blipFill>
+                        <pic:spPr bwMode="auto">
+                          <a:xfrm>
+                            <a:off x="0" y="0"/>
+                            <a:ext cx="1666875" cy="1452780"/>
+                          </a:xfrm>
+                          <a:prstGeom prst="rect">
+                            <a:avLst/>
+                          </a:prstGeom>
+                          <a:noFill/>
+                          <a:ln w="9525">
+                            <a:noFill/>
+                            <a:headEnd/>
+                            <a:tailEnd/>
+                          </a:ln>
+                        </pic:spPr>
+                      </pic:pic>
+                    </a:graphicData>
+                  </a:graphic>
+                </wp:inline>
+              </w:drawing>
+            </w:r>
+          </w:p>
+        </w:tc>
+      </w:tr>
+      <w:tr>
+        <w:tc>
+          <w:tcPr/>
+          <w:p>
+            <w:pPr>
+              <w:pStyle w:val="Compact"/>
+              <w:jc w:val="center"/>
+            </w:pPr>
+            <w:r>
+              <w:rPr>
+                <w:rFonts w:ascii="Times New Roman" w:hAnsi="Times New Roman" w:eastAsia="Times New Roman" w:cs="Times New Roman"/>
+              </w:rPr>
+              <w:t xml:space="preserve">&gt; </w:t>
+            </w:r>
+            <w:r>
+              <w:rPr>
+                <w:rFonts w:hint="eastAsia" w:ascii="Times New Roman" w:hAnsi="Times New Roman" w:eastAsia="FangSong" w:cs="Times New Roman"/>
+              </w:rPr>
+              <w:t xml:space="preserve">图</w:t>
+            </w:r>
+            <w:r>
+              <w:rPr>
+                <w:rFonts w:ascii="Times New Roman" w:hAnsi="Times New Roman" w:eastAsia="Times New Roman" w:cs="Times New Roman"/>
+              </w:rPr>
+              <w:t xml:space="preserve"> </w:t>
+            </w:r>
+            <w:r>
+              <w:rPr>
+                <w:rFonts w:hint="eastAsia" w:ascii="Times New Roman" w:hAnsi="Times New Roman" w:eastAsia="Times New Roman" w:cs="Times New Roman"/>
+              </w:rPr>
+              <w:t>5-3：</w:t>
+            </w:r>
+            <w:r>
+              <w:rPr>
+                <w:rFonts w:hint="eastAsia" w:ascii="Times New Roman" w:hAnsi="Times New Roman" w:eastAsia="FangSong" w:cs="Times New Roman"/>
+              </w:rPr>
+              <w:t>气体分步膨胀与可逆膨胀过程的</w:t>
+            </w:r>
+            <w:r>
+              <w:rPr>
+                <w:rFonts w:ascii="Times New Roman" w:hAnsi="Times New Roman" w:eastAsia="Times New Roman" w:cs="Times New Roman"/>
+              </w:rPr>
+              <w:t xml:space="preserve"> p-V </w:t>
+            </w:r>
+            <w:r>
+              <w:rPr>
+                <w:rFonts w:hint="eastAsia" w:ascii="Times New Roman" w:hAnsi="Times New Roman" w:eastAsia="FangSong" w:cs="Times New Roman"/>
+              </w:rPr>
+              <w:t xml:space="preserve">功面积对比</w:t>
+            </w:r>
+          </w:p>
+        </w:tc>
+        <w:tc>
+          <w:tcPr/>
+          <w:p>
+            <w:pPr>
+              <w:pStyle w:val="Compact"/>
+              <w:jc w:val="center"/>
+            </w:pPr>
+            <w:r>
+              <w:rPr>
+                <w:rFonts w:ascii="Times New Roman" w:hAnsi="Times New Roman" w:eastAsia="Times New Roman" w:cs="Times New Roman"/>
+              </w:rPr>
+              <w:t xml:space="preserve">&gt; </w:t>
+            </w:r>
+            <w:r>
+              <w:rPr>
+                <w:rFonts w:hint="eastAsia" w:ascii="Times New Roman" w:hAnsi="Times New Roman" w:eastAsia="FangSong" w:cs="Times New Roman"/>
+              </w:rPr>
+              <w:t xml:space="preserve">图</w:t>
+            </w:r>
+            <w:r>
+              <w:rPr>
+                <w:rFonts w:ascii="Times New Roman" w:hAnsi="Times New Roman" w:eastAsia="Times New Roman" w:cs="Times New Roman"/>
+              </w:rPr>
+              <w:t xml:space="preserve"> </w:t>
+            </w:r>
+            <w:r>
+              <w:rPr>
+                <w:rFonts w:hint="eastAsia" w:ascii="Times New Roman" w:hAnsi="Times New Roman" w:eastAsia="Times New Roman" w:cs="Times New Roman"/>
+              </w:rPr>
+              <w:t>5-4：</w:t>
+            </w:r>
+            <w:r>
+              <w:rPr>
+                <w:rFonts w:hint="eastAsia" w:ascii="Times New Roman" w:hAnsi="Times New Roman" w:eastAsia="FangSong" w:cs="Times New Roman"/>
+              </w:rPr>
+              <w:t>可逆膨胀过程的</w:t>
+            </w:r>
+            <w:r>
+              <w:rPr>
+                <w:rFonts w:ascii="Times New Roman" w:hAnsi="Times New Roman" w:eastAsia="Times New Roman" w:cs="Times New Roman"/>
+              </w:rPr>
+              <w:t xml:space="preserve"> p-V </w:t>
+            </w:r>
+            <w:r>
+              <w:rPr>
+                <w:rFonts w:hint="eastAsia" w:ascii="Times New Roman" w:hAnsi="Times New Roman" w:eastAsia="FangSong" w:cs="Times New Roman"/>
+              </w:rPr>
+              <w:t xml:space="preserve">曲线</w:t>
+            </w:r>
+          </w:p>
+        </w:tc>
+        <w:tc>
+          <w:tcPr/>
+          <w:p>
+            <w:pPr>
+              <w:pStyle w:val="Compact"/>
+              <w:jc w:val="center"/>
+            </w:pPr>
+            <w:r>
+              <w:rPr>
+                <w:rFonts w:ascii="Times New Roman" w:hAnsi="Times New Roman" w:eastAsia="Times New Roman" w:cs="Times New Roman"/>
+              </w:rPr>
+              <w:t xml:space="preserve">&gt; </w:t>
+            </w:r>
+            <w:r>
+              <w:rPr>
+                <w:rFonts w:hint="eastAsia" w:ascii="Times New Roman" w:hAnsi="Times New Roman" w:eastAsia="FangSong" w:cs="Times New Roman"/>
+              </w:rPr>
+              <w:t xml:space="preserve">图</w:t>
+            </w:r>
+            <w:r>
+              <w:rPr>
+                <w:rFonts w:ascii="Times New Roman" w:hAnsi="Times New Roman" w:eastAsia="Times New Roman" w:cs="Times New Roman"/>
+              </w:rPr>
+              <w:t xml:space="preserve"> </w:t>
+            </w:r>
+            <w:r>
+              <w:rPr>
+                <w:rFonts w:hint="eastAsia" w:ascii="Times New Roman" w:hAnsi="Times New Roman" w:eastAsia="Times New Roman" w:cs="Times New Roman"/>
+              </w:rPr>
+              <w:t xml:space="preserve">5-5：Joule</w:t>
+            </w:r>
+            <w:r>
+              <w:rPr>
+                <w:rFonts w:ascii="Times New Roman" w:hAnsi="Times New Roman" w:eastAsia="Times New Roman" w:cs="Times New Roman"/>
+              </w:rPr>
+              <w:t xml:space="preserve"> </w:t>
+            </w:r>
+            <w:r>
+              <w:rPr>
+                <w:rFonts w:hint="eastAsia" w:ascii="Times New Roman" w:hAnsi="Times New Roman" w:eastAsia="FangSong" w:cs="Times New Roman"/>
+              </w:rPr>
+              <w:t xml:space="preserve">自由膨胀实验</w:t>
+            </w:r>
+          </w:p>
+        </w:tc>
+      </w:tr>
+    </w:tbl>
     <w:p>
       <w:pPr>
         <w:pStyle w:val="BodyText"/>
-        <w:spacing w:before="160" w:after="80"/>
-        <w:jc w:val="center"/>
-      </w:pPr>
-      <w:r>
-        <w:rPr>
-          <w:rFonts w:ascii="Times New Roman" w:hAnsi="Times New Roman" w:eastAsia="Times New Roman" w:cs="Times New Roman"/>
-        </w:rPr>
-        <w:drawing>
-          <wp:inline>
-            <wp:extent cx="2667000" cy="1945814"/>
-            <wp:effectExtent b="0" l="0" r="0" t="0"/>
-            <wp:docPr descr="" title="" id="23" name="Picture"/>
-            <a:graphic>
-              <a:graphicData uri="http://schemas.openxmlformats.org/drawingml/2006/picture">
-                <pic:pic>
-                  <pic:nvPicPr>
-                    <pic:cNvPr descr="fa2edceb201a68e3b1de17a45a3e3a3c4977269de6bbd4295d3606af99de4b93.png" id="24" name="Picture"/>
-                    <pic:cNvPicPr>
-                      <a:picLocks noChangeArrowheads="1" noChangeAspect="1"/>
-                    </pic:cNvPicPr>
-                  </pic:nvPicPr>
-                  <pic:blipFill>
-                    <a:blip r:embed="rId22"/>
-                    <a:stretch>
-                      <a:fillRect/>
-                    </a:stretch>
-                  </pic:blipFill>
-                  <pic:spPr bwMode="auto">
-                    <a:xfrm>
-                      <a:off x="0" y="0"/>
-                      <a:ext cx="2667000" cy="1945814"/>
-                    </a:xfrm>
-                    <a:prstGeom prst="rect">
-                      <a:avLst/>
-                    </a:prstGeom>
-                    <a:noFill/>
-                    <a:ln w="9525">
-                      <a:noFill/>
-                      <a:headEnd/>
-                      <a:tailEnd/>
-                    </a:ln>
-                  </pic:spPr>
-                </pic:pic>
-              </a:graphicData>
-            </a:graphic>
-          </wp:inline>
-        </w:drawing>
-      </w:r>
-      <w:r>
-        <w:rPr>
-          <w:rFonts w:ascii="Times New Roman" w:hAnsi="Times New Roman" w:eastAsia="Times New Roman" w:cs="Times New Roman"/>
-        </w:rPr>
-        <w:t xml:space="preserve"> </w:t>
-      </w:r>
-      <w:r>
-        <w:rPr>
-          <w:rFonts w:ascii="Times New Roman" w:hAnsi="Times New Roman" w:eastAsia="Times New Roman" w:cs="Times New Roman"/>
-        </w:rPr>
-        <w:t xml:space="preserve">&gt; </w:t>
-      </w:r>
-      <w:r>
-        <w:rPr>
-          <w:rFonts w:hint="eastAsia" w:ascii="Times New Roman" w:hAnsi="Times New Roman" w:eastAsia="FangSong" w:cs="Times New Roman"/>
-        </w:rPr>
-        <w:t xml:space="preserve">图</w:t>
-      </w:r>
-      <w:r>
-        <w:rPr>
-          <w:rFonts w:ascii="Times New Roman" w:hAnsi="Times New Roman" w:eastAsia="Times New Roman" w:cs="Times New Roman"/>
-        </w:rPr>
-        <w:t xml:space="preserve"> </w:t>
-      </w:r>
-      <w:r>
-        <w:rPr>
-          <w:rFonts w:hint="eastAsia" w:ascii="Times New Roman" w:hAnsi="Times New Roman" w:eastAsia="Times New Roman" w:cs="Times New Roman"/>
-        </w:rPr>
-        <w:t>5-3：</w:t>
-      </w:r>
-      <w:r>
-        <w:rPr>
-          <w:rFonts w:hint="eastAsia" w:ascii="Times New Roman" w:hAnsi="Times New Roman" w:eastAsia="FangSong" w:cs="Times New Roman"/>
-        </w:rPr>
-        <w:t>气体分步膨胀与可逆膨胀过程的</w:t>
-      </w:r>
-      <w:r>
-        <w:rPr>
-          <w:rFonts w:ascii="Times New Roman" w:hAnsi="Times New Roman" w:eastAsia="Times New Roman" w:cs="Times New Roman"/>
-        </w:rPr>
-        <w:t xml:space="preserve"> p-V </w:t>
-      </w:r>
-      <w:r>
-        <w:rPr>
-          <w:rFonts w:hint="eastAsia" w:ascii="Times New Roman" w:hAnsi="Times New Roman" w:eastAsia="FangSong" w:cs="Times New Roman"/>
-        </w:rPr>
-        <w:t xml:space="preserve">功面积对比</w:t>
-      </w:r>
-    </w:p>
-    <w:p>
-      <w:pPr>
-        <w:pStyle w:val="BodyText"/>
-        <w:spacing w:before="160" w:after="80"/>
-        <w:jc w:val="center"/>
-      </w:pPr>
-      <w:r>
-        <w:rPr>
-          <w:rFonts w:ascii="Times New Roman" w:hAnsi="Times New Roman" w:eastAsia="Times New Roman" w:cs="Times New Roman"/>
-        </w:rPr>
-        <w:drawing>
-          <wp:inline>
-            <wp:extent cx="2667000" cy="2447114"/>
-            <wp:effectExtent b="0" l="0" r="0" t="0"/>
-            <wp:docPr descr="" title="" id="26" name="Picture"/>
-            <a:graphic>
-              <a:graphicData uri="http://schemas.openxmlformats.org/drawingml/2006/picture">
-                <pic:pic>
-                  <pic:nvPicPr>
-                    <pic:cNvPr descr="eca33170b61fef8d6bc8d6b475b4e6bf04b3118dfc9b99d73259291a15ccd10a.jpg" id="27" name="Picture"/>
-                    <pic:cNvPicPr>
-                      <a:picLocks noChangeArrowheads="1" noChangeAspect="1"/>
-                    </pic:cNvPicPr>
-                  </pic:nvPicPr>
-                  <pic:blipFill>
-                    <a:blip r:embed="rId25"/>
-                    <a:stretch>
-                      <a:fillRect/>
-                    </a:stretch>
-                  </pic:blipFill>
-                  <pic:spPr bwMode="auto">
-                    <a:xfrm>
-                      <a:off x="0" y="0"/>
-                      <a:ext cx="2667000" cy="2447114"/>
-                    </a:xfrm>
-                    <a:prstGeom prst="rect">
-                      <a:avLst/>
-                    </a:prstGeom>
-                    <a:noFill/>
-                    <a:ln w="9525">
-                      <a:noFill/>
-                      <a:headEnd/>
-                      <a:tailEnd/>
-                    </a:ln>
-                  </pic:spPr>
-                </pic:pic>
-              </a:graphicData>
-            </a:graphic>
-          </wp:inline>
-        </w:drawing>
-      </w:r>
-      <w:r>
-        <w:rPr>
-          <w:rFonts w:ascii="Times New Roman" w:hAnsi="Times New Roman" w:eastAsia="Times New Roman" w:cs="Times New Roman"/>
-        </w:rPr>
-        <w:t xml:space="preserve"> </w:t>
-      </w:r>
-      <w:r>
-        <w:rPr>
-          <w:rFonts w:ascii="Times New Roman" w:hAnsi="Times New Roman" w:eastAsia="Times New Roman" w:cs="Times New Roman"/>
-        </w:rPr>
-        <w:t xml:space="preserve">&gt; </w:t>
-      </w:r>
-      <w:r>
-        <w:rPr>
-          <w:rFonts w:hint="eastAsia" w:ascii="Times New Roman" w:hAnsi="Times New Roman" w:eastAsia="FangSong" w:cs="Times New Roman"/>
-        </w:rPr>
-        <w:t xml:space="preserve">图</w:t>
-      </w:r>
-      <w:r>
-        <w:rPr>
-          <w:rFonts w:ascii="Times New Roman" w:hAnsi="Times New Roman" w:eastAsia="Times New Roman" w:cs="Times New Roman"/>
-        </w:rPr>
-        <w:t xml:space="preserve"> </w:t>
-      </w:r>
-      <w:r>
-        <w:rPr>
-          <w:rFonts w:hint="eastAsia" w:ascii="Times New Roman" w:hAnsi="Times New Roman" w:eastAsia="Times New Roman" w:cs="Times New Roman"/>
-        </w:rPr>
-        <w:t>5-4：</w:t>
-      </w:r>
-      <w:r>
-        <w:rPr>
-          <w:rFonts w:hint="eastAsia" w:ascii="Times New Roman" w:hAnsi="Times New Roman" w:eastAsia="FangSong" w:cs="Times New Roman"/>
-        </w:rPr>
-        <w:t>可逆膨胀过程的</w:t>
-      </w:r>
-      <w:r>
-        <w:rPr>
-          <w:rFonts w:ascii="Times New Roman" w:hAnsi="Times New Roman" w:eastAsia="Times New Roman" w:cs="Times New Roman"/>
-        </w:rPr>
-        <w:t xml:space="preserve"> p-V </w:t>
-      </w:r>
-      <w:r>
-        <w:rPr>
-          <w:rFonts w:hint="eastAsia" w:ascii="Times New Roman" w:hAnsi="Times New Roman" w:eastAsia="FangSong" w:cs="Times New Roman"/>
-        </w:rPr>
-        <w:t xml:space="preserve">曲线</w:t>
-      </w:r>
-    </w:p>
-    <w:p>
-      <w:pPr>
-        <w:pStyle w:val="BodyText"/>
-        <w:spacing w:before="160" w:after="80"/>
-        <w:jc w:val="center"/>
-      </w:pPr>
-      <w:r>
-        <w:rPr>
-          <w:rFonts w:ascii="Times New Roman" w:hAnsi="Times New Roman" w:eastAsia="Times New Roman" w:cs="Times New Roman"/>
-        </w:rPr>
-        <w:drawing>
-          <wp:inline>
-            <wp:extent cx="2667000" cy="2324449"/>
-            <wp:effectExtent b="0" l="0" r="0" t="0"/>
-            <wp:docPr descr="" title="" id="29" name="Picture"/>
-            <a:graphic>
-              <a:graphicData uri="http://schemas.openxmlformats.org/drawingml/2006/picture">
-                <pic:pic>
-                  <pic:nvPicPr>
-                    <pic:cNvPr descr="5bc9dd9cd59feb52695f5048f48b11aa5c9c53267e0e35b9c643e8972cf7e335.jpg" id="30" name="Picture"/>
-                    <pic:cNvPicPr>
-                      <a:picLocks noChangeArrowheads="1" noChangeAspect="1"/>
-                    </pic:cNvPicPr>
-                  </pic:nvPicPr>
-                  <pic:blipFill>
-                    <a:blip r:embed="rId28"/>
-                    <a:stretch>
-                      <a:fillRect/>
-                    </a:stretch>
-                  </pic:blipFill>
-                  <pic:spPr bwMode="auto">
-                    <a:xfrm>
-                      <a:off x="0" y="0"/>
-                      <a:ext cx="2667000" cy="2324449"/>
-                    </a:xfrm>
-                    <a:prstGeom prst="rect">
-                      <a:avLst/>
-                    </a:prstGeom>
-                    <a:noFill/>
-                    <a:ln w="9525">
-                      <a:noFill/>
-                      <a:headEnd/>
-                      <a:tailEnd/>
-                    </a:ln>
-                  </pic:spPr>
-                </pic:pic>
-              </a:graphicData>
-            </a:graphic>
-          </wp:inline>
-        </w:drawing>
-      </w:r>
-      <w:r>
-        <w:rPr>
-          <w:rFonts w:ascii="Times New Roman" w:hAnsi="Times New Roman" w:eastAsia="Times New Roman" w:cs="Times New Roman"/>
-        </w:rPr>
-        <w:t xml:space="preserve"> </w:t>
-      </w:r>
-      <w:r>
-        <w:rPr>
-          <w:rFonts w:ascii="Times New Roman" w:hAnsi="Times New Roman" w:eastAsia="Times New Roman" w:cs="Times New Roman"/>
-        </w:rPr>
-        <w:t xml:space="preserve">&gt; </w:t>
-      </w:r>
-      <w:r>
-        <w:rPr>
-          <w:rFonts w:hint="eastAsia" w:ascii="Times New Roman" w:hAnsi="Times New Roman" w:eastAsia="FangSong" w:cs="Times New Roman"/>
-        </w:rPr>
-        <w:t xml:space="preserve">图</w:t>
-      </w:r>
-      <w:r>
-        <w:rPr>
-          <w:rFonts w:ascii="Times New Roman" w:hAnsi="Times New Roman" w:eastAsia="Times New Roman" w:cs="Times New Roman"/>
-        </w:rPr>
-        <w:t xml:space="preserve"> </w:t>
-      </w:r>
-      <w:r>
-        <w:rPr>
-          <w:rFonts w:hint="eastAsia" w:ascii="Times New Roman" w:hAnsi="Times New Roman" w:eastAsia="Times New Roman" w:cs="Times New Roman"/>
-        </w:rPr>
-        <w:t xml:space="preserve">5-5：Joule</w:t>
-      </w:r>
-      <w:r>
-        <w:rPr>
-          <w:rFonts w:ascii="Times New Roman" w:hAnsi="Times New Roman" w:eastAsia="Times New Roman" w:cs="Times New Roman"/>
-        </w:rPr>
-        <w:t xml:space="preserve"> </w:t>
-      </w:r>
-      <w:r>
-        <w:rPr>
-          <w:rFonts w:hint="eastAsia" w:ascii="Times New Roman" w:hAnsi="Times New Roman" w:eastAsia="FangSong" w:cs="Times New Roman"/>
-        </w:rPr>
-        <w:t xml:space="preserve">自由膨胀实验</w:t>
-      </w:r>
-    </w:p>
-    <w:p>
-      <w:pPr>
-        <w:pStyle w:val="BodyText"/>
+        <w:spacing w:before="120"/>
         <w:ind w:firstLine="420"/>
       </w:pPr>
       <w:r>
@@ -10950,6 +11190,7 @@
     <w:p>
       <w:pPr>
         <w:pStyle w:val="BodyText"/>
+        <w:spacing w:after="80"/>
       </w:pPr>
       <m:oMathPara>
         <m:oMathParaPr>
@@ -11160,97 +11401,152 @@
         </m:oMath>
       </m:oMathPara>
     </w:p>
-    <w:p>
-      <w:pPr>
-        <w:pStyle w:val="FirstParagraph"/>
-        <w:spacing w:before="160" w:after="80"/>
+    <w:tbl>
+      <w:tblPr>
+        <w:tblStyle w:val="Table"/>
+        <w:tblW w:type="pct" w:w="5000"/>
+        <w:tblLayout w:type="fixed"/>
+        <w:tblLook w:firstRow="1" w:lastRow="0" w:firstColumn="0" w:lastColumn="0" w:noHBand="0" w:noVBand="0" w:val="0020"/>
         <w:jc w:val="center"/>
-      </w:pPr>
-      <w:r>
-        <w:rPr>
-          <w:rFonts w:ascii="Times New Roman" w:hAnsi="Times New Roman" w:eastAsia="Times New Roman" w:cs="Times New Roman"/>
-        </w:rPr>
-        <w:drawing>
-          <wp:inline>
-            <wp:extent cx="2667000" cy="664377"/>
-            <wp:effectExtent b="0" l="0" r="0" t="0"/>
-            <wp:docPr descr="" title="" id="36" name="Picture"/>
-            <a:graphic>
-              <a:graphicData uri="http://schemas.openxmlformats.org/drawingml/2006/picture">
-                <pic:pic>
-                  <pic:nvPicPr>
-                    <pic:cNvPr descr="c8aa73a71fd1b8a2910ac2d07746fef70d5aad36206247efd1449aa3f69eb5a7.jpg" id="37" name="Picture"/>
-                    <pic:cNvPicPr>
-                      <a:picLocks noChangeArrowheads="1" noChangeAspect="1"/>
-                    </pic:cNvPicPr>
-                  </pic:nvPicPr>
-                  <pic:blipFill>
-                    <a:blip r:embed="rId35"/>
-                    <a:stretch>
-                      <a:fillRect/>
-                    </a:stretch>
-                  </pic:blipFill>
-                  <pic:spPr bwMode="auto">
-                    <a:xfrm>
-                      <a:off x="0" y="0"/>
-                      <a:ext cx="2667000" cy="664377"/>
-                    </a:xfrm>
-                    <a:prstGeom prst="rect">
-                      <a:avLst/>
-                    </a:prstGeom>
-                    <a:noFill/>
-                    <a:ln w="9525">
-                      <a:noFill/>
-                      <a:headEnd/>
-                      <a:tailEnd/>
-                    </a:ln>
-                  </pic:spPr>
-                </pic:pic>
-              </a:graphicData>
-            </a:graphic>
-          </wp:inline>
-        </w:drawing>
-      </w:r>
-      <w:r>
-        <w:rPr>
-          <w:rFonts w:ascii="Times New Roman" w:hAnsi="Times New Roman" w:eastAsia="Times New Roman" w:cs="Times New Roman"/>
-        </w:rPr>
-        <w:t xml:space="preserve"> </w:t>
-      </w:r>
-      <w:r>
-        <w:rPr>
-          <w:rFonts w:ascii="Times New Roman" w:hAnsi="Times New Roman" w:eastAsia="Times New Roman" w:cs="Times New Roman"/>
-        </w:rPr>
-        <w:t xml:space="preserve">&gt; </w:t>
-      </w:r>
-      <w:r>
-        <w:rPr>
-          <w:rFonts w:hint="eastAsia" w:ascii="Times New Roman" w:hAnsi="Times New Roman" w:eastAsia="FangSong" w:cs="Times New Roman"/>
-        </w:rPr>
-        <w:t xml:space="preserve">图</w:t>
-      </w:r>
-      <w:r>
-        <w:rPr>
-          <w:rFonts w:ascii="Times New Roman" w:hAnsi="Times New Roman" w:eastAsia="Times New Roman" w:cs="Times New Roman"/>
-        </w:rPr>
-        <w:t xml:space="preserve"> </w:t>
-      </w:r>
-      <w:r>
-        <w:rPr>
-          <w:rFonts w:hint="eastAsia" w:ascii="Times New Roman" w:hAnsi="Times New Roman" w:eastAsia="Times New Roman" w:cs="Times New Roman"/>
-        </w:rPr>
-        <w:t>5-6：</w:t>
-      </w:r>
-      <w:r>
-        <w:rPr>
-          <w:rFonts w:hint="eastAsia" w:ascii="Times New Roman" w:hAnsi="Times New Roman" w:eastAsia="FangSong" w:cs="Times New Roman"/>
-        </w:rPr>
-        <w:t>盖斯定律与生成焓</w:t>
-      </w:r>
-    </w:p>
+        <w:tblBorders>
+          <w:top w:val="single" w:sz="12" w:space="0" w:color="333333"/>
+          <w:bottom w:val="single" w:sz="12" w:space="0" w:color="333333"/>
+          <w:left w:val="none"/>
+          <w:right w:val="none"/>
+          <w:insideH w:val="none"/>
+          <w:insideV w:val="none"/>
+        </w:tblBorders>
+      </w:tblPr>
+      <w:tblGrid>
+        <w:gridCol w:w="7920"/>
+      </w:tblGrid>
+      <w:tr>
+        <w:trPr>
+          <w:tblHeader w:val="on"/>
+        </w:trPr>
+        <w:tc>
+          <w:tcPr>
+            <w:tcBorders>
+              <w:bottom w:val="single" w:sz="6" w:space="0" w:color="333333"/>
+            </w:tcBorders>
+          </w:tcPr>
+          <w:p>
+            <w:pPr>
+              <w:pStyle w:val="Compact"/>
+              <w:jc w:val="center"/>
+            </w:pPr>
+            <w:r>
+              <w:rPr>
+                <w:rFonts w:hint="eastAsia" w:ascii="Times New Roman" w:hAnsi="Times New Roman" w:eastAsia="SimHei" w:cs="Times New Roman"/>
+                <w:b/>
+              </w:rPr>
+              <w:t xml:space="preserve">盖斯定律与生成焓</w:t>
+            </w:r>
+          </w:p>
+        </w:tc>
+      </w:tr>
+      <w:tr>
+        <w:tc>
+          <w:tcPr/>
+          <w:p>
+            <w:pPr>
+              <w:pStyle w:val="Compact"/>
+              <w:jc w:val="center"/>
+            </w:pPr>
+            <w:r>
+              <w:rPr>
+                <w:rFonts w:ascii="Times New Roman" w:hAnsi="Times New Roman" w:eastAsia="Times New Roman" w:cs="Times New Roman"/>
+              </w:rPr>
+              <w:drawing>
+                <wp:inline>
+                  <wp:extent cx="2667000" cy="664377"/>
+                  <wp:effectExtent b="0" l="0" r="0" t="0"/>
+                  <wp:docPr descr="" title="" id="36" name="Picture"/>
+                  <a:graphic>
+                    <a:graphicData uri="http://schemas.openxmlformats.org/drawingml/2006/picture">
+                      <pic:pic>
+                        <pic:nvPicPr>
+                          <pic:cNvPr descr="c8aa73a71fd1b8a2910ac2d07746fef70d5aad36206247efd1449aa3f69eb5a7.jpg" id="37" name="Picture"/>
+                          <pic:cNvPicPr>
+                            <a:picLocks noChangeArrowheads="1" noChangeAspect="1"/>
+                          </pic:cNvPicPr>
+                        </pic:nvPicPr>
+                        <pic:blipFill>
+                          <a:blip r:embed="rId35"/>
+                          <a:stretch>
+                            <a:fillRect/>
+                          </a:stretch>
+                        </pic:blipFill>
+                        <pic:spPr bwMode="auto">
+                          <a:xfrm>
+                            <a:off x="0" y="0"/>
+                            <a:ext cx="2667000" cy="664377"/>
+                          </a:xfrm>
+                          <a:prstGeom prst="rect">
+                            <a:avLst/>
+                          </a:prstGeom>
+                          <a:noFill/>
+                          <a:ln w="9525">
+                            <a:noFill/>
+                            <a:headEnd/>
+                            <a:tailEnd/>
+                          </a:ln>
+                        </pic:spPr>
+                      </pic:pic>
+                    </a:graphicData>
+                  </a:graphic>
+                </wp:inline>
+              </w:drawing>
+            </w:r>
+          </w:p>
+        </w:tc>
+      </w:tr>
+      <w:tr>
+        <w:tc>
+          <w:tcPr/>
+          <w:p>
+            <w:pPr>
+              <w:pStyle w:val="Compact"/>
+              <w:jc w:val="center"/>
+            </w:pPr>
+            <w:r>
+              <w:rPr>
+                <w:rFonts w:ascii="Times New Roman" w:hAnsi="Times New Roman" w:eastAsia="Times New Roman" w:cs="Times New Roman"/>
+              </w:rPr>
+              <w:t xml:space="preserve">&gt; </w:t>
+            </w:r>
+            <w:r>
+              <w:rPr>
+                <w:rFonts w:hint="eastAsia" w:ascii="Times New Roman" w:hAnsi="Times New Roman" w:eastAsia="FangSong" w:cs="Times New Roman"/>
+              </w:rPr>
+              <w:t xml:space="preserve">图</w:t>
+            </w:r>
+            <w:r>
+              <w:rPr>
+                <w:rFonts w:ascii="Times New Roman" w:hAnsi="Times New Roman" w:eastAsia="Times New Roman" w:cs="Times New Roman"/>
+              </w:rPr>
+              <w:t xml:space="preserve"> </w:t>
+            </w:r>
+            <w:r>
+              <w:rPr>
+                <w:rFonts w:hint="eastAsia" w:ascii="Times New Roman" w:hAnsi="Times New Roman" w:eastAsia="Times New Roman" w:cs="Times New Roman"/>
+              </w:rPr>
+              <w:t>5-6：</w:t>
+            </w:r>
+            <w:r>
+              <w:rPr>
+                <w:rFonts w:hint="eastAsia" w:ascii="Times New Roman" w:hAnsi="Times New Roman" w:eastAsia="FangSong" w:cs="Times New Roman"/>
+              </w:rPr>
+              <w:t>盖斯定律与生成焓</w:t>
+            </w:r>
+          </w:p>
+        </w:tc>
+      </w:tr>
+    </w:tbl>
     <w:p>
       <w:pPr>
         <w:pStyle w:val="BodyText"/>
+        <w:spacing w:before="120"/>
         <w:ind w:firstLine="420"/>
       </w:pPr>
       <w:r>
@@ -11599,6 +11895,7 @@
     <w:p>
       <w:pPr>
         <w:pStyle w:val="FirstParagraph"/>
+        <w:spacing w:after="80"/>
         <w:ind w:firstLine="420"/>
       </w:pPr>
       <w:r>
@@ -11658,97 +11955,152 @@
         <w:t>。</w:t>
       </w:r>
     </w:p>
+    <w:tbl>
+      <w:tblPr>
+        <w:tblStyle w:val="Table"/>
+        <w:tblW w:type="pct" w:w="5000"/>
+        <w:tblLayout w:type="fixed"/>
+        <w:tblLook w:firstRow="1" w:lastRow="0" w:firstColumn="0" w:lastColumn="0" w:noHBand="0" w:noVBand="0" w:val="0020"/>
+        <w:jc w:val="center"/>
+        <w:tblBorders>
+          <w:top w:val="single" w:sz="12" w:space="0" w:color="333333"/>
+          <w:bottom w:val="single" w:sz="12" w:space="0" w:color="333333"/>
+          <w:left w:val="none"/>
+          <w:right w:val="none"/>
+          <w:insideH w:val="none"/>
+          <w:insideV w:val="none"/>
+        </w:tblBorders>
+      </w:tblPr>
+      <w:tblGrid>
+        <w:gridCol w:w="7920"/>
+      </w:tblGrid>
+      <w:tr>
+        <w:trPr>
+          <w:tblHeader w:val="on"/>
+        </w:trPr>
+        <w:tc>
+          <w:tcPr>
+            <w:tcBorders>
+              <w:bottom w:val="single" w:sz="6" w:space="0" w:color="333333"/>
+            </w:tcBorders>
+          </w:tcPr>
+          <w:p>
+            <w:pPr>
+              <w:pStyle w:val="Compact"/>
+              <w:jc w:val="center"/>
+            </w:pPr>
+            <w:r>
+              <w:rPr>
+                <w:rFonts w:hint="eastAsia" w:ascii="Times New Roman" w:hAnsi="Times New Roman" w:eastAsia="SimHei" w:cs="Times New Roman"/>
+                <w:b/>
+              </w:rPr>
+              <w:t xml:space="preserve">盖斯定律与燃烧焓</w:t>
+            </w:r>
+          </w:p>
+        </w:tc>
+      </w:tr>
+      <w:tr>
+        <w:tc>
+          <w:tcPr/>
+          <w:p>
+            <w:pPr>
+              <w:pStyle w:val="Compact"/>
+              <w:jc w:val="center"/>
+            </w:pPr>
+            <w:r>
+              <w:rPr>
+                <w:rFonts w:ascii="Times New Roman" w:hAnsi="Times New Roman" w:eastAsia="Times New Roman" w:cs="Times New Roman"/>
+              </w:rPr>
+              <w:drawing>
+                <wp:inline>
+                  <wp:extent cx="2667000" cy="618813"/>
+                  <wp:effectExtent b="0" l="0" r="0" t="0"/>
+                  <wp:docPr descr="" title="" id="39" name="Picture"/>
+                  <a:graphic>
+                    <a:graphicData uri="http://schemas.openxmlformats.org/drawingml/2006/picture">
+                      <pic:pic>
+                        <pic:nvPicPr>
+                          <pic:cNvPr descr="fb93d8aa2c43e24cc3cc6a4d60ab4d7b8574e447d842e6f7d6a5f5d44a3029a3.jpg" id="40" name="Picture"/>
+                          <pic:cNvPicPr>
+                            <a:picLocks noChangeArrowheads="1" noChangeAspect="1"/>
+                          </pic:cNvPicPr>
+                        </pic:nvPicPr>
+                        <pic:blipFill>
+                          <a:blip r:embed="rId38"/>
+                          <a:stretch>
+                            <a:fillRect/>
+                          </a:stretch>
+                        </pic:blipFill>
+                        <pic:spPr bwMode="auto">
+                          <a:xfrm>
+                            <a:off x="0" y="0"/>
+                            <a:ext cx="2667000" cy="618813"/>
+                          </a:xfrm>
+                          <a:prstGeom prst="rect">
+                            <a:avLst/>
+                          </a:prstGeom>
+                          <a:noFill/>
+                          <a:ln w="9525">
+                            <a:noFill/>
+                            <a:headEnd/>
+                            <a:tailEnd/>
+                          </a:ln>
+                        </pic:spPr>
+                      </pic:pic>
+                    </a:graphicData>
+                  </a:graphic>
+                </wp:inline>
+              </w:drawing>
+            </w:r>
+          </w:p>
+        </w:tc>
+      </w:tr>
+      <w:tr>
+        <w:tc>
+          <w:tcPr/>
+          <w:p>
+            <w:pPr>
+              <w:pStyle w:val="Compact"/>
+              <w:jc w:val="center"/>
+            </w:pPr>
+            <w:r>
+              <w:rPr>
+                <w:rFonts w:ascii="Times New Roman" w:hAnsi="Times New Roman" w:eastAsia="Times New Roman" w:cs="Times New Roman"/>
+              </w:rPr>
+              <w:t xml:space="preserve">&gt; </w:t>
+            </w:r>
+            <w:r>
+              <w:rPr>
+                <w:rFonts w:hint="eastAsia" w:ascii="Times New Roman" w:hAnsi="Times New Roman" w:eastAsia="FangSong" w:cs="Times New Roman"/>
+              </w:rPr>
+              <w:t xml:space="preserve">图</w:t>
+            </w:r>
+            <w:r>
+              <w:rPr>
+                <w:rFonts w:ascii="Times New Roman" w:hAnsi="Times New Roman" w:eastAsia="Times New Roman" w:cs="Times New Roman"/>
+              </w:rPr>
+              <w:t xml:space="preserve"> </w:t>
+            </w:r>
+            <w:r>
+              <w:rPr>
+                <w:rFonts w:hint="eastAsia" w:ascii="Times New Roman" w:hAnsi="Times New Roman" w:eastAsia="Times New Roman" w:cs="Times New Roman"/>
+              </w:rPr>
+              <w:t>5-7：</w:t>
+            </w:r>
+            <w:r>
+              <w:rPr>
+                <w:rFonts w:hint="eastAsia" w:ascii="Times New Roman" w:hAnsi="Times New Roman" w:eastAsia="FangSong" w:cs="Times New Roman"/>
+              </w:rPr>
+              <w:t>盖斯定律与燃烧焓</w:t>
+            </w:r>
+          </w:p>
+        </w:tc>
+      </w:tr>
+    </w:tbl>
     <w:p>
       <w:pPr>
         <w:pStyle w:val="BodyText"/>
-        <w:spacing w:before="160" w:after="80"/>
-        <w:jc w:val="center"/>
-      </w:pPr>
-      <w:r>
-        <w:rPr>
-          <w:rFonts w:ascii="Times New Roman" w:hAnsi="Times New Roman" w:eastAsia="Times New Roman" w:cs="Times New Roman"/>
-        </w:rPr>
-        <w:drawing>
-          <wp:inline>
-            <wp:extent cx="2667000" cy="618813"/>
-            <wp:effectExtent b="0" l="0" r="0" t="0"/>
-            <wp:docPr descr="" title="" id="39" name="Picture"/>
-            <a:graphic>
-              <a:graphicData uri="http://schemas.openxmlformats.org/drawingml/2006/picture">
-                <pic:pic>
-                  <pic:nvPicPr>
-                    <pic:cNvPr descr="fb93d8aa2c43e24cc3cc6a4d60ab4d7b8574e447d842e6f7d6a5f5d44a3029a3.jpg" id="40" name="Picture"/>
-                    <pic:cNvPicPr>
-                      <a:picLocks noChangeArrowheads="1" noChangeAspect="1"/>
-                    </pic:cNvPicPr>
-                  </pic:nvPicPr>
-                  <pic:blipFill>
-                    <a:blip r:embed="rId38"/>
-                    <a:stretch>
-                      <a:fillRect/>
-                    </a:stretch>
-                  </pic:blipFill>
-                  <pic:spPr bwMode="auto">
-                    <a:xfrm>
-                      <a:off x="0" y="0"/>
-                      <a:ext cx="2667000" cy="618813"/>
-                    </a:xfrm>
-                    <a:prstGeom prst="rect">
-                      <a:avLst/>
-                    </a:prstGeom>
-                    <a:noFill/>
-                    <a:ln w="9525">
-                      <a:noFill/>
-                      <a:headEnd/>
-                      <a:tailEnd/>
-                    </a:ln>
-                  </pic:spPr>
-                </pic:pic>
-              </a:graphicData>
-            </a:graphic>
-          </wp:inline>
-        </w:drawing>
-      </w:r>
-      <w:r>
-        <w:rPr>
-          <w:rFonts w:ascii="Times New Roman" w:hAnsi="Times New Roman" w:eastAsia="Times New Roman" w:cs="Times New Roman"/>
-        </w:rPr>
-        <w:t xml:space="preserve"> </w:t>
-      </w:r>
-      <w:r>
-        <w:rPr>
-          <w:rFonts w:ascii="Times New Roman" w:hAnsi="Times New Roman" w:eastAsia="Times New Roman" w:cs="Times New Roman"/>
-        </w:rPr>
-        <w:t xml:space="preserve">&gt; </w:t>
-      </w:r>
-      <w:r>
-        <w:rPr>
-          <w:rFonts w:hint="eastAsia" w:ascii="Times New Roman" w:hAnsi="Times New Roman" w:eastAsia="FangSong" w:cs="Times New Roman"/>
-        </w:rPr>
-        <w:t xml:space="preserve">图</w:t>
-      </w:r>
-      <w:r>
-        <w:rPr>
-          <w:rFonts w:ascii="Times New Roman" w:hAnsi="Times New Roman" w:eastAsia="Times New Roman" w:cs="Times New Roman"/>
-        </w:rPr>
-        <w:t xml:space="preserve"> </w:t>
-      </w:r>
-      <w:r>
-        <w:rPr>
-          <w:rFonts w:hint="eastAsia" w:ascii="Times New Roman" w:hAnsi="Times New Roman" w:eastAsia="Times New Roman" w:cs="Times New Roman"/>
-        </w:rPr>
-        <w:t>5-7：</w:t>
-      </w:r>
-      <w:r>
-        <w:rPr>
-          <w:rFonts w:hint="eastAsia" w:ascii="Times New Roman" w:hAnsi="Times New Roman" w:eastAsia="FangSong" w:cs="Times New Roman"/>
-        </w:rPr>
-        <w:t>盖斯定律与燃烧焓</w:t>
-      </w:r>
-    </w:p>
-    <w:p>
-      <w:pPr>
-        <w:pStyle w:val="BodyText"/>
+        <w:spacing w:before="120"/>
         <w:ind w:firstLine="420"/>
       </w:pPr>
       <w:r>
@@ -13433,6 +13785,7 @@
     <w:p>
       <w:pPr>
         <w:pStyle w:val="BodyText"/>
+        <w:spacing w:after="80"/>
         <w:ind w:firstLine="420"/>
       </w:pPr>
       <w:r>
@@ -13490,139 +13843,208 @@
         <w:t>。</w:t>
       </w:r>
     </w:p>
+    <w:tbl>
+      <w:tblPr>
+        <w:tblStyle w:val="Table"/>
+        <w:tblW w:type="pct" w:w="5000"/>
+        <w:tblLayout w:type="fixed"/>
+        <w:tblLook w:firstRow="1" w:lastRow="0" w:firstColumn="0" w:lastColumn="0" w:noHBand="0" w:noVBand="0" w:val="0020"/>
+        <w:jc w:val="center"/>
+        <w:tblBorders>
+          <w:top w:val="single" w:sz="12" w:space="0" w:color="333333"/>
+          <w:bottom w:val="single" w:sz="12" w:space="0" w:color="333333"/>
+          <w:left w:val="none"/>
+          <w:right w:val="none"/>
+          <w:insideH w:val="none"/>
+          <w:insideV w:val="none"/>
+        </w:tblBorders>
+      </w:tblPr>
+      <w:tblGrid>
+        <w:gridCol w:w="7920"/>
+      </w:tblGrid>
+      <w:tr>
+        <w:trPr>
+          <w:tblHeader w:val="on"/>
+        </w:trPr>
+        <w:tc>
+          <w:tcPr>
+            <w:tcBorders>
+              <w:bottom w:val="single" w:sz="6" w:space="0" w:color="333333"/>
+            </w:tcBorders>
+          </w:tcPr>
+          <w:p>
+            <w:pPr>
+              <w:pStyle w:val="Compact"/>
+              <w:jc w:val="center"/>
+            </w:pPr>
+            <w:r>
+              <w:rPr>
+                <w:rFonts w:ascii="Times New Roman" w:hAnsi="Times New Roman" w:eastAsia="Times New Roman" w:cs="Times New Roman"/>
+                <w:b/>
+              </w:rPr>
+              <w:t xml:space="preserve">NaF </w:t>
+            </w:r>
+            <w:r>
+              <w:rPr>
+                <w:rFonts w:hint="eastAsia" w:ascii="Times New Roman" w:hAnsi="Times New Roman" w:eastAsia="SimHei" w:cs="Times New Roman"/>
+                <w:b/>
+              </w:rPr>
+              <w:t xml:space="preserve">与</w:t>
+            </w:r>
+            <w:r>
+              <w:rPr>
+                <w:rFonts w:ascii="Times New Roman" w:hAnsi="Times New Roman" w:eastAsia="Times New Roman" w:cs="Times New Roman"/>
+                <w:b/>
+              </w:rPr>
+              <w:t xml:space="preserve"> NaCl</w:t>
+            </w:r>
+          </w:p>
+        </w:tc>
+      </w:tr>
+      <w:tr>
+        <w:tc>
+          <w:tcPr/>
+          <w:p>
+            <w:pPr>
+              <w:pStyle w:val="Compact"/>
+              <w:jc w:val="center"/>
+            </w:pPr>
+            <w:r>
+              <w:rPr>
+                <w:rFonts w:ascii="Times New Roman" w:hAnsi="Times New Roman" w:eastAsia="Times New Roman" w:cs="Times New Roman"/>
+              </w:rPr>
+              <w:drawing>
+                <wp:inline>
+                  <wp:extent cx="2667000" cy="1473774"/>
+                  <wp:effectExtent b="0" l="0" r="0" t="0"/>
+                  <wp:docPr descr="" title="" id="44" name="Picture"/>
+                  <a:graphic>
+                    <a:graphicData uri="http://schemas.openxmlformats.org/drawingml/2006/picture">
+                      <pic:pic>
+                        <pic:nvPicPr>
+                          <pic:cNvPr descr="11f70d7ecb264b5840dab223e6a121402bbbca582b42e33dba601224c421d741.jpg" id="45" name="Picture"/>
+                          <pic:cNvPicPr>
+                            <a:picLocks noChangeArrowheads="1" noChangeAspect="1"/>
+                          </pic:cNvPicPr>
+                        </pic:nvPicPr>
+                        <pic:blipFill>
+                          <a:blip r:embed="rId43"/>
+                          <a:stretch>
+                            <a:fillRect/>
+                          </a:stretch>
+                        </pic:blipFill>
+                        <pic:spPr bwMode="auto">
+                          <a:xfrm>
+                            <a:off x="0" y="0"/>
+                            <a:ext cx="2667000" cy="1473774"/>
+                          </a:xfrm>
+                          <a:prstGeom prst="rect">
+                            <a:avLst/>
+                          </a:prstGeom>
+                          <a:noFill/>
+                          <a:ln w="9525">
+                            <a:noFill/>
+                            <a:headEnd/>
+                            <a:tailEnd/>
+                          </a:ln>
+                        </pic:spPr>
+                      </pic:pic>
+                    </a:graphicData>
+                  </a:graphic>
+                </wp:inline>
+              </w:drawing>
+            </w:r>
+          </w:p>
+        </w:tc>
+      </w:tr>
+      <w:tr>
+        <w:tc>
+          <w:tcPr/>
+          <w:p>
+            <w:pPr>
+              <w:pStyle w:val="Compact"/>
+              <w:jc w:val="center"/>
+            </w:pPr>
+            <w:r>
+              <w:rPr>
+                <w:rFonts w:ascii="Times New Roman" w:hAnsi="Times New Roman" w:eastAsia="Times New Roman" w:cs="Times New Roman"/>
+              </w:rPr>
+              <w:t xml:space="preserve">&gt; </w:t>
+            </w:r>
+            <w:r>
+              <w:rPr>
+                <w:rFonts w:hint="eastAsia" w:ascii="Times New Roman" w:hAnsi="Times New Roman" w:eastAsia="FangSong" w:cs="Times New Roman"/>
+              </w:rPr>
+              <w:t xml:space="preserve">图</w:t>
+            </w:r>
+            <w:r>
+              <w:rPr>
+                <w:rFonts w:ascii="Times New Roman" w:hAnsi="Times New Roman" w:eastAsia="Times New Roman" w:cs="Times New Roman"/>
+              </w:rPr>
+              <w:t xml:space="preserve"> </w:t>
+            </w:r>
+            <w:r>
+              <w:rPr>
+                <w:rFonts w:hint="eastAsia" w:ascii="Times New Roman" w:hAnsi="Times New Roman" w:eastAsia="Times New Roman" w:cs="Times New Roman"/>
+              </w:rPr>
+              <w:t xml:space="preserve">5-8：NaF</w:t>
+            </w:r>
+            <w:r>
+              <w:rPr>
+                <w:rFonts w:ascii="Times New Roman" w:hAnsi="Times New Roman" w:eastAsia="Times New Roman" w:cs="Times New Roman"/>
+              </w:rPr>
+              <w:t xml:space="preserve"> </w:t>
+            </w:r>
+            <w:r>
+              <w:rPr>
+                <w:rFonts w:hint="eastAsia" w:ascii="Times New Roman" w:hAnsi="Times New Roman" w:eastAsia="FangSong" w:cs="Times New Roman"/>
+              </w:rPr>
+              <w:t xml:space="preserve">与</w:t>
+            </w:r>
+            <w:r>
+              <w:rPr>
+                <w:rFonts w:ascii="Times New Roman" w:hAnsi="Times New Roman" w:eastAsia="Times New Roman" w:cs="Times New Roman"/>
+              </w:rPr>
+              <w:t xml:space="preserve"> NaCl </w:t>
+            </w:r>
+            <w:r>
+              <w:rPr>
+                <w:rFonts w:hint="eastAsia" w:ascii="Times New Roman" w:hAnsi="Times New Roman" w:eastAsia="FangSong" w:cs="Times New Roman"/>
+              </w:rPr>
+              <w:t>的热化学循环</w:t>
+            </w:r>
+            <w:r>
+              <w:rPr>
+                <w:rFonts w:hint="eastAsia" w:ascii="Times New Roman" w:hAnsi="Times New Roman" w:eastAsia="Times New Roman" w:cs="Times New Roman"/>
+              </w:rPr>
+              <w:t>：</w:t>
+            </w:r>
+            <w:r>
+              <w:rPr>
+                <w:rFonts w:hint="eastAsia" w:ascii="Times New Roman" w:hAnsi="Times New Roman" w:eastAsia="FangSong" w:cs="Times New Roman"/>
+              </w:rPr>
+              <w:t>并列观察</w:t>
+            </w:r>
+            <w:r>
+              <w:rPr>
+                <w:rFonts w:ascii="Times New Roman" w:hAnsi="Times New Roman" w:eastAsia="Times New Roman" w:cs="Times New Roman"/>
+              </w:rPr>
+              <w:t xml:space="preserve"> Born-Haber </w:t>
+            </w:r>
+            <w:r>
+              <w:rPr>
+                <w:rFonts w:hint="eastAsia" w:ascii="Times New Roman" w:hAnsi="Times New Roman" w:eastAsia="FangSong" w:cs="Times New Roman"/>
+              </w:rPr>
+              <w:t xml:space="preserve">循环中各能量项的贡献</w:t>
+            </w:r>
+          </w:p>
+        </w:tc>
+      </w:tr>
+    </w:tbl>
     <w:p>
       <w:pPr>
         <w:pStyle w:val="BodyText"/>
-        <w:spacing w:before="160" w:after="80"/>
-        <w:jc w:val="center"/>
-      </w:pPr>
-      <w:r>
-        <w:rPr>
-          <w:rFonts w:ascii="Times New Roman" w:hAnsi="Times New Roman" w:eastAsia="Times New Roman" w:cs="Times New Roman"/>
-        </w:rPr>
-        <w:drawing>
-          <wp:inline>
-            <wp:extent cx="2667000" cy="1473774"/>
-            <wp:effectExtent b="0" l="0" r="0" t="0"/>
-            <wp:docPr descr="" title="" id="44" name="Picture"/>
-            <a:graphic>
-              <a:graphicData uri="http://schemas.openxmlformats.org/drawingml/2006/picture">
-                <pic:pic>
-                  <pic:nvPicPr>
-                    <pic:cNvPr descr="11f70d7ecb264b5840dab223e6a121402bbbca582b42e33dba601224c421d741.jpg" id="45" name="Picture"/>
-                    <pic:cNvPicPr>
-                      <a:picLocks noChangeArrowheads="1" noChangeAspect="1"/>
-                    </pic:cNvPicPr>
-                  </pic:nvPicPr>
-                  <pic:blipFill>
-                    <a:blip r:embed="rId43"/>
-                    <a:stretch>
-                      <a:fillRect/>
-                    </a:stretch>
-                  </pic:blipFill>
-                  <pic:spPr bwMode="auto">
-                    <a:xfrm>
-                      <a:off x="0" y="0"/>
-                      <a:ext cx="2667000" cy="1473774"/>
-                    </a:xfrm>
-                    <a:prstGeom prst="rect">
-                      <a:avLst/>
-                    </a:prstGeom>
-                    <a:noFill/>
-                    <a:ln w="9525">
-                      <a:noFill/>
-                      <a:headEnd/>
-                      <a:tailEnd/>
-                    </a:ln>
-                  </pic:spPr>
-                </pic:pic>
-              </a:graphicData>
-            </a:graphic>
-          </wp:inline>
-        </w:drawing>
-      </w:r>
-      <w:r>
-        <w:rPr>
-          <w:rFonts w:ascii="Times New Roman" w:hAnsi="Times New Roman" w:eastAsia="Times New Roman" w:cs="Times New Roman"/>
-        </w:rPr>
-        <w:t xml:space="preserve"> </w:t>
-      </w:r>
-      <w:r>
-        <w:rPr>
-          <w:rFonts w:ascii="Times New Roman" w:hAnsi="Times New Roman" w:eastAsia="Times New Roman" w:cs="Times New Roman"/>
-        </w:rPr>
-        <w:t xml:space="preserve">&gt; </w:t>
-      </w:r>
-      <w:r>
-        <w:rPr>
-          <w:rFonts w:hint="eastAsia" w:ascii="Times New Roman" w:hAnsi="Times New Roman" w:eastAsia="FangSong" w:cs="Times New Roman"/>
-        </w:rPr>
-        <w:t xml:space="preserve">图</w:t>
-      </w:r>
-      <w:r>
-        <w:rPr>
-          <w:rFonts w:ascii="Times New Roman" w:hAnsi="Times New Roman" w:eastAsia="Times New Roman" w:cs="Times New Roman"/>
-        </w:rPr>
-        <w:t xml:space="preserve"> </w:t>
-      </w:r>
-      <w:r>
-        <w:rPr>
-          <w:rFonts w:hint="eastAsia" w:ascii="Times New Roman" w:hAnsi="Times New Roman" w:eastAsia="Times New Roman" w:cs="Times New Roman"/>
-        </w:rPr>
-        <w:t xml:space="preserve">5-8：NaF</w:t>
-      </w:r>
-      <w:r>
-        <w:rPr>
-          <w:rFonts w:ascii="Times New Roman" w:hAnsi="Times New Roman" w:eastAsia="Times New Roman" w:cs="Times New Roman"/>
-        </w:rPr>
-        <w:t xml:space="preserve"> </w:t>
-      </w:r>
-      <w:r>
-        <w:rPr>
-          <w:rFonts w:hint="eastAsia" w:ascii="Times New Roman" w:hAnsi="Times New Roman" w:eastAsia="FangSong" w:cs="Times New Roman"/>
-        </w:rPr>
-        <w:t xml:space="preserve">与</w:t>
-      </w:r>
-      <w:r>
-        <w:rPr>
-          <w:rFonts w:ascii="Times New Roman" w:hAnsi="Times New Roman" w:eastAsia="Times New Roman" w:cs="Times New Roman"/>
-        </w:rPr>
-        <w:t xml:space="preserve"> NaCl </w:t>
-      </w:r>
-      <w:r>
-        <w:rPr>
-          <w:rFonts w:hint="eastAsia" w:ascii="Times New Roman" w:hAnsi="Times New Roman" w:eastAsia="FangSong" w:cs="Times New Roman"/>
-        </w:rPr>
-        <w:t>的热化学循环</w:t>
-      </w:r>
-      <w:r>
-        <w:rPr>
-          <w:rFonts w:hint="eastAsia" w:ascii="Times New Roman" w:hAnsi="Times New Roman" w:eastAsia="Times New Roman" w:cs="Times New Roman"/>
-        </w:rPr>
-        <w:t>：</w:t>
-      </w:r>
-      <w:r>
-        <w:rPr>
-          <w:rFonts w:hint="eastAsia" w:ascii="Times New Roman" w:hAnsi="Times New Roman" w:eastAsia="FangSong" w:cs="Times New Roman"/>
-        </w:rPr>
-        <w:t>并列观察</w:t>
-      </w:r>
-      <w:r>
-        <w:rPr>
-          <w:rFonts w:ascii="Times New Roman" w:hAnsi="Times New Roman" w:eastAsia="Times New Roman" w:cs="Times New Roman"/>
-        </w:rPr>
-        <w:t xml:space="preserve"> Born-Haber </w:t>
-      </w:r>
-      <w:r>
-        <w:rPr>
-          <w:rFonts w:hint="eastAsia" w:ascii="Times New Roman" w:hAnsi="Times New Roman" w:eastAsia="FangSong" w:cs="Times New Roman"/>
-        </w:rPr>
-        <w:t xml:space="preserve">循环中各能量项的贡献</w:t>
-      </w:r>
-    </w:p>
-    <w:p>
-      <w:pPr>
-        <w:pStyle w:val="BodyText"/>
+        <w:spacing w:before="120"/>
         <w:ind w:firstLine="420"/>
       </w:pPr>
       <w:r>
@@ -21958,7 +22380,7 @@
     <w:p>
       <w:pPr>
         <w:pStyle w:val="BodyText"/>
-        <w:spacing w:before="120"/>
+        <w:spacing w:before="120" w:after="80"/>
         <w:ind w:firstLine="420"/>
       </w:pPr>
       <w:r>
@@ -22102,121 +22524,176 @@
         <w:t>。</w:t>
       </w:r>
     </w:p>
+    <w:tbl>
+      <w:tblPr>
+        <w:tblStyle w:val="Table"/>
+        <w:tblW w:type="pct" w:w="5000"/>
+        <w:tblLayout w:type="fixed"/>
+        <w:tblLook w:firstRow="1" w:lastRow="0" w:firstColumn="0" w:lastColumn="0" w:noHBand="0" w:noVBand="0" w:val="0020"/>
+        <w:jc w:val="center"/>
+        <w:tblBorders>
+          <w:top w:val="single" w:sz="12" w:space="0" w:color="333333"/>
+          <w:bottom w:val="single" w:sz="12" w:space="0" w:color="333333"/>
+          <w:left w:val="none"/>
+          <w:right w:val="none"/>
+          <w:insideH w:val="none"/>
+          <w:insideV w:val="none"/>
+        </w:tblBorders>
+      </w:tblPr>
+      <w:tblGrid>
+        <w:gridCol w:w="7920"/>
+      </w:tblGrid>
+      <w:tr>
+        <w:trPr>
+          <w:tblHeader w:val="on"/>
+        </w:trPr>
+        <w:tc>
+          <w:tcPr>
+            <w:tcBorders>
+              <w:bottom w:val="single" w:sz="6" w:space="0" w:color="333333"/>
+            </w:tcBorders>
+          </w:tcPr>
+          <w:p>
+            <w:pPr>
+              <w:pStyle w:val="Compact"/>
+              <w:jc w:val="center"/>
+            </w:pPr>
+            <w:r>
+              <w:rPr>
+                <w:rFonts w:hint="eastAsia" w:ascii="Times New Roman" w:hAnsi="Times New Roman" w:eastAsia="SimHei" w:cs="Times New Roman"/>
+                <w:b/>
+              </w:rPr>
+              <w:t xml:space="preserve">碳酸钙分解</w:t>
+            </w:r>
+          </w:p>
+        </w:tc>
+      </w:tr>
+      <w:tr>
+        <w:tc>
+          <w:tcPr/>
+          <w:p>
+            <w:pPr>
+              <w:pStyle w:val="Compact"/>
+              <w:jc w:val="center"/>
+            </w:pPr>
+            <w:r>
+              <w:rPr>
+                <w:rFonts w:ascii="Times New Roman" w:hAnsi="Times New Roman" w:eastAsia="Times New Roman" w:cs="Times New Roman"/>
+              </w:rPr>
+              <w:drawing>
+                <wp:inline>
+                  <wp:extent cx="2667000" cy="2549652"/>
+                  <wp:effectExtent b="0" l="0" r="0" t="0"/>
+                  <wp:docPr descr="" title="" id="57" name="Picture"/>
+                  <a:graphic>
+                    <a:graphicData uri="http://schemas.openxmlformats.org/drawingml/2006/picture">
+                      <pic:pic>
+                        <pic:nvPicPr>
+                          <pic:cNvPr descr="b282899c8c9337569565706f6e27540b95f66da8f962041e4bdf357acfd49453.jpg" id="58" name="Picture"/>
+                          <pic:cNvPicPr>
+                            <a:picLocks noChangeArrowheads="1" noChangeAspect="1"/>
+                          </pic:cNvPicPr>
+                        </pic:nvPicPr>
+                        <pic:blipFill>
+                          <a:blip r:embed="rId56"/>
+                          <a:stretch>
+                            <a:fillRect/>
+                          </a:stretch>
+                        </pic:blipFill>
+                        <pic:spPr bwMode="auto">
+                          <a:xfrm>
+                            <a:off x="0" y="0"/>
+                            <a:ext cx="2667000" cy="2549652"/>
+                          </a:xfrm>
+                          <a:prstGeom prst="rect">
+                            <a:avLst/>
+                          </a:prstGeom>
+                          <a:noFill/>
+                          <a:ln w="9525">
+                            <a:noFill/>
+                            <a:headEnd/>
+                            <a:tailEnd/>
+                          </a:ln>
+                        </pic:spPr>
+                      </pic:pic>
+                    </a:graphicData>
+                  </a:graphic>
+                </wp:inline>
+              </w:drawing>
+            </w:r>
+          </w:p>
+        </w:tc>
+      </w:tr>
+      <w:tr>
+        <w:tc>
+          <w:tcPr/>
+          <w:p>
+            <w:pPr>
+              <w:pStyle w:val="Compact"/>
+              <w:jc w:val="center"/>
+            </w:pPr>
+            <w:r>
+              <w:rPr>
+                <w:rFonts w:ascii="Times New Roman" w:hAnsi="Times New Roman" w:eastAsia="Times New Roman" w:cs="Times New Roman"/>
+              </w:rPr>
+              <w:t xml:space="preserve">&gt; </w:t>
+            </w:r>
+            <w:r>
+              <w:rPr>
+                <w:rFonts w:hint="eastAsia" w:ascii="Times New Roman" w:hAnsi="Times New Roman" w:eastAsia="FangSong" w:cs="Times New Roman"/>
+              </w:rPr>
+              <w:t xml:space="preserve">图</w:t>
+            </w:r>
+            <w:r>
+              <w:rPr>
+                <w:rFonts w:ascii="Times New Roman" w:hAnsi="Times New Roman" w:eastAsia="Times New Roman" w:cs="Times New Roman"/>
+              </w:rPr>
+              <w:t xml:space="preserve"> </w:t>
+            </w:r>
+            <w:r>
+              <w:rPr>
+                <w:rFonts w:hint="eastAsia" w:ascii="Times New Roman" w:hAnsi="Times New Roman" w:eastAsia="Times New Roman" w:cs="Times New Roman"/>
+              </w:rPr>
+              <w:t>5-9：</w:t>
+            </w:r>
+            <w:r>
+              <w:rPr>
+                <w:rFonts w:hint="eastAsia" w:ascii="Times New Roman" w:hAnsi="Times New Roman" w:eastAsia="FangSong" w:cs="Times New Roman"/>
+              </w:rPr>
+              <w:t>碳酸钙分解的自由能</w:t>
+            </w:r>
+            <w:r>
+              <w:rPr>
+                <w:rFonts w:hint="eastAsia" w:ascii="Times New Roman" w:hAnsi="Times New Roman" w:eastAsia="Times New Roman" w:cs="Times New Roman"/>
+              </w:rPr>
+              <w:t>-</w:t>
+            </w:r>
+            <w:r>
+              <w:rPr>
+                <w:rFonts w:hint="eastAsia" w:ascii="Times New Roman" w:hAnsi="Times New Roman" w:eastAsia="FangSong" w:cs="Times New Roman"/>
+              </w:rPr>
+              <w:t>温度图</w:t>
+            </w:r>
+            <w:r>
+              <w:rPr>
+                <w:rFonts w:hint="eastAsia" w:ascii="Times New Roman" w:hAnsi="Times New Roman" w:eastAsia="Times New Roman" w:cs="Times New Roman"/>
+              </w:rPr>
+              <w:t>：</w:t>
+            </w:r>
+            <w:r>
+              <w:rPr>
+                <w:rFonts w:hint="eastAsia" w:ascii="Times New Roman" w:hAnsi="Times New Roman" w:eastAsia="FangSong" w:cs="Times New Roman"/>
+              </w:rPr>
+              <w:t>直观看出转变温度的含义</w:t>
+            </w:r>
+          </w:p>
+        </w:tc>
+      </w:tr>
+    </w:tbl>
     <w:p>
       <w:pPr>
         <w:pStyle w:val="BodyText"/>
-        <w:spacing w:before="160" w:after="80"/>
-        <w:jc w:val="center"/>
-      </w:pPr>
-      <w:r>
-        <w:rPr>
-          <w:rFonts w:ascii="Times New Roman" w:hAnsi="Times New Roman" w:eastAsia="Times New Roman" w:cs="Times New Roman"/>
-        </w:rPr>
-        <w:drawing>
-          <wp:inline>
-            <wp:extent cx="2667000" cy="2549652"/>
-            <wp:effectExtent b="0" l="0" r="0" t="0"/>
-            <wp:docPr descr="" title="" id="57" name="Picture"/>
-            <a:graphic>
-              <a:graphicData uri="http://schemas.openxmlformats.org/drawingml/2006/picture">
-                <pic:pic>
-                  <pic:nvPicPr>
-                    <pic:cNvPr descr="b282899c8c9337569565706f6e27540b95f66da8f962041e4bdf357acfd49453.jpg" id="58" name="Picture"/>
-                    <pic:cNvPicPr>
-                      <a:picLocks noChangeArrowheads="1" noChangeAspect="1"/>
-                    </pic:cNvPicPr>
-                  </pic:nvPicPr>
-                  <pic:blipFill>
-                    <a:blip r:embed="rId56"/>
-                    <a:stretch>
-                      <a:fillRect/>
-                    </a:stretch>
-                  </pic:blipFill>
-                  <pic:spPr bwMode="auto">
-                    <a:xfrm>
-                      <a:off x="0" y="0"/>
-                      <a:ext cx="2667000" cy="2549652"/>
-                    </a:xfrm>
-                    <a:prstGeom prst="rect">
-                      <a:avLst/>
-                    </a:prstGeom>
-                    <a:noFill/>
-                    <a:ln w="9525">
-                      <a:noFill/>
-                      <a:headEnd/>
-                      <a:tailEnd/>
-                    </a:ln>
-                  </pic:spPr>
-                </pic:pic>
-              </a:graphicData>
-            </a:graphic>
-          </wp:inline>
-        </w:drawing>
-      </w:r>
-      <w:r>
-        <w:rPr>
-          <w:rFonts w:ascii="Times New Roman" w:hAnsi="Times New Roman" w:eastAsia="Times New Roman" w:cs="Times New Roman"/>
-        </w:rPr>
-        <w:t xml:space="preserve"> </w:t>
-      </w:r>
-      <w:r>
-        <w:rPr>
-          <w:rFonts w:ascii="Times New Roman" w:hAnsi="Times New Roman" w:eastAsia="Times New Roman" w:cs="Times New Roman"/>
-        </w:rPr>
-        <w:t xml:space="preserve">&gt; </w:t>
-      </w:r>
-      <w:r>
-        <w:rPr>
-          <w:rFonts w:hint="eastAsia" w:ascii="Times New Roman" w:hAnsi="Times New Roman" w:eastAsia="FangSong" w:cs="Times New Roman"/>
-        </w:rPr>
-        <w:t xml:space="preserve">图</w:t>
-      </w:r>
-      <w:r>
-        <w:rPr>
-          <w:rFonts w:ascii="Times New Roman" w:hAnsi="Times New Roman" w:eastAsia="Times New Roman" w:cs="Times New Roman"/>
-        </w:rPr>
-        <w:t xml:space="preserve"> </w:t>
-      </w:r>
-      <w:r>
-        <w:rPr>
-          <w:rFonts w:hint="eastAsia" w:ascii="Times New Roman" w:hAnsi="Times New Roman" w:eastAsia="Times New Roman" w:cs="Times New Roman"/>
-        </w:rPr>
-        <w:t>5-9：</w:t>
-      </w:r>
-      <w:r>
-        <w:rPr>
-          <w:rFonts w:hint="eastAsia" w:ascii="Times New Roman" w:hAnsi="Times New Roman" w:eastAsia="FangSong" w:cs="Times New Roman"/>
-        </w:rPr>
-        <w:t>碳酸钙分解的自由能</w:t>
-      </w:r>
-      <w:r>
-        <w:rPr>
-          <w:rFonts w:hint="eastAsia" w:ascii="Times New Roman" w:hAnsi="Times New Roman" w:eastAsia="Times New Roman" w:cs="Times New Roman"/>
-        </w:rPr>
-        <w:t>-</w:t>
-      </w:r>
-      <w:r>
-        <w:rPr>
-          <w:rFonts w:hint="eastAsia" w:ascii="Times New Roman" w:hAnsi="Times New Roman" w:eastAsia="FangSong" w:cs="Times New Roman"/>
-        </w:rPr>
-        <w:t>温度图</w:t>
-      </w:r>
-      <w:r>
-        <w:rPr>
-          <w:rFonts w:hint="eastAsia" w:ascii="Times New Roman" w:hAnsi="Times New Roman" w:eastAsia="Times New Roman" w:cs="Times New Roman"/>
-        </w:rPr>
-        <w:t>：</w:t>
-      </w:r>
-      <w:r>
-        <w:rPr>
-          <w:rFonts w:hint="eastAsia" w:ascii="Times New Roman" w:hAnsi="Times New Roman" w:eastAsia="FangSong" w:cs="Times New Roman"/>
-        </w:rPr>
-        <w:t>直观看出转变温度的含义</w:t>
-      </w:r>
-    </w:p>
-    <w:p>
-      <w:pPr>
-        <w:pStyle w:val="BodyText"/>
+        <w:spacing w:before="120"/>
         <w:ind w:firstLine="420"/>
       </w:pPr>
       <w:r>

--- a/06-学生侧材料/讲义/学生专用版/3-物理化学/热力学初步-超级充实版（学生专用版）.docx
+++ b/06-学生侧材料/讲义/学生专用版/3-物理化学/热力学初步-超级充实版（学生专用版）.docx
@@ -10140,7 +10140,7 @@
           <w:b/>
           <w:bCs/>
         </w:rPr>
-        <w:t xml:space="preserve">(1) </w:t>
+        <w:t xml:space="preserve">4.3.1 </w:t>
       </w:r>
       <w:r>
         <w:rPr>
@@ -11555,7 +11555,7 @@
           <w:b/>
           <w:bCs/>
         </w:rPr>
-        <w:t xml:space="preserve">(2) </w:t>
+        <w:t xml:space="preserve">4.3.2 </w:t>
       </w:r>
       <w:r>
         <w:rPr>
@@ -12109,7 +12109,7 @@
           <w:b/>
           <w:bCs/>
         </w:rPr>
-        <w:t xml:space="preserve">(3) </w:t>
+        <w:t xml:space="preserve">4.3.3 </w:t>
       </w:r>
       <w:r>
         <w:rPr>
@@ -15631,6 +15631,14 @@
         <w:pStyle w:val="FirstParagraph"/>
         <w:ind w:firstLine="420"/>
       </w:pPr>
+      <w:r>
+        <w:rPr>
+          <w:rFonts w:ascii="Times New Roman" w:hAnsi="Times New Roman" w:eastAsia="Times New Roman" w:cs="Times New Roman"/>
+          <w:b/>
+          <w:bCs/>
+        </w:rPr>
+        <w:t xml:space="preserve">4.5.1 </w:t>
+      </w:r>
       <w:r>
         <w:rPr>
           <w:rFonts w:hint="eastAsia" w:ascii="Times New Roman" w:hAnsi="Times New Roman" w:eastAsia="FangSong" w:cs="Times New Roman"/>
@@ -23674,7 +23682,7 @@
           <w:b/>
           <w:bCs/>
         </w:rPr>
-        <w:t xml:space="preserve">Gibbs-Helmholtz </w:t>
+        <w:t xml:space="preserve">6.3.1 Gibbs-Helmholtz </w:t>
       </w:r>
       <w:r>
         <w:rPr>

--- a/06-学生侧材料/讲义/学生专用版/3-物理化学/热力学初步-超级充实版（学生专用版）.docx
+++ b/06-学生侧材料/讲义/学生专用版/3-物理化学/热力学初步-超级充实版（学生专用版）.docx
@@ -9370,17 +9370,20 @@
         </w:rPr>
         <w:t>：</w:t>
       </w:r>
-      <w:r>
-        <w:rPr>
-          <w:rFonts w:ascii="Times New Roman" w:hAnsi="Times New Roman" w:eastAsia="Times New Roman" w:cs="Times New Roman"/>
-        </w:rPr>
-        <w:t xml:space="preserve"> </w:t>
-      </w:r>
-      <w:r>
-        <w:rPr>
-          <w:rFonts w:ascii="Times New Roman" w:hAnsi="Times New Roman" w:eastAsia="Times New Roman" w:cs="Times New Roman"/>
-        </w:rPr>
-        <w:t>(1) C(s) + O</w:t>
+    </w:p>
+    <w:p>
+      <w:pPr>
+        <w:pStyle w:val="Compact"/>
+        <w:numPr>
+          <w:ilvl w:val="0"/>
+          <w:numId w:val="1003"/>
+        </w:numPr>
+      </w:pPr>
+      <w:r>
+        <w:rPr>
+          <w:rFonts w:ascii="Times New Roman" w:hAnsi="Times New Roman" w:eastAsia="Times New Roman" w:cs="Times New Roman"/>
+        </w:rPr>
+        <w:t>C(s) + O</w:t>
       </w:r>
       <w:r>
         <w:rPr>
@@ -9682,7 +9685,7 @@
     </w:p>
     <w:p>
       <w:pPr>
-        <w:pStyle w:val="BodyText"/>
+        <w:pStyle w:val="FirstParagraph"/>
         <w:ind w:firstLine="420"/>
       </w:pPr>
       <w:r>
@@ -13139,7 +13142,7 @@
       <w:pPr>
         <w:numPr>
           <w:ilvl w:val="0"/>
-          <w:numId w:val="1003"/>
+          <w:numId w:val="1004"/>
         </w:numPr>
         <w:ind w:firstLine="420"/>
       </w:pPr>
@@ -13210,7 +13213,7 @@
       <w:pPr>
         <w:numPr>
           <w:ilvl w:val="0"/>
-          <w:numId w:val="1003"/>
+          <w:numId w:val="1004"/>
         </w:numPr>
         <w:ind w:firstLine="420"/>
       </w:pPr>
@@ -13326,7 +13329,7 @@
       <w:pPr>
         <w:numPr>
           <w:ilvl w:val="0"/>
-          <w:numId w:val="1003"/>
+          <w:numId w:val="1004"/>
         </w:numPr>
         <w:ind w:firstLine="420"/>
       </w:pPr>
@@ -13406,7 +13409,7 @@
       <w:pPr>
         <w:numPr>
           <w:ilvl w:val="0"/>
-          <w:numId w:val="1003"/>
+          <w:numId w:val="1004"/>
         </w:numPr>
         <w:ind w:firstLine="420"/>
       </w:pPr>
@@ -13538,7 +13541,7 @@
       <w:pPr>
         <w:numPr>
           <w:ilvl w:val="0"/>
-          <w:numId w:val="1003"/>
+          <w:numId w:val="1004"/>
         </w:numPr>
         <w:ind w:firstLine="420"/>
       </w:pPr>
@@ -19321,7 +19324,7 @@
       <w:pPr>
         <w:numPr>
           <w:ilvl w:val="0"/>
-          <w:numId w:val="1004"/>
+          <w:numId w:val="1005"/>
         </w:numPr>
         <w:ind w:firstLine="420"/>
       </w:pPr>
@@ -19336,7 +19339,7 @@
       <w:pPr>
         <w:numPr>
           <w:ilvl w:val="0"/>
-          <w:numId w:val="1004"/>
+          <w:numId w:val="1005"/>
         </w:numPr>
         <w:ind w:firstLine="420"/>
       </w:pPr>
@@ -19351,7 +19354,7 @@
       <w:pPr>
         <w:numPr>
           <w:ilvl w:val="0"/>
-          <w:numId w:val="1004"/>
+          <w:numId w:val="1005"/>
         </w:numPr>
         <w:ind w:firstLine="420"/>
       </w:pPr>
@@ -23521,7 +23524,7 @@
         <w:pStyle w:val="Compact"/>
         <w:numPr>
           <w:ilvl w:val="0"/>
-          <w:numId w:val="1005"/>
+          <w:numId w:val="1006"/>
         </w:numPr>
         <w:spacing w:before="120"/>
         <w:ind w:firstLine="420"/>
@@ -23655,7 +23658,7 @@
         <w:pStyle w:val="Compact"/>
         <w:numPr>
           <w:ilvl w:val="0"/>
-          <w:numId w:val="1005"/>
+          <w:numId w:val="1006"/>
         </w:numPr>
         <w:ind w:firstLine="420"/>
       </w:pPr>
@@ -26569,7 +26572,7 @@
       <w:pPr>
         <w:numPr>
           <w:ilvl w:val="0"/>
-          <w:numId w:val="1006"/>
+          <w:numId w:val="1007"/>
         </w:numPr>
         <w:ind w:firstLine="420"/>
       </w:pPr>
@@ -26626,7 +26629,7 @@
       <w:pPr>
         <w:numPr>
           <w:ilvl w:val="0"/>
-          <w:numId w:val="1006"/>
+          <w:numId w:val="1007"/>
         </w:numPr>
         <w:ind w:firstLine="420"/>
       </w:pPr>
@@ -26750,7 +26753,7 @@
       <w:pPr>
         <w:numPr>
           <w:ilvl w:val="0"/>
-          <w:numId w:val="1006"/>
+          <w:numId w:val="1007"/>
         </w:numPr>
         <w:ind w:firstLine="420"/>
       </w:pPr>
@@ -29363,7 +29366,7 @@
         <w:pStyle w:val="Compact"/>
         <w:numPr>
           <w:ilvl w:val="0"/>
-          <w:numId w:val="1007"/>
+          <w:numId w:val="1008"/>
         </w:numPr>
       </w:pPr>
       <m:oMath>
@@ -29677,7 +29680,7 @@
         <w:pStyle w:val="Compact"/>
         <w:numPr>
           <w:ilvl w:val="0"/>
-          <w:numId w:val="1008"/>
+          <w:numId w:val="1009"/>
         </w:numPr>
       </w:pPr>
       <m:oMath>
@@ -29896,7 +29899,7 @@
         <w:pStyle w:val="Compact"/>
         <w:numPr>
           <w:ilvl w:val="0"/>
-          <w:numId w:val="1008"/>
+          <w:numId w:val="1009"/>
         </w:numPr>
       </w:pPr>
       <m:oMath>
@@ -30094,7 +30097,7 @@
         <w:pStyle w:val="Compact"/>
         <w:numPr>
           <w:ilvl w:val="0"/>
-          <w:numId w:val="1008"/>
+          <w:numId w:val="1009"/>
         </w:numPr>
       </w:pPr>
       <m:oMath>
@@ -33758,7 +33761,7 @@
         <w:pStyle w:val="Compact"/>
         <w:numPr>
           <w:ilvl w:val="0"/>
-          <w:numId w:val="1009"/>
+          <w:numId w:val="1010"/>
         </w:numPr>
         <w:ind w:firstLine="420"/>
       </w:pPr>
@@ -34307,1553 +34310,6 @@
           <w:rFonts w:hint="eastAsia" w:ascii="Times New Roman" w:hAnsi="Times New Roman" w:eastAsia="Times New Roman" w:cs="Times New Roman"/>
         </w:rPr>
         <w:t>？</w:t>
-      </w:r>
-    </w:p>
-    <w:p>
-      <w:pPr>
-        <w:numPr>
-          <w:ilvl w:val="0"/>
-          <w:numId w:val="1010"/>
-        </w:numPr>
-        <w:ind w:firstLine="420"/>
-      </w:pPr>
-      <m:oMath>
-        <m:oMathPr>
-          <m:ctrlPr>
-            <w:rPr>
-              <w:sz w:val="28"/>
-              <w:szCs w:val="28"/>
-            </w:rPr>
-          </m:ctrlPr>
-        </m:oMathPr>
-        <m:r>
-          <m:t>1</m:t>
-        </m:r>
-        <m:r>
-          <m:t> </m:t>
-        </m:r>
-        <m:r>
-          <m:rPr>
-            <m:sty m:val="p"/>
-          </m:rPr>
-          <m:t>m</m:t>
-        </m:r>
-        <m:r>
-          <m:rPr>
-            <m:sty m:val="p"/>
-          </m:rPr>
-          <m:t>o</m:t>
-        </m:r>
-        <m:r>
-          <m:rPr>
-            <m:sty m:val="p"/>
-          </m:rPr>
-          <m:t>l</m:t>
-        </m:r>
-        <m:r>
-          <m:t> </m:t>
-        </m:r>
-        <m:sSub>
-          <m:e>
-            <m:r>
-              <m:rPr>
-                <m:sty m:val="p"/>
-              </m:rPr>
-              <m:t>O</m:t>
-            </m:r>
-          </m:e>
-          <m:sub>
-            <m:r>
-              <m:rPr>
-                <m:sty m:val="p"/>
-              </m:rPr>
-              <m:t>2</m:t>
-            </m:r>
-          </m:sub>
-        </m:sSub>
-        <m:r>
-          <m:rPr>
-            <m:sty m:val="p"/>
-          </m:rPr>
-          <m:t>(</m:t>
-        </m:r>
-        <m:r>
-          <m:t>298</m:t>
-        </m:r>
-        <m:r>
-          <m:t> </m:t>
-        </m:r>
-        <m:r>
-          <m:rPr>
-            <m:sty m:val="p"/>
-          </m:rPr>
-          <m:t>K</m:t>
-        </m:r>
-        <m:r>
-          <m:rPr>
-            <m:sty m:val="p"/>
-          </m:rPr>
-          <m:t>,</m:t>
-        </m:r>
-        <m:r>
-          <m:t> </m:t>
-        </m:r>
-        <m:r>
-          <m:t>1</m:t>
-        </m:r>
-        <m:r>
-          <m:rPr>
-            <m:sty m:val="p"/>
-          </m:rPr>
-          <m:t>×</m:t>
-        </m:r>
-        <m:sSup>
-          <m:e>
-            <m:r>
-              <m:t>10</m:t>
-            </m:r>
-          </m:e>
-          <m:sup>
-            <m:r>
-              <m:t>5</m:t>
-            </m:r>
-          </m:sup>
-        </m:sSup>
-        <m:r>
-          <m:t> </m:t>
-        </m:r>
-        <m:r>
-          <m:rPr>
-            <m:sty m:val="p"/>
-          </m:rPr>
-          <m:t>P</m:t>
-        </m:r>
-        <m:r>
-          <m:rPr>
-            <m:sty m:val="p"/>
-          </m:rPr>
-          <m:t>a</m:t>
-        </m:r>
-        <m:r>
-          <m:rPr>
-            <m:sty m:val="p"/>
-          </m:rPr>
-          <m:t>)</m:t>
-        </m:r>
-      </m:oMath>
-      <w:r>
-        <w:rPr>
-          <w:rFonts w:ascii="Times New Roman" w:hAnsi="Times New Roman" w:eastAsia="Times New Roman" w:cs="Times New Roman"/>
-        </w:rPr>
-        <w:t xml:space="preserve"> </w:t>
-      </w:r>
-      <w:r>
-        <w:rPr>
-          <w:rFonts w:hint="eastAsia" w:ascii="Times New Roman" w:hAnsi="Times New Roman" w:eastAsia="FangSong" w:cs="Times New Roman"/>
-        </w:rPr>
-        <w:t xml:space="preserve">与</w:t>
-      </w:r>
-      <w:r>
-        <w:rPr>
-          <w:rFonts w:ascii="Times New Roman" w:hAnsi="Times New Roman" w:eastAsia="Times New Roman" w:cs="Times New Roman"/>
-        </w:rPr>
-        <w:t xml:space="preserve"> </w:t>
-      </w:r>
-      <m:oMath>
-        <m:oMathPr>
-          <m:ctrlPr>
-            <w:rPr>
-              <w:sz w:val="28"/>
-              <w:szCs w:val="28"/>
-            </w:rPr>
-          </m:ctrlPr>
-        </m:oMathPr>
-        <m:r>
-          <m:t>1</m:t>
-        </m:r>
-        <m:r>
-          <m:t> </m:t>
-        </m:r>
-        <m:r>
-          <m:rPr>
-            <m:sty m:val="p"/>
-          </m:rPr>
-          <m:t>m</m:t>
-        </m:r>
-        <m:r>
-          <m:rPr>
-            <m:sty m:val="p"/>
-          </m:rPr>
-          <m:t>o</m:t>
-        </m:r>
-        <m:r>
-          <m:rPr>
-            <m:sty m:val="p"/>
-          </m:rPr>
-          <m:t>l</m:t>
-        </m:r>
-        <m:r>
-          <m:t> </m:t>
-        </m:r>
-        <m:sSub>
-          <m:e>
-            <m:r>
-              <m:rPr>
-                <m:sty m:val="p"/>
-              </m:rPr>
-              <m:t>O</m:t>
-            </m:r>
-          </m:e>
-          <m:sub>
-            <m:r>
-              <m:rPr>
-                <m:sty m:val="p"/>
-              </m:rPr>
-              <m:t>2</m:t>
-            </m:r>
-          </m:sub>
-        </m:sSub>
-        <m:r>
-          <m:rPr>
-            <m:sty m:val="p"/>
-          </m:rPr>
-          <m:t>(</m:t>
-        </m:r>
-        <m:r>
-          <m:t>373</m:t>
-        </m:r>
-        <m:r>
-          <m:t> </m:t>
-        </m:r>
-        <m:r>
-          <m:rPr>
-            <m:sty m:val="p"/>
-          </m:rPr>
-          <m:t>K</m:t>
-        </m:r>
-        <m:r>
-          <m:rPr>
-            <m:sty m:val="p"/>
-          </m:rPr>
-          <m:t>,</m:t>
-        </m:r>
-        <m:r>
-          <m:t> </m:t>
-        </m:r>
-        <m:r>
-          <m:t>1</m:t>
-        </m:r>
-        <m:r>
-          <m:rPr>
-            <m:sty m:val="p"/>
-          </m:rPr>
-          <m:t>×</m:t>
-        </m:r>
-        <m:sSup>
-          <m:e>
-            <m:r>
-              <m:t>10</m:t>
-            </m:r>
-          </m:e>
-          <m:sup>
-            <m:r>
-              <m:t>5</m:t>
-            </m:r>
-          </m:sup>
-        </m:sSup>
-        <m:r>
-          <m:t> </m:t>
-        </m:r>
-        <m:r>
-          <m:rPr>
-            <m:sty m:val="p"/>
-          </m:rPr>
-          <m:t>P</m:t>
-        </m:r>
-        <m:r>
-          <m:rPr>
-            <m:sty m:val="p"/>
-          </m:rPr>
-          <m:t>a</m:t>
-        </m:r>
-        <m:r>
-          <m:rPr>
-            <m:sty m:val="p"/>
-          </m:rPr>
-          <m:t>)</m:t>
-        </m:r>
-      </m:oMath>
-      <w:r>
-        <w:rPr>
-          <w:rFonts w:hint="eastAsia" w:ascii="Times New Roman" w:hAnsi="Times New Roman" w:eastAsia="Times New Roman" w:cs="Times New Roman"/>
-        </w:rPr>
-        <w:t xml:space="preserve">；</w:t>
-      </w:r>
-    </w:p>
-    <w:p>
-      <w:pPr>
-        <w:numPr>
-          <w:ilvl w:val="0"/>
-          <w:numId w:val="1010"/>
-        </w:numPr>
-        <w:ind w:firstLine="420"/>
-      </w:pPr>
-      <m:oMath>
-        <m:oMathPr>
-          <m:ctrlPr>
-            <w:rPr>
-              <w:sz w:val="28"/>
-              <w:szCs w:val="28"/>
-            </w:rPr>
-          </m:ctrlPr>
-        </m:oMathPr>
-        <m:r>
-          <m:t>0.1</m:t>
-        </m:r>
-        <m:r>
-          <m:t> </m:t>
-        </m:r>
-        <m:r>
-          <m:rPr>
-            <m:sty m:val="p"/>
-          </m:rPr>
-          <m:t>m</m:t>
-        </m:r>
-        <m:r>
-          <m:rPr>
-            <m:sty m:val="p"/>
-          </m:rPr>
-          <m:t>o</m:t>
-        </m:r>
-        <m:r>
-          <m:rPr>
-            <m:sty m:val="p"/>
-          </m:rPr>
-          <m:t>l</m:t>
-        </m:r>
-        <m:r>
-          <m:t> </m:t>
-        </m:r>
-        <m:sSub>
-          <m:e>
-            <m:r>
-              <m:rPr>
-                <m:sty m:val="p"/>
-              </m:rPr>
-              <m:t>H</m:t>
-            </m:r>
-          </m:e>
-          <m:sub>
-            <m:r>
-              <m:rPr>
-                <m:sty m:val="p"/>
-              </m:rPr>
-              <m:t>2</m:t>
-            </m:r>
-          </m:sub>
-        </m:sSub>
-        <m:r>
-          <m:rPr>
-            <m:sty m:val="p"/>
-          </m:rPr>
-          <m:t>O</m:t>
-        </m:r>
-        <m:r>
-          <m:rPr>
-            <m:sty m:val="p"/>
-          </m:rPr>
-          <m:t>(</m:t>
-        </m:r>
-        <m:r>
-          <m:rPr>
-            <m:sty m:val="p"/>
-          </m:rPr>
-          <m:t>s</m:t>
-        </m:r>
-        <m:r>
-          <m:rPr>
-            <m:sty m:val="p"/>
-          </m:rPr>
-          <m:t>,</m:t>
-        </m:r>
-        <m:r>
-          <m:rPr>
-            <m:sty m:val="p"/>
-          </m:rPr>
-          <m:t> </m:t>
-        </m:r>
-        <m:r>
-          <m:rPr>
-            <m:sty m:val="p"/>
-          </m:rPr>
-          <m:t>273</m:t>
-        </m:r>
-        <m:r>
-          <m:rPr>
-            <m:sty m:val="p"/>
-          </m:rPr>
-          <m:t> </m:t>
-        </m:r>
-        <m:r>
-          <m:rPr>
-            <m:sty m:val="p"/>
-          </m:rPr>
-          <m:t>K</m:t>
-        </m:r>
-        <m:r>
-          <m:rPr>
-            <m:sty m:val="p"/>
-          </m:rPr>
-          <m:t>,</m:t>
-        </m:r>
-        <m:r>
-          <m:rPr>
-            <m:sty m:val="p"/>
-          </m:rPr>
-          <m:t> </m:t>
-        </m:r>
-        <m:r>
-          <m:rPr>
-            <m:sty m:val="p"/>
-          </m:rPr>
-          <m:t>10</m:t>
-        </m:r>
-        <m:r>
-          <m:rPr>
-            <m:sty m:val="p"/>
-          </m:rPr>
-          <m:t>×</m:t>
-        </m:r>
-        <m:sSup>
-          <m:e>
-            <m:r>
-              <m:rPr>
-                <m:sty m:val="p"/>
-              </m:rPr>
-              <m:t>10</m:t>
-            </m:r>
-          </m:e>
-          <m:sup>
-            <m:r>
-              <m:rPr>
-                <m:sty m:val="p"/>
-              </m:rPr>
-              <m:t>5</m:t>
-            </m:r>
-          </m:sup>
-        </m:sSup>
-        <m:r>
-          <m:rPr>
-            <m:sty m:val="p"/>
-          </m:rPr>
-          <m:t> </m:t>
-        </m:r>
-        <m:r>
-          <m:rPr>
-            <m:sty m:val="p"/>
-          </m:rPr>
-          <m:t>P</m:t>
-        </m:r>
-        <m:r>
-          <m:rPr>
-            <m:sty m:val="p"/>
-          </m:rPr>
-          <m:t>a</m:t>
-        </m:r>
-        <m:r>
-          <m:rPr>
-            <m:sty m:val="p"/>
-          </m:rPr>
-          <m:t>)</m:t>
-        </m:r>
-      </m:oMath>
-      <w:r>
-        <w:rPr>
-          <w:rFonts w:ascii="Times New Roman" w:hAnsi="Times New Roman" w:eastAsia="Times New Roman" w:cs="Times New Roman"/>
-        </w:rPr>
-        <w:t xml:space="preserve"> </w:t>
-      </w:r>
-      <w:r>
-        <w:rPr>
-          <w:rFonts w:hint="eastAsia" w:ascii="Times New Roman" w:hAnsi="Times New Roman" w:eastAsia="FangSong" w:cs="Times New Roman"/>
-        </w:rPr>
-        <w:t xml:space="preserve">与</w:t>
-      </w:r>
-      <w:r>
-        <w:rPr>
-          <w:rFonts w:ascii="Times New Roman" w:hAnsi="Times New Roman" w:eastAsia="Times New Roman" w:cs="Times New Roman"/>
-        </w:rPr>
-        <w:t xml:space="preserve"> </w:t>
-      </w:r>
-      <m:oMath>
-        <m:oMathPr>
-          <m:ctrlPr>
-            <w:rPr>
-              <w:sz w:val="28"/>
-              <w:szCs w:val="28"/>
-            </w:rPr>
-          </m:ctrlPr>
-        </m:oMathPr>
-        <m:r>
-          <m:t>0.1</m:t>
-        </m:r>
-        <m:r>
-          <m:t> </m:t>
-        </m:r>
-        <m:r>
-          <m:rPr>
-            <m:sty m:val="p"/>
-          </m:rPr>
-          <m:t>m</m:t>
-        </m:r>
-        <m:r>
-          <m:rPr>
-            <m:sty m:val="p"/>
-          </m:rPr>
-          <m:t>o</m:t>
-        </m:r>
-        <m:r>
-          <m:rPr>
-            <m:sty m:val="p"/>
-          </m:rPr>
-          <m:t>l</m:t>
-        </m:r>
-        <m:r>
-          <m:t> </m:t>
-        </m:r>
-        <m:sSub>
-          <m:e>
-            <m:r>
-              <m:rPr>
-                <m:sty m:val="p"/>
-              </m:rPr>
-              <m:t>H</m:t>
-            </m:r>
-          </m:e>
-          <m:sub>
-            <m:r>
-              <m:rPr>
-                <m:sty m:val="p"/>
-              </m:rPr>
-              <m:t>2</m:t>
-            </m:r>
-          </m:sub>
-        </m:sSub>
-        <m:r>
-          <m:rPr>
-            <m:sty m:val="p"/>
-          </m:rPr>
-          <m:t>O</m:t>
-        </m:r>
-        <m:r>
-          <m:rPr>
-            <m:sty m:val="p"/>
-          </m:rPr>
-          <m:t>(</m:t>
-        </m:r>
-        <m:r>
-          <m:rPr>
-            <m:sty m:val="p"/>
-          </m:rPr>
-          <m:t>l</m:t>
-        </m:r>
-        <m:r>
-          <m:rPr>
-            <m:sty m:val="p"/>
-          </m:rPr>
-          <m:t>,</m:t>
-        </m:r>
-        <m:r>
-          <m:rPr>
-            <m:sty m:val="p"/>
-          </m:rPr>
-          <m:t> </m:t>
-        </m:r>
-        <m:r>
-          <m:rPr>
-            <m:sty m:val="p"/>
-          </m:rPr>
-          <m:t>273</m:t>
-        </m:r>
-        <m:r>
-          <m:rPr>
-            <m:sty m:val="p"/>
-          </m:rPr>
-          <m:t> </m:t>
-        </m:r>
-        <m:r>
-          <m:rPr>
-            <m:sty m:val="p"/>
-          </m:rPr>
-          <m:t>K</m:t>
-        </m:r>
-        <m:r>
-          <m:rPr>
-            <m:sty m:val="p"/>
-          </m:rPr>
-          <m:t>,</m:t>
-        </m:r>
-        <m:r>
-          <m:rPr>
-            <m:sty m:val="p"/>
-          </m:rPr>
-          <m:t> </m:t>
-        </m:r>
-        <m:r>
-          <m:rPr>
-            <m:sty m:val="p"/>
-          </m:rPr>
-          <m:t>10</m:t>
-        </m:r>
-        <m:r>
-          <m:rPr>
-            <m:sty m:val="p"/>
-          </m:rPr>
-          <m:t>×</m:t>
-        </m:r>
-        <m:sSup>
-          <m:e>
-            <m:r>
-              <m:rPr>
-                <m:sty m:val="p"/>
-              </m:rPr>
-              <m:t>10</m:t>
-            </m:r>
-          </m:e>
-          <m:sup>
-            <m:r>
-              <m:rPr>
-                <m:sty m:val="p"/>
-              </m:rPr>
-              <m:t>5</m:t>
-            </m:r>
-          </m:sup>
-        </m:sSup>
-        <m:r>
-          <m:rPr>
-            <m:sty m:val="p"/>
-          </m:rPr>
-          <m:t> </m:t>
-        </m:r>
-        <m:r>
-          <m:rPr>
-            <m:sty m:val="p"/>
-          </m:rPr>
-          <m:t>P</m:t>
-        </m:r>
-        <m:r>
-          <m:rPr>
-            <m:sty m:val="p"/>
-          </m:rPr>
-          <m:t>a</m:t>
-        </m:r>
-        <m:r>
-          <m:rPr>
-            <m:sty m:val="p"/>
-          </m:rPr>
-          <m:t>)</m:t>
-        </m:r>
-      </m:oMath>
-      <w:r>
-        <w:rPr>
-          <w:rFonts w:hint="eastAsia" w:ascii="Times New Roman" w:hAnsi="Times New Roman" w:eastAsia="Times New Roman" w:cs="Times New Roman"/>
-        </w:rPr>
-        <w:t xml:space="preserve">；</w:t>
-      </w:r>
-    </w:p>
-    <w:p>
-      <w:pPr>
-        <w:numPr>
-          <w:ilvl w:val="0"/>
-          <w:numId w:val="1010"/>
-        </w:numPr>
-        <w:ind w:firstLine="420"/>
-      </w:pPr>
-      <m:oMath>
-        <m:oMathPr>
-          <m:ctrlPr>
-            <w:rPr>
-              <w:sz w:val="28"/>
-              <w:szCs w:val="28"/>
-            </w:rPr>
-          </m:ctrlPr>
-        </m:oMathPr>
-        <m:r>
-          <m:t>1</m:t>
-        </m:r>
-        <m:r>
-          <m:t> </m:t>
-        </m:r>
-        <m:r>
-          <m:rPr>
-            <m:sty m:val="p"/>
-          </m:rPr>
-          <m:t>g</m:t>
-        </m:r>
-        <m:r>
-          <m:t> </m:t>
-        </m:r>
-        <m:r>
-          <m:rPr>
-            <m:sty m:val="p"/>
-          </m:rPr>
-          <m:t>H</m:t>
-        </m:r>
-        <m:r>
-          <m:rPr>
-            <m:sty m:val="p"/>
-          </m:rPr>
-          <m:t>e</m:t>
-        </m:r>
-        <m:r>
-          <m:rPr>
-            <m:sty m:val="p"/>
-          </m:rPr>
-          <m:t>(</m:t>
-        </m:r>
-        <m:r>
-          <m:t>298</m:t>
-        </m:r>
-        <m:r>
-          <m:t> </m:t>
-        </m:r>
-        <m:r>
-          <m:rPr>
-            <m:sty m:val="p"/>
-          </m:rPr>
-          <m:t>K</m:t>
-        </m:r>
-        <m:r>
-          <m:rPr>
-            <m:sty m:val="p"/>
-          </m:rPr>
-          <m:t>,</m:t>
-        </m:r>
-        <m:r>
-          <m:t> </m:t>
-        </m:r>
-        <m:r>
-          <m:t>1</m:t>
-        </m:r>
-        <m:r>
-          <m:rPr>
-            <m:sty m:val="p"/>
-          </m:rPr>
-          <m:t>×</m:t>
-        </m:r>
-        <m:sSup>
-          <m:e>
-            <m:r>
-              <m:t>10</m:t>
-            </m:r>
-          </m:e>
-          <m:sup>
-            <m:r>
-              <m:t>5</m:t>
-            </m:r>
-          </m:sup>
-        </m:sSup>
-        <m:r>
-          <m:t> </m:t>
-        </m:r>
-        <m:r>
-          <m:rPr>
-            <m:sty m:val="p"/>
-          </m:rPr>
-          <m:t>P</m:t>
-        </m:r>
-        <m:r>
-          <m:rPr>
-            <m:sty m:val="p"/>
-          </m:rPr>
-          <m:t>a</m:t>
-        </m:r>
-        <m:r>
-          <m:rPr>
-            <m:sty m:val="p"/>
-          </m:rPr>
-          <m:t>)</m:t>
-        </m:r>
-      </m:oMath>
-      <w:r>
-        <w:rPr>
-          <w:rFonts w:ascii="Times New Roman" w:hAnsi="Times New Roman" w:eastAsia="Times New Roman" w:cs="Times New Roman"/>
-        </w:rPr>
-        <w:t xml:space="preserve"> </w:t>
-      </w:r>
-      <w:r>
-        <w:rPr>
-          <w:rFonts w:hint="eastAsia" w:ascii="Times New Roman" w:hAnsi="Times New Roman" w:eastAsia="FangSong" w:cs="Times New Roman"/>
-        </w:rPr>
-        <w:t xml:space="preserve">与</w:t>
-      </w:r>
-      <w:r>
-        <w:rPr>
-          <w:rFonts w:ascii="Times New Roman" w:hAnsi="Times New Roman" w:eastAsia="Times New Roman" w:cs="Times New Roman"/>
-        </w:rPr>
-        <w:t xml:space="preserve"> </w:t>
-      </w:r>
-      <m:oMath>
-        <m:oMathPr>
-          <m:ctrlPr>
-            <w:rPr>
-              <w:sz w:val="28"/>
-              <w:szCs w:val="28"/>
-            </w:rPr>
-          </m:ctrlPr>
-        </m:oMathPr>
-        <m:r>
-          <m:t>1</m:t>
-        </m:r>
-        <m:r>
-          <m:t> </m:t>
-        </m:r>
-        <m:r>
-          <m:rPr>
-            <m:sty m:val="p"/>
-          </m:rPr>
-          <m:t>m</m:t>
-        </m:r>
-        <m:r>
-          <m:rPr>
-            <m:sty m:val="p"/>
-          </m:rPr>
-          <m:t>o</m:t>
-        </m:r>
-        <m:r>
-          <m:rPr>
-            <m:sty m:val="p"/>
-          </m:rPr>
-          <m:t>l</m:t>
-        </m:r>
-        <m:r>
-          <m:t> </m:t>
-        </m:r>
-        <m:r>
-          <m:rPr>
-            <m:sty m:val="p"/>
-          </m:rPr>
-          <m:t>H</m:t>
-        </m:r>
-        <m:r>
-          <m:rPr>
-            <m:sty m:val="p"/>
-          </m:rPr>
-          <m:t>e</m:t>
-        </m:r>
-        <m:r>
-          <m:rPr>
-            <m:sty m:val="p"/>
-          </m:rPr>
-          <m:t>(</m:t>
-        </m:r>
-        <m:r>
-          <m:t>298</m:t>
-        </m:r>
-        <m:r>
-          <m:t> </m:t>
-        </m:r>
-        <m:r>
-          <m:rPr>
-            <m:sty m:val="p"/>
-          </m:rPr>
-          <m:t>K</m:t>
-        </m:r>
-        <m:r>
-          <m:rPr>
-            <m:sty m:val="p"/>
-          </m:rPr>
-          <m:t>,</m:t>
-        </m:r>
-        <m:r>
-          <m:t> </m:t>
-        </m:r>
-        <m:r>
-          <m:t>1</m:t>
-        </m:r>
-        <m:r>
-          <m:rPr>
-            <m:sty m:val="p"/>
-          </m:rPr>
-          <m:t>×</m:t>
-        </m:r>
-        <m:sSup>
-          <m:e>
-            <m:r>
-              <m:t>10</m:t>
-            </m:r>
-          </m:e>
-          <m:sup>
-            <m:r>
-              <m:t>5</m:t>
-            </m:r>
-          </m:sup>
-        </m:sSup>
-        <m:r>
-          <m:t> </m:t>
-        </m:r>
-        <m:r>
-          <m:rPr>
-            <m:sty m:val="p"/>
-          </m:rPr>
-          <m:t>P</m:t>
-        </m:r>
-        <m:r>
-          <m:rPr>
-            <m:sty m:val="p"/>
-          </m:rPr>
-          <m:t>a</m:t>
-        </m:r>
-        <m:r>
-          <m:rPr>
-            <m:sty m:val="p"/>
-          </m:rPr>
-          <m:t>)</m:t>
-        </m:r>
-      </m:oMath>
-      <w:r>
-        <w:rPr>
-          <w:rFonts w:hint="eastAsia" w:ascii="Times New Roman" w:hAnsi="Times New Roman" w:eastAsia="Times New Roman" w:cs="Times New Roman"/>
-        </w:rPr>
-        <w:t xml:space="preserve">；</w:t>
-      </w:r>
-    </w:p>
-    <w:p>
-      <w:pPr>
-        <w:numPr>
-          <w:ilvl w:val="0"/>
-          <w:numId w:val="1010"/>
-        </w:numPr>
-        <w:ind w:firstLine="420"/>
-      </w:pPr>
-      <m:oMath>
-        <m:oMathPr>
-          <m:ctrlPr>
-            <w:rPr>
-              <w:sz w:val="28"/>
-              <w:szCs w:val="28"/>
-            </w:rPr>
-          </m:ctrlPr>
-        </m:oMathPr>
-        <m:r>
-          <m:t>n</m:t>
-        </m:r>
-        <m:r>
-          <m:t> </m:t>
-        </m:r>
-        <m:r>
-          <m:rPr>
-            <m:sty m:val="p"/>
-          </m:rPr>
-          <m:t>m</m:t>
-        </m:r>
-        <m:r>
-          <m:rPr>
-            <m:sty m:val="p"/>
-          </m:rPr>
-          <m:t>o</m:t>
-        </m:r>
-        <m:r>
-          <m:rPr>
-            <m:sty m:val="p"/>
-          </m:rPr>
-          <m:t>l</m:t>
-        </m:r>
-        <m:r>
-          <m:t> </m:t>
-        </m:r>
-        <m:sSub>
-          <m:e>
-            <m:r>
-              <m:rPr>
-                <m:sty m:val="p"/>
-              </m:rPr>
-              <m:t>C</m:t>
-            </m:r>
-          </m:e>
-          <m:sub>
-            <m:r>
-              <m:rPr>
-                <m:sty m:val="p"/>
-              </m:rPr>
-              <m:t>2</m:t>
-            </m:r>
-          </m:sub>
-        </m:sSub>
-        <m:sSub>
-          <m:e>
-            <m:r>
-              <m:rPr>
-                <m:sty m:val="p"/>
-              </m:rPr>
-              <m:t>H</m:t>
-            </m:r>
-          </m:e>
-          <m:sub>
-            <m:r>
-              <m:rPr>
-                <m:sty m:val="p"/>
-              </m:rPr>
-              <m:t>4</m:t>
-            </m:r>
-          </m:sub>
-        </m:sSub>
-        <m:r>
-          <m:rPr>
-            <m:sty m:val="p"/>
-          </m:rPr>
-          <m:t>(</m:t>
-        </m:r>
-        <m:r>
-          <m:t>293</m:t>
-        </m:r>
-        <m:r>
-          <m:t> </m:t>
-        </m:r>
-        <m:r>
-          <m:rPr>
-            <m:sty m:val="p"/>
-          </m:rPr>
-          <m:t>K</m:t>
-        </m:r>
-        <m:r>
-          <m:rPr>
-            <m:sty m:val="p"/>
-          </m:rPr>
-          <m:t>,</m:t>
-        </m:r>
-        <m:r>
-          <m:t> </m:t>
-        </m:r>
-        <m:r>
-          <m:t>1</m:t>
-        </m:r>
-        <m:r>
-          <m:rPr>
-            <m:sty m:val="p"/>
-          </m:rPr>
-          <m:t>×</m:t>
-        </m:r>
-        <m:sSup>
-          <m:e>
-            <m:r>
-              <m:t>10</m:t>
-            </m:r>
-          </m:e>
-          <m:sup>
-            <m:r>
-              <m:t>5</m:t>
-            </m:r>
-          </m:sup>
-        </m:sSup>
-        <m:r>
-          <m:t> </m:t>
-        </m:r>
-        <m:r>
-          <m:rPr>
-            <m:sty m:val="p"/>
-          </m:rPr>
-          <m:t>P</m:t>
-        </m:r>
-        <m:r>
-          <m:rPr>
-            <m:sty m:val="p"/>
-          </m:rPr>
-          <m:t>a</m:t>
-        </m:r>
-        <m:r>
-          <m:rPr>
-            <m:sty m:val="p"/>
-          </m:rPr>
-          <m:t>)</m:t>
-        </m:r>
-      </m:oMath>
-      <w:r>
-        <w:rPr>
-          <w:rFonts w:ascii="Times New Roman" w:hAnsi="Times New Roman" w:eastAsia="Times New Roman" w:cs="Times New Roman"/>
-        </w:rPr>
-        <w:t xml:space="preserve"> </w:t>
-      </w:r>
-      <w:r>
-        <w:rPr>
-          <w:rFonts w:hint="eastAsia" w:ascii="Times New Roman" w:hAnsi="Times New Roman" w:eastAsia="FangSong" w:cs="Times New Roman"/>
-        </w:rPr>
-        <w:t xml:space="preserve">与</w:t>
-      </w:r>
-      <w:r>
-        <w:rPr>
-          <w:rFonts w:ascii="Times New Roman" w:hAnsi="Times New Roman" w:eastAsia="Times New Roman" w:cs="Times New Roman"/>
-        </w:rPr>
-        <w:t xml:space="preserve"> </w:t>
-      </w:r>
-      <m:oMath>
-        <m:oMathPr>
-          <m:ctrlPr>
-            <w:rPr>
-              <w:sz w:val="28"/>
-              <w:szCs w:val="28"/>
-            </w:rPr>
-          </m:ctrlPr>
-        </m:oMathPr>
-        <m:r>
-          <m:t>2</m:t>
-        </m:r>
-        <m:r>
-          <m:t> </m:t>
-        </m:r>
-        <m:r>
-          <m:rPr>
-            <m:sty m:val="p"/>
-          </m:rPr>
-          <m:t>m</m:t>
-        </m:r>
-        <m:r>
-          <m:rPr>
-            <m:sty m:val="p"/>
-          </m:rPr>
-          <m:t>o</m:t>
-        </m:r>
-        <m:r>
-          <m:rPr>
-            <m:sty m:val="p"/>
-          </m:rPr>
-          <m:t>l</m:t>
-        </m:r>
-        <m:r>
-          <m:t> </m:t>
-        </m:r>
-        <m:r>
-          <m:rPr>
-            <m:sty m:val="p"/>
-          </m:rPr>
-          <m:t>(</m:t>
-        </m:r>
-        <m:r>
-          <m:rPr>
-            <m:sty m:val="p"/>
-          </m:rPr>
-          <m:t>C</m:t>
-        </m:r>
-        <m:sSub>
-          <m:e>
-            <m:r>
-              <m:rPr>
-                <m:sty m:val="p"/>
-              </m:rPr>
-              <m:t>H</m:t>
-            </m:r>
-          </m:e>
-          <m:sub>
-            <m:r>
-              <m:rPr>
-                <m:sty m:val="p"/>
-              </m:rPr>
-              <m:t>2</m:t>
-            </m:r>
-          </m:sub>
-        </m:sSub>
-        <m:sSub>
-          <m:e>
-            <m:r>
-              <m:rPr>
-                <m:sty m:val="p"/>
-              </m:rPr>
-              <m:t>)</m:t>
-            </m:r>
-          </m:e>
-          <m:sub>
-            <m:r>
-              <m:t>n</m:t>
-            </m:r>
-          </m:sub>
-        </m:sSub>
-        <m:r>
-          <m:rPr>
-            <m:sty m:val="p"/>
-          </m:rPr>
-          <m:t>(</m:t>
-        </m:r>
-        <m:r>
-          <m:t>293</m:t>
-        </m:r>
-        <m:r>
-          <m:t> </m:t>
-        </m:r>
-        <m:r>
-          <m:rPr>
-            <m:sty m:val="p"/>
-          </m:rPr>
-          <m:t>K</m:t>
-        </m:r>
-        <m:r>
-          <m:rPr>
-            <m:sty m:val="p"/>
-          </m:rPr>
-          <m:t>,</m:t>
-        </m:r>
-        <m:r>
-          <m:t> </m:t>
-        </m:r>
-        <m:r>
-          <m:t>1</m:t>
-        </m:r>
-        <m:r>
-          <m:rPr>
-            <m:sty m:val="p"/>
-          </m:rPr>
-          <m:t>×</m:t>
-        </m:r>
-        <m:sSup>
-          <m:e>
-            <m:r>
-              <m:t>10</m:t>
-            </m:r>
-          </m:e>
-          <m:sup>
-            <m:r>
-              <m:t>5</m:t>
-            </m:r>
-          </m:sup>
-        </m:sSup>
-        <m:r>
-          <m:t> </m:t>
-        </m:r>
-        <m:r>
-          <m:rPr>
-            <m:sty m:val="p"/>
-          </m:rPr>
-          <m:t>P</m:t>
-        </m:r>
-        <m:r>
-          <m:rPr>
-            <m:sty m:val="p"/>
-          </m:rPr>
-          <m:t>a</m:t>
-        </m:r>
-        <m:r>
-          <m:rPr>
-            <m:sty m:val="p"/>
-          </m:rPr>
-          <m:t>)</m:t>
-        </m:r>
-      </m:oMath>
-      <w:r>
-        <w:rPr>
-          <w:rFonts w:hint="eastAsia" w:ascii="Times New Roman" w:hAnsi="Times New Roman" w:eastAsia="Times New Roman" w:cs="Times New Roman"/>
-        </w:rPr>
-        <w:t xml:space="preserve">；</w:t>
-      </w:r>
-    </w:p>
-    <w:p>
-      <w:pPr>
-        <w:numPr>
-          <w:ilvl w:val="0"/>
-          <w:numId w:val="1010"/>
-        </w:numPr>
-        <w:ind w:firstLine="420"/>
-      </w:pPr>
-      <m:oMath>
-        <m:oMathPr>
-          <m:ctrlPr>
-            <w:rPr>
-              <w:sz w:val="28"/>
-              <w:szCs w:val="28"/>
-            </w:rPr>
-          </m:ctrlPr>
-        </m:oMathPr>
-        <m:r>
-          <m:t>1</m:t>
-        </m:r>
-        <m:r>
-          <m:t> </m:t>
-        </m:r>
-        <m:r>
-          <m:rPr>
-            <m:sty m:val="p"/>
-          </m:rPr>
-          <m:t>m</m:t>
-        </m:r>
-        <m:r>
-          <m:rPr>
-            <m:sty m:val="p"/>
-          </m:rPr>
-          <m:t>o</m:t>
-        </m:r>
-        <m:r>
-          <m:rPr>
-            <m:sty m:val="p"/>
-          </m:rPr>
-          <m:t>l</m:t>
-        </m:r>
-        <m:r>
-          <m:t> </m:t>
-        </m:r>
-        <m:r>
-          <m:rPr>
-            <m:sty m:val="p"/>
-          </m:rPr>
-          <m:t>L</m:t>
-        </m:r>
-        <m:r>
-          <m:rPr>
-            <m:sty m:val="p"/>
-          </m:rPr>
-          <m:t>i</m:t>
-        </m:r>
-        <m:r>
-          <m:rPr>
-            <m:sty m:val="p"/>
-          </m:rPr>
-          <m:t>(</m:t>
-        </m:r>
-        <m:r>
-          <m:t>323</m:t>
-        </m:r>
-        <m:r>
-          <m:t> </m:t>
-        </m:r>
-        <m:r>
-          <m:rPr>
-            <m:sty m:val="p"/>
-          </m:rPr>
-          <m:t>K</m:t>
-        </m:r>
-        <m:r>
-          <m:rPr>
-            <m:sty m:val="p"/>
-          </m:rPr>
-          <m:t>,</m:t>
-        </m:r>
-        <m:r>
-          <m:t> </m:t>
-        </m:r>
-        <m:r>
-          <m:t>2</m:t>
-        </m:r>
-        <m:r>
-          <m:rPr>
-            <m:sty m:val="p"/>
-          </m:rPr>
-          <m:t>×</m:t>
-        </m:r>
-        <m:sSup>
-          <m:e>
-            <m:r>
-              <m:t>10</m:t>
-            </m:r>
-          </m:e>
-          <m:sup>
-            <m:r>
-              <m:t>5</m:t>
-            </m:r>
-          </m:sup>
-        </m:sSup>
-        <m:r>
-          <m:t> </m:t>
-        </m:r>
-        <m:r>
-          <m:rPr>
-            <m:sty m:val="p"/>
-          </m:rPr>
-          <m:t>P</m:t>
-        </m:r>
-        <m:r>
-          <m:rPr>
-            <m:sty m:val="p"/>
-          </m:rPr>
-          <m:t>a</m:t>
-        </m:r>
-        <m:r>
-          <m:rPr>
-            <m:sty m:val="p"/>
-          </m:rPr>
-          <m:t>)</m:t>
-        </m:r>
-      </m:oMath>
-      <w:r>
-        <w:rPr>
-          <w:rFonts w:ascii="Times New Roman" w:hAnsi="Times New Roman" w:eastAsia="Times New Roman" w:cs="Times New Roman"/>
-        </w:rPr>
-        <w:t xml:space="preserve"> </w:t>
-      </w:r>
-      <w:r>
-        <w:rPr>
-          <w:rFonts w:hint="eastAsia" w:ascii="Times New Roman" w:hAnsi="Times New Roman" w:eastAsia="FangSong" w:cs="Times New Roman"/>
-        </w:rPr>
-        <w:t xml:space="preserve">与</w:t>
-      </w:r>
-      <w:r>
-        <w:rPr>
-          <w:rFonts w:ascii="Times New Roman" w:hAnsi="Times New Roman" w:eastAsia="Times New Roman" w:cs="Times New Roman"/>
-        </w:rPr>
-        <w:t xml:space="preserve"> </w:t>
-      </w:r>
-      <m:oMath>
-        <m:oMathPr>
-          <m:ctrlPr>
-            <w:rPr>
-              <w:sz w:val="28"/>
-              <w:szCs w:val="28"/>
-            </w:rPr>
-          </m:ctrlPr>
-        </m:oMathPr>
-        <m:r>
-          <m:t>1</m:t>
-        </m:r>
-        <m:r>
-          <m:t> </m:t>
-        </m:r>
-        <m:r>
-          <m:rPr>
-            <m:sty m:val="p"/>
-          </m:rPr>
-          <m:t>m</m:t>
-        </m:r>
-        <m:r>
-          <m:rPr>
-            <m:sty m:val="p"/>
-          </m:rPr>
-          <m:t>o</m:t>
-        </m:r>
-        <m:r>
-          <m:rPr>
-            <m:sty m:val="p"/>
-          </m:rPr>
-          <m:t>l</m:t>
-        </m:r>
-        <m:r>
-          <m:t> </m:t>
-        </m:r>
-        <m:r>
-          <m:rPr>
-            <m:sty m:val="p"/>
-          </m:rPr>
-          <m:t>K</m:t>
-        </m:r>
-        <m:r>
-          <m:rPr>
-            <m:sty m:val="p"/>
-          </m:rPr>
-          <m:t>(</m:t>
-        </m:r>
-        <m:r>
-          <m:t>323</m:t>
-        </m:r>
-        <m:r>
-          <m:t> </m:t>
-        </m:r>
-        <m:r>
-          <m:rPr>
-            <m:sty m:val="p"/>
-          </m:rPr>
-          <m:t>K</m:t>
-        </m:r>
-        <m:r>
-          <m:rPr>
-            <m:sty m:val="p"/>
-          </m:rPr>
-          <m:t>,</m:t>
-        </m:r>
-        <m:r>
-          <m:t> </m:t>
-        </m:r>
-        <m:r>
-          <m:t>2</m:t>
-        </m:r>
-        <m:r>
-          <m:rPr>
-            <m:sty m:val="p"/>
-          </m:rPr>
-          <m:t>×</m:t>
-        </m:r>
-        <m:sSup>
-          <m:e>
-            <m:r>
-              <m:t>10</m:t>
-            </m:r>
-          </m:e>
-          <m:sup>
-            <m:r>
-              <m:t>5</m:t>
-            </m:r>
-          </m:sup>
-        </m:sSup>
-        <m:r>
-          <m:t> </m:t>
-        </m:r>
-        <m:r>
-          <m:rPr>
-            <m:sty m:val="p"/>
-          </m:rPr>
-          <m:t>P</m:t>
-        </m:r>
-        <m:r>
-          <m:rPr>
-            <m:sty m:val="p"/>
-          </m:rPr>
-          <m:t>a</m:t>
-        </m:r>
-        <m:r>
-          <m:rPr>
-            <m:sty m:val="p"/>
-          </m:rPr>
-          <m:t>)</m:t>
-        </m:r>
-      </m:oMath>
-      <w:r>
-        <w:rPr>
-          <w:rFonts w:ascii="Times New Roman" w:hAnsi="Times New Roman" w:eastAsia="Times New Roman" w:cs="Times New Roman"/>
-        </w:rPr>
-        <w:t xml:space="preserve">。</w:t>
-      </w:r>
-    </w:p>
-    <w:p>
-      <w:pPr>
-        <w:pStyle w:val="FirstParagraph"/>
-      </w:pPr>
-    </w:p>
-    <w:p>
-      <w:pPr>
-        <w:pStyle w:val="BodyText"/>
-        <w:ind w:firstLine="420"/>
-      </w:pPr>
-      <w:r>
-        <w:rPr>
-          <w:rFonts w:ascii="Times New Roman" w:hAnsi="Times New Roman" w:eastAsia="Times New Roman" w:cs="Times New Roman"/>
-          <w:b/>
-          <w:bCs/>
-        </w:rPr>
-        <w:t xml:space="preserve">12.</w:t>
-      </w:r>
-      <w:r>
-        <w:rPr>
-          <w:rFonts w:ascii="Times New Roman" w:hAnsi="Times New Roman" w:eastAsia="Times New Roman" w:cs="Times New Roman"/>
-        </w:rPr>
-        <w:t xml:space="preserve"> </w:t>
-      </w:r>
-      <w:r>
-        <w:rPr>
-          <w:rFonts w:hint="eastAsia" w:ascii="Times New Roman" w:hAnsi="Times New Roman" w:eastAsia="FangSong" w:cs="Times New Roman"/>
-        </w:rPr>
-        <w:t>估计下列各变化过程是熵增</w:t>
-      </w:r>
-      <w:r>
-        <w:rPr>
-          <w:rFonts w:hint="eastAsia" w:ascii="Times New Roman" w:hAnsi="Times New Roman" w:eastAsia="Times New Roman" w:cs="Times New Roman"/>
-        </w:rPr>
-        <w:t>，</w:t>
-      </w:r>
-      <w:r>
-        <w:rPr>
-          <w:rFonts w:hint="eastAsia" w:ascii="Times New Roman" w:hAnsi="Times New Roman" w:eastAsia="FangSong" w:cs="Times New Roman"/>
-        </w:rPr>
-        <w:t>还是熵减</w:t>
-      </w:r>
-      <w:r>
-        <w:rPr>
-          <w:rFonts w:hint="eastAsia" w:ascii="Times New Roman" w:hAnsi="Times New Roman" w:eastAsia="Times New Roman" w:cs="Times New Roman"/>
-        </w:rPr>
-        <w:t>?</w:t>
       </w:r>
     </w:p>
     <w:p>
@@ -35874,34 +34330,31 @@
           </m:ctrlPr>
         </m:oMathPr>
         <m:r>
-          <m:rPr>
-            <m:sty m:val="p"/>
-          </m:rPr>
-          <m:t>N</m:t>
-        </m:r>
-        <m:sSub>
-          <m:e>
-            <m:r>
-              <m:rPr>
-                <m:sty m:val="p"/>
-              </m:rPr>
-              <m:t>H</m:t>
-            </m:r>
-          </m:e>
-          <m:sub>
-            <m:r>
-              <m:rPr>
-                <m:sty m:val="p"/>
-              </m:rPr>
-              <m:t>4</m:t>
-            </m:r>
-          </m:sub>
-        </m:sSub>
-        <m:r>
-          <m:rPr>
-            <m:sty m:val="p"/>
-          </m:rPr>
-          <m:t>N</m:t>
+          <m:t>1</m:t>
+        </m:r>
+        <m:r>
+          <m:t> </m:t>
+        </m:r>
+        <m:r>
+          <m:rPr>
+            <m:sty m:val="p"/>
+          </m:rPr>
+          <m:t>m</m:t>
+        </m:r>
+        <m:r>
+          <m:rPr>
+            <m:sty m:val="p"/>
+          </m:rPr>
+          <m:t>o</m:t>
+        </m:r>
+        <m:r>
+          <m:rPr>
+            <m:sty m:val="p"/>
+          </m:rPr>
+          <m:t>l</m:t>
+        </m:r>
+        <m:r>
+          <m:t> </m:t>
         </m:r>
         <m:sSub>
           <m:e>
@@ -35917,10 +34370,79 @@
               <m:rPr>
                 <m:sty m:val="p"/>
               </m:rPr>
-              <m:t>3</m:t>
+              <m:t>2</m:t>
             </m:r>
           </m:sub>
         </m:sSub>
+        <m:r>
+          <m:rPr>
+            <m:sty m:val="p"/>
+          </m:rPr>
+          <m:t>(</m:t>
+        </m:r>
+        <m:r>
+          <m:t>298</m:t>
+        </m:r>
+        <m:r>
+          <m:t> </m:t>
+        </m:r>
+        <m:r>
+          <m:rPr>
+            <m:sty m:val="p"/>
+          </m:rPr>
+          <m:t>K</m:t>
+        </m:r>
+        <m:r>
+          <m:rPr>
+            <m:sty m:val="p"/>
+          </m:rPr>
+          <m:t>,</m:t>
+        </m:r>
+        <m:r>
+          <m:t> </m:t>
+        </m:r>
+        <m:r>
+          <m:t>1</m:t>
+        </m:r>
+        <m:r>
+          <m:rPr>
+            <m:sty m:val="p"/>
+          </m:rPr>
+          <m:t>×</m:t>
+        </m:r>
+        <m:sSup>
+          <m:e>
+            <m:r>
+              <m:t>10</m:t>
+            </m:r>
+          </m:e>
+          <m:sup>
+            <m:r>
+              <m:t>5</m:t>
+            </m:r>
+          </m:sup>
+        </m:sSup>
+        <m:r>
+          <m:t> </m:t>
+        </m:r>
+        <m:r>
+          <m:rPr>
+            <m:sty m:val="p"/>
+          </m:rPr>
+          <m:t>P</m:t>
+        </m:r>
+        <m:r>
+          <m:rPr>
+            <m:sty m:val="p"/>
+          </m:rPr>
+          <m:t>a</m:t>
+        </m:r>
+        <m:r>
+          <m:rPr>
+            <m:sty m:val="p"/>
+          </m:rPr>
+          <m:t>)</m:t>
+        </m:r>
       </m:oMath>
       <w:r>
         <w:rPr>
@@ -35932,7 +34454,7 @@
         <w:rPr>
           <w:rFonts w:hint="eastAsia" w:ascii="Times New Roman" w:hAnsi="Times New Roman" w:eastAsia="FangSong" w:cs="Times New Roman"/>
         </w:rPr>
-        <w:t xml:space="preserve">爆炸</w:t>
+        <w:t xml:space="preserve">与</w:t>
       </w:r>
       <w:r>
         <w:rPr>
@@ -35950,37 +34472,31 @@
           </m:ctrlPr>
         </m:oMathPr>
         <m:r>
-          <m:t>2</m:t>
-        </m:r>
-        <m:r>
-          <m:rPr>
-            <m:sty m:val="p"/>
-          </m:rPr>
-          <m:t>N</m:t>
-        </m:r>
-        <m:sSub>
-          <m:e>
-            <m:r>
-              <m:rPr>
-                <m:sty m:val="p"/>
-              </m:rPr>
-              <m:t>H</m:t>
-            </m:r>
-          </m:e>
-          <m:sub>
-            <m:r>
-              <m:rPr>
-                <m:sty m:val="p"/>
-              </m:rPr>
-              <m:t>4</m:t>
-            </m:r>
-          </m:sub>
-        </m:sSub>
-        <m:r>
-          <m:rPr>
-            <m:sty m:val="p"/>
-          </m:rPr>
-          <m:t>N</m:t>
+          <m:t>1</m:t>
+        </m:r>
+        <m:r>
+          <m:t> </m:t>
+        </m:r>
+        <m:r>
+          <m:rPr>
+            <m:sty m:val="p"/>
+          </m:rPr>
+          <m:t>m</m:t>
+        </m:r>
+        <m:r>
+          <m:rPr>
+            <m:sty m:val="p"/>
+          </m:rPr>
+          <m:t>o</m:t>
+        </m:r>
+        <m:r>
+          <m:rPr>
+            <m:sty m:val="p"/>
+          </m:rPr>
+          <m:t>l</m:t>
+        </m:r>
+        <m:r>
+          <m:t> </m:t>
         </m:r>
         <m:sSub>
           <m:e>
@@ -35996,7 +34512,7 @@
               <m:rPr>
                 <m:sty m:val="p"/>
               </m:rPr>
-              <m:t>3</m:t>
+              <m:t>2</m:t>
             </m:r>
           </m:sub>
         </m:sSub>
@@ -36007,10 +34523,61 @@
           <m:t>(</m:t>
         </m:r>
         <m:r>
-          <m:rPr>
-            <m:sty m:val="p"/>
-          </m:rPr>
-          <m:t>s</m:t>
+          <m:t>373</m:t>
+        </m:r>
+        <m:r>
+          <m:t> </m:t>
+        </m:r>
+        <m:r>
+          <m:rPr>
+            <m:sty m:val="p"/>
+          </m:rPr>
+          <m:t>K</m:t>
+        </m:r>
+        <m:r>
+          <m:rPr>
+            <m:sty m:val="p"/>
+          </m:rPr>
+          <m:t>,</m:t>
+        </m:r>
+        <m:r>
+          <m:t> </m:t>
+        </m:r>
+        <m:r>
+          <m:t>1</m:t>
+        </m:r>
+        <m:r>
+          <m:rPr>
+            <m:sty m:val="p"/>
+          </m:rPr>
+          <m:t>×</m:t>
+        </m:r>
+        <m:sSup>
+          <m:e>
+            <m:r>
+              <m:t>10</m:t>
+            </m:r>
+          </m:e>
+          <m:sup>
+            <m:r>
+              <m:t>5</m:t>
+            </m:r>
+          </m:sup>
+        </m:sSup>
+        <m:r>
+          <m:t> </m:t>
+        </m:r>
+        <m:r>
+          <m:rPr>
+            <m:sty m:val="p"/>
+          </m:rPr>
+          <m:t>P</m:t>
+        </m:r>
+        <m:r>
+          <m:rPr>
+            <m:sty m:val="p"/>
+          </m:rPr>
+          <m:t>a</m:t>
         </m:r>
         <m:r>
           <m:rPr>
@@ -36018,145 +34585,13 @@
           </m:rPr>
           <m:t>)</m:t>
         </m:r>
-        <m:r>
-          <m:rPr>
-            <m:sty m:val="p"/>
-          </m:rPr>
-          <m:t>→</m:t>
-        </m:r>
-        <m:r>
-          <m:t>2</m:t>
-        </m:r>
-        <m:sSub>
-          <m:e>
-            <m:r>
-              <m:rPr>
-                <m:sty m:val="p"/>
-              </m:rPr>
-              <m:t>N</m:t>
-            </m:r>
-          </m:e>
-          <m:sub>
-            <m:r>
-              <m:rPr>
-                <m:sty m:val="p"/>
-              </m:rPr>
-              <m:t>2</m:t>
-            </m:r>
-          </m:sub>
-        </m:sSub>
-        <m:r>
-          <m:rPr>
-            <m:sty m:val="p"/>
-          </m:rPr>
-          <m:t>(</m:t>
-        </m:r>
-        <m:r>
-          <m:rPr>
-            <m:sty m:val="p"/>
-          </m:rPr>
-          <m:t>g</m:t>
-        </m:r>
-        <m:r>
-          <m:rPr>
-            <m:sty m:val="p"/>
-          </m:rPr>
-          <m:t>)</m:t>
-        </m:r>
-        <m:r>
-          <m:rPr>
-            <m:sty m:val="p"/>
-          </m:rPr>
-          <m:t>+</m:t>
-        </m:r>
-        <m:r>
-          <m:t>4</m:t>
-        </m:r>
-        <m:sSub>
-          <m:e>
-            <m:r>
-              <m:rPr>
-                <m:sty m:val="p"/>
-              </m:rPr>
-              <m:t>H</m:t>
-            </m:r>
-          </m:e>
-          <m:sub>
-            <m:r>
-              <m:rPr>
-                <m:sty m:val="p"/>
-              </m:rPr>
-              <m:t>2</m:t>
-            </m:r>
-          </m:sub>
-        </m:sSub>
-        <m:r>
-          <m:rPr>
-            <m:sty m:val="p"/>
-          </m:rPr>
-          <m:t>O</m:t>
-        </m:r>
-        <m:r>
-          <m:rPr>
-            <m:sty m:val="p"/>
-          </m:rPr>
-          <m:t>(</m:t>
-        </m:r>
-        <m:r>
-          <m:rPr>
-            <m:sty m:val="p"/>
-          </m:rPr>
-          <m:t>g</m:t>
-        </m:r>
-        <m:r>
-          <m:rPr>
-            <m:sty m:val="p"/>
-          </m:rPr>
-          <m:t>)</m:t>
-        </m:r>
-        <m:r>
-          <m:rPr>
-            <m:sty m:val="p"/>
-          </m:rPr>
-          <m:t>+</m:t>
-        </m:r>
-        <m:sSub>
-          <m:e>
-            <m:r>
-              <m:rPr>
-                <m:sty m:val="p"/>
-              </m:rPr>
-              <m:t>O</m:t>
-            </m:r>
-          </m:e>
-          <m:sub>
-            <m:r>
-              <m:rPr>
-                <m:sty m:val="p"/>
-              </m:rPr>
-              <m:t>2</m:t>
-            </m:r>
-          </m:sub>
-        </m:sSub>
-        <m:r>
-          <m:rPr>
-            <m:sty m:val="p"/>
-          </m:rPr>
-          <m:t>(</m:t>
-        </m:r>
-        <m:r>
-          <m:rPr>
-            <m:sty m:val="p"/>
-          </m:rPr>
-          <m:t>g</m:t>
-        </m:r>
-        <m:r>
-          <m:rPr>
-            <m:sty m:val="p"/>
-          </m:rPr>
-          <m:t>)</m:t>
-        </m:r>
       </m:oMath>
+      <w:r>
+        <w:rPr>
+          <w:rFonts w:hint="eastAsia" w:ascii="Times New Roman" w:hAnsi="Times New Roman" w:eastAsia="Times New Roman" w:cs="Times New Roman"/>
+        </w:rPr>
+        <w:t xml:space="preserve">；</w:t>
+      </w:r>
     </w:p>
     <w:p>
       <w:pPr>
@@ -36166,18 +34601,6 @@
         </w:numPr>
         <w:ind w:firstLine="420"/>
       </w:pPr>
-      <w:r>
-        <w:rPr>
-          <w:rFonts w:hint="eastAsia" w:ascii="Times New Roman" w:hAnsi="Times New Roman" w:eastAsia="FangSong" w:cs="Times New Roman"/>
-        </w:rPr>
-        <w:t xml:space="preserve">水煤气转化</w:t>
-      </w:r>
-      <w:r>
-        <w:rPr>
-          <w:rFonts w:ascii="Times New Roman" w:hAnsi="Times New Roman" w:eastAsia="Times New Roman" w:cs="Times New Roman"/>
-        </w:rPr>
-        <w:t xml:space="preserve"> </w:t>
-      </w:r>
       <m:oMath>
         <m:oMathPr>
           <m:ctrlPr>
@@ -36188,40 +34611,31 @@
           </m:ctrlPr>
         </m:oMathPr>
         <m:r>
-          <m:rPr>
-            <m:sty m:val="p"/>
-          </m:rPr>
-          <m:t>C</m:t>
-        </m:r>
-        <m:r>
-          <m:rPr>
-            <m:sty m:val="p"/>
-          </m:rPr>
-          <m:t>O</m:t>
-        </m:r>
-        <m:r>
-          <m:rPr>
-            <m:sty m:val="p"/>
-          </m:rPr>
-          <m:t>(</m:t>
-        </m:r>
-        <m:r>
-          <m:rPr>
-            <m:sty m:val="p"/>
-          </m:rPr>
-          <m:t>g</m:t>
-        </m:r>
-        <m:r>
-          <m:rPr>
-            <m:sty m:val="p"/>
-          </m:rPr>
-          <m:t>)</m:t>
-        </m:r>
-        <m:r>
-          <m:rPr>
-            <m:sty m:val="p"/>
-          </m:rPr>
-          <m:t>+</m:t>
+          <m:t>0.1</m:t>
+        </m:r>
+        <m:r>
+          <m:t> </m:t>
+        </m:r>
+        <m:r>
+          <m:rPr>
+            <m:sty m:val="p"/>
+          </m:rPr>
+          <m:t>m</m:t>
+        </m:r>
+        <m:r>
+          <m:rPr>
+            <m:sty m:val="p"/>
+          </m:rPr>
+          <m:t>o</m:t>
+        </m:r>
+        <m:r>
+          <m:rPr>
+            <m:sty m:val="p"/>
+          </m:rPr>
+          <m:t>l</m:t>
+        </m:r>
+        <m:r>
+          <m:t> </m:t>
         </m:r>
         <m:sSub>
           <m:e>
@@ -36257,25 +34671,1240 @@
           <m:rPr>
             <m:sty m:val="p"/>
           </m:rPr>
+          <m:t>s</m:t>
+        </m:r>
+        <m:r>
+          <m:rPr>
+            <m:sty m:val="p"/>
+          </m:rPr>
+          <m:t>,</m:t>
+        </m:r>
+        <m:r>
+          <m:rPr>
+            <m:sty m:val="p"/>
+          </m:rPr>
+          <m:t> </m:t>
+        </m:r>
+        <m:r>
+          <m:rPr>
+            <m:sty m:val="p"/>
+          </m:rPr>
+          <m:t>273</m:t>
+        </m:r>
+        <m:r>
+          <m:rPr>
+            <m:sty m:val="p"/>
+          </m:rPr>
+          <m:t> </m:t>
+        </m:r>
+        <m:r>
+          <m:rPr>
+            <m:sty m:val="p"/>
+          </m:rPr>
+          <m:t>K</m:t>
+        </m:r>
+        <m:r>
+          <m:rPr>
+            <m:sty m:val="p"/>
+          </m:rPr>
+          <m:t>,</m:t>
+        </m:r>
+        <m:r>
+          <m:rPr>
+            <m:sty m:val="p"/>
+          </m:rPr>
+          <m:t> </m:t>
+        </m:r>
+        <m:r>
+          <m:rPr>
+            <m:sty m:val="p"/>
+          </m:rPr>
+          <m:t>10</m:t>
+        </m:r>
+        <m:r>
+          <m:rPr>
+            <m:sty m:val="p"/>
+          </m:rPr>
+          <m:t>×</m:t>
+        </m:r>
+        <m:sSup>
+          <m:e>
+            <m:r>
+              <m:rPr>
+                <m:sty m:val="p"/>
+              </m:rPr>
+              <m:t>10</m:t>
+            </m:r>
+          </m:e>
+          <m:sup>
+            <m:r>
+              <m:rPr>
+                <m:sty m:val="p"/>
+              </m:rPr>
+              <m:t>5</m:t>
+            </m:r>
+          </m:sup>
+        </m:sSup>
+        <m:r>
+          <m:rPr>
+            <m:sty m:val="p"/>
+          </m:rPr>
+          <m:t> </m:t>
+        </m:r>
+        <m:r>
+          <m:rPr>
+            <m:sty m:val="p"/>
+          </m:rPr>
+          <m:t>P</m:t>
+        </m:r>
+        <m:r>
+          <m:rPr>
+            <m:sty m:val="p"/>
+          </m:rPr>
+          <m:t>a</m:t>
+        </m:r>
+        <m:r>
+          <m:rPr>
+            <m:sty m:val="p"/>
+          </m:rPr>
+          <m:t>)</m:t>
+        </m:r>
+      </m:oMath>
+      <w:r>
+        <w:rPr>
+          <w:rFonts w:ascii="Times New Roman" w:hAnsi="Times New Roman" w:eastAsia="Times New Roman" w:cs="Times New Roman"/>
+        </w:rPr>
+        <w:t xml:space="preserve"> </w:t>
+      </w:r>
+      <w:r>
+        <w:rPr>
+          <w:rFonts w:hint="eastAsia" w:ascii="Times New Roman" w:hAnsi="Times New Roman" w:eastAsia="FangSong" w:cs="Times New Roman"/>
+        </w:rPr>
+        <w:t xml:space="preserve">与</w:t>
+      </w:r>
+      <w:r>
+        <w:rPr>
+          <w:rFonts w:ascii="Times New Roman" w:hAnsi="Times New Roman" w:eastAsia="Times New Roman" w:cs="Times New Roman"/>
+        </w:rPr>
+        <w:t xml:space="preserve"> </w:t>
+      </w:r>
+      <m:oMath>
+        <m:oMathPr>
+          <m:ctrlPr>
+            <w:rPr>
+              <w:sz w:val="28"/>
+              <w:szCs w:val="28"/>
+            </w:rPr>
+          </m:ctrlPr>
+        </m:oMathPr>
+        <m:r>
+          <m:t>0.1</m:t>
+        </m:r>
+        <m:r>
+          <m:t> </m:t>
+        </m:r>
+        <m:r>
+          <m:rPr>
+            <m:sty m:val="p"/>
+          </m:rPr>
+          <m:t>m</m:t>
+        </m:r>
+        <m:r>
+          <m:rPr>
+            <m:sty m:val="p"/>
+          </m:rPr>
+          <m:t>o</m:t>
+        </m:r>
+        <m:r>
+          <m:rPr>
+            <m:sty m:val="p"/>
+          </m:rPr>
+          <m:t>l</m:t>
+        </m:r>
+        <m:r>
+          <m:t> </m:t>
+        </m:r>
+        <m:sSub>
+          <m:e>
+            <m:r>
+              <m:rPr>
+                <m:sty m:val="p"/>
+              </m:rPr>
+              <m:t>H</m:t>
+            </m:r>
+          </m:e>
+          <m:sub>
+            <m:r>
+              <m:rPr>
+                <m:sty m:val="p"/>
+              </m:rPr>
+              <m:t>2</m:t>
+            </m:r>
+          </m:sub>
+        </m:sSub>
+        <m:r>
+          <m:rPr>
+            <m:sty m:val="p"/>
+          </m:rPr>
+          <m:t>O</m:t>
+        </m:r>
+        <m:r>
+          <m:rPr>
+            <m:sty m:val="p"/>
+          </m:rPr>
+          <m:t>(</m:t>
+        </m:r>
+        <m:r>
+          <m:rPr>
+            <m:sty m:val="p"/>
+          </m:rPr>
+          <m:t>l</m:t>
+        </m:r>
+        <m:r>
+          <m:rPr>
+            <m:sty m:val="p"/>
+          </m:rPr>
+          <m:t>,</m:t>
+        </m:r>
+        <m:r>
+          <m:rPr>
+            <m:sty m:val="p"/>
+          </m:rPr>
+          <m:t> </m:t>
+        </m:r>
+        <m:r>
+          <m:rPr>
+            <m:sty m:val="p"/>
+          </m:rPr>
+          <m:t>273</m:t>
+        </m:r>
+        <m:r>
+          <m:rPr>
+            <m:sty m:val="p"/>
+          </m:rPr>
+          <m:t> </m:t>
+        </m:r>
+        <m:r>
+          <m:rPr>
+            <m:sty m:val="p"/>
+          </m:rPr>
+          <m:t>K</m:t>
+        </m:r>
+        <m:r>
+          <m:rPr>
+            <m:sty m:val="p"/>
+          </m:rPr>
+          <m:t>,</m:t>
+        </m:r>
+        <m:r>
+          <m:rPr>
+            <m:sty m:val="p"/>
+          </m:rPr>
+          <m:t> </m:t>
+        </m:r>
+        <m:r>
+          <m:rPr>
+            <m:sty m:val="p"/>
+          </m:rPr>
+          <m:t>10</m:t>
+        </m:r>
+        <m:r>
+          <m:rPr>
+            <m:sty m:val="p"/>
+          </m:rPr>
+          <m:t>×</m:t>
+        </m:r>
+        <m:sSup>
+          <m:e>
+            <m:r>
+              <m:rPr>
+                <m:sty m:val="p"/>
+              </m:rPr>
+              <m:t>10</m:t>
+            </m:r>
+          </m:e>
+          <m:sup>
+            <m:r>
+              <m:rPr>
+                <m:sty m:val="p"/>
+              </m:rPr>
+              <m:t>5</m:t>
+            </m:r>
+          </m:sup>
+        </m:sSup>
+        <m:r>
+          <m:rPr>
+            <m:sty m:val="p"/>
+          </m:rPr>
+          <m:t> </m:t>
+        </m:r>
+        <m:r>
+          <m:rPr>
+            <m:sty m:val="p"/>
+          </m:rPr>
+          <m:t>P</m:t>
+        </m:r>
+        <m:r>
+          <m:rPr>
+            <m:sty m:val="p"/>
+          </m:rPr>
+          <m:t>a</m:t>
+        </m:r>
+        <m:r>
+          <m:rPr>
+            <m:sty m:val="p"/>
+          </m:rPr>
+          <m:t>)</m:t>
+        </m:r>
+      </m:oMath>
+      <w:r>
+        <w:rPr>
+          <w:rFonts w:hint="eastAsia" w:ascii="Times New Roman" w:hAnsi="Times New Roman" w:eastAsia="Times New Roman" w:cs="Times New Roman"/>
+        </w:rPr>
+        <w:t xml:space="preserve">；</w:t>
+      </w:r>
+    </w:p>
+    <w:p>
+      <w:pPr>
+        <w:numPr>
+          <w:ilvl w:val="0"/>
+          <w:numId w:val="1011"/>
+        </w:numPr>
+        <w:ind w:firstLine="420"/>
+      </w:pPr>
+      <m:oMath>
+        <m:oMathPr>
+          <m:ctrlPr>
+            <w:rPr>
+              <w:sz w:val="28"/>
+              <w:szCs w:val="28"/>
+            </w:rPr>
+          </m:ctrlPr>
+        </m:oMathPr>
+        <m:r>
+          <m:t>1</m:t>
+        </m:r>
+        <m:r>
+          <m:t> </m:t>
+        </m:r>
+        <m:r>
+          <m:rPr>
+            <m:sty m:val="p"/>
+          </m:rPr>
           <m:t>g</m:t>
         </m:r>
         <m:r>
+          <m:t> </m:t>
+        </m:r>
+        <m:r>
+          <m:rPr>
+            <m:sty m:val="p"/>
+          </m:rPr>
+          <m:t>H</m:t>
+        </m:r>
+        <m:r>
+          <m:rPr>
+            <m:sty m:val="p"/>
+          </m:rPr>
+          <m:t>e</m:t>
+        </m:r>
+        <m:r>
+          <m:rPr>
+            <m:sty m:val="p"/>
+          </m:rPr>
+          <m:t>(</m:t>
+        </m:r>
+        <m:r>
+          <m:t>298</m:t>
+        </m:r>
+        <m:r>
+          <m:t> </m:t>
+        </m:r>
+        <m:r>
+          <m:rPr>
+            <m:sty m:val="p"/>
+          </m:rPr>
+          <m:t>K</m:t>
+        </m:r>
+        <m:r>
+          <m:rPr>
+            <m:sty m:val="p"/>
+          </m:rPr>
+          <m:t>,</m:t>
+        </m:r>
+        <m:r>
+          <m:t> </m:t>
+        </m:r>
+        <m:r>
+          <m:t>1</m:t>
+        </m:r>
+        <m:r>
+          <m:rPr>
+            <m:sty m:val="p"/>
+          </m:rPr>
+          <m:t>×</m:t>
+        </m:r>
+        <m:sSup>
+          <m:e>
+            <m:r>
+              <m:t>10</m:t>
+            </m:r>
+          </m:e>
+          <m:sup>
+            <m:r>
+              <m:t>5</m:t>
+            </m:r>
+          </m:sup>
+        </m:sSup>
+        <m:r>
+          <m:t> </m:t>
+        </m:r>
+        <m:r>
+          <m:rPr>
+            <m:sty m:val="p"/>
+          </m:rPr>
+          <m:t>P</m:t>
+        </m:r>
+        <m:r>
+          <m:rPr>
+            <m:sty m:val="p"/>
+          </m:rPr>
+          <m:t>a</m:t>
+        </m:r>
+        <m:r>
           <m:rPr>
             <m:sty m:val="p"/>
           </m:rPr>
           <m:t>)</m:t>
         </m:r>
-        <m:r>
-          <m:rPr>
-            <m:sty m:val="p"/>
-          </m:rPr>
-          <m:t>→</m:t>
+      </m:oMath>
+      <w:r>
+        <w:rPr>
+          <w:rFonts w:ascii="Times New Roman" w:hAnsi="Times New Roman" w:eastAsia="Times New Roman" w:cs="Times New Roman"/>
+        </w:rPr>
+        <w:t xml:space="preserve"> </w:t>
+      </w:r>
+      <w:r>
+        <w:rPr>
+          <w:rFonts w:hint="eastAsia" w:ascii="Times New Roman" w:hAnsi="Times New Roman" w:eastAsia="FangSong" w:cs="Times New Roman"/>
+        </w:rPr>
+        <w:t xml:space="preserve">与</w:t>
+      </w:r>
+      <w:r>
+        <w:rPr>
+          <w:rFonts w:ascii="Times New Roman" w:hAnsi="Times New Roman" w:eastAsia="Times New Roman" w:cs="Times New Roman"/>
+        </w:rPr>
+        <w:t xml:space="preserve"> </w:t>
+      </w:r>
+      <m:oMath>
+        <m:oMathPr>
+          <m:ctrlPr>
+            <w:rPr>
+              <w:sz w:val="28"/>
+              <w:szCs w:val="28"/>
+            </w:rPr>
+          </m:ctrlPr>
+        </m:oMathPr>
+        <m:r>
+          <m:t>1</m:t>
+        </m:r>
+        <m:r>
+          <m:t> </m:t>
+        </m:r>
+        <m:r>
+          <m:rPr>
+            <m:sty m:val="p"/>
+          </m:rPr>
+          <m:t>m</m:t>
+        </m:r>
+        <m:r>
+          <m:rPr>
+            <m:sty m:val="p"/>
+          </m:rPr>
+          <m:t>o</m:t>
+        </m:r>
+        <m:r>
+          <m:rPr>
+            <m:sty m:val="p"/>
+          </m:rPr>
+          <m:t>l</m:t>
+        </m:r>
+        <m:r>
+          <m:t> </m:t>
+        </m:r>
+        <m:r>
+          <m:rPr>
+            <m:sty m:val="p"/>
+          </m:rPr>
+          <m:t>H</m:t>
+        </m:r>
+        <m:r>
+          <m:rPr>
+            <m:sty m:val="p"/>
+          </m:rPr>
+          <m:t>e</m:t>
+        </m:r>
+        <m:r>
+          <m:rPr>
+            <m:sty m:val="p"/>
+          </m:rPr>
+          <m:t>(</m:t>
+        </m:r>
+        <m:r>
+          <m:t>298</m:t>
+        </m:r>
+        <m:r>
+          <m:t> </m:t>
+        </m:r>
+        <m:r>
+          <m:rPr>
+            <m:sty m:val="p"/>
+          </m:rPr>
+          <m:t>K</m:t>
+        </m:r>
+        <m:r>
+          <m:rPr>
+            <m:sty m:val="p"/>
+          </m:rPr>
+          <m:t>,</m:t>
+        </m:r>
+        <m:r>
+          <m:t> </m:t>
+        </m:r>
+        <m:r>
+          <m:t>1</m:t>
+        </m:r>
+        <m:r>
+          <m:rPr>
+            <m:sty m:val="p"/>
+          </m:rPr>
+          <m:t>×</m:t>
+        </m:r>
+        <m:sSup>
+          <m:e>
+            <m:r>
+              <m:t>10</m:t>
+            </m:r>
+          </m:e>
+          <m:sup>
+            <m:r>
+              <m:t>5</m:t>
+            </m:r>
+          </m:sup>
+        </m:sSup>
+        <m:r>
+          <m:t> </m:t>
+        </m:r>
+        <m:r>
+          <m:rPr>
+            <m:sty m:val="p"/>
+          </m:rPr>
+          <m:t>P</m:t>
+        </m:r>
+        <m:r>
+          <m:rPr>
+            <m:sty m:val="p"/>
+          </m:rPr>
+          <m:t>a</m:t>
+        </m:r>
+        <m:r>
+          <m:rPr>
+            <m:sty m:val="p"/>
+          </m:rPr>
+          <m:t>)</m:t>
+        </m:r>
+      </m:oMath>
+      <w:r>
+        <w:rPr>
+          <w:rFonts w:hint="eastAsia" w:ascii="Times New Roman" w:hAnsi="Times New Roman" w:eastAsia="Times New Roman" w:cs="Times New Roman"/>
+        </w:rPr>
+        <w:t xml:space="preserve">；</w:t>
+      </w:r>
+    </w:p>
+    <w:p>
+      <w:pPr>
+        <w:numPr>
+          <w:ilvl w:val="0"/>
+          <w:numId w:val="1011"/>
+        </w:numPr>
+        <w:ind w:firstLine="420"/>
+      </w:pPr>
+      <m:oMath>
+        <m:oMathPr>
+          <m:ctrlPr>
+            <w:rPr>
+              <w:sz w:val="28"/>
+              <w:szCs w:val="28"/>
+            </w:rPr>
+          </m:ctrlPr>
+        </m:oMathPr>
+        <m:r>
+          <m:t>n</m:t>
+        </m:r>
+        <m:r>
+          <m:t> </m:t>
+        </m:r>
+        <m:r>
+          <m:rPr>
+            <m:sty m:val="p"/>
+          </m:rPr>
+          <m:t>m</m:t>
+        </m:r>
+        <m:r>
+          <m:rPr>
+            <m:sty m:val="p"/>
+          </m:rPr>
+          <m:t>o</m:t>
+        </m:r>
+        <m:r>
+          <m:rPr>
+            <m:sty m:val="p"/>
+          </m:rPr>
+          <m:t>l</m:t>
+        </m:r>
+        <m:r>
+          <m:t> </m:t>
+        </m:r>
+        <m:sSub>
+          <m:e>
+            <m:r>
+              <m:rPr>
+                <m:sty m:val="p"/>
+              </m:rPr>
+              <m:t>C</m:t>
+            </m:r>
+          </m:e>
+          <m:sub>
+            <m:r>
+              <m:rPr>
+                <m:sty m:val="p"/>
+              </m:rPr>
+              <m:t>2</m:t>
+            </m:r>
+          </m:sub>
+        </m:sSub>
+        <m:sSub>
+          <m:e>
+            <m:r>
+              <m:rPr>
+                <m:sty m:val="p"/>
+              </m:rPr>
+              <m:t>H</m:t>
+            </m:r>
+          </m:e>
+          <m:sub>
+            <m:r>
+              <m:rPr>
+                <m:sty m:val="p"/>
+              </m:rPr>
+              <m:t>4</m:t>
+            </m:r>
+          </m:sub>
+        </m:sSub>
+        <m:r>
+          <m:rPr>
+            <m:sty m:val="p"/>
+          </m:rPr>
+          <m:t>(</m:t>
+        </m:r>
+        <m:r>
+          <m:t>293</m:t>
+        </m:r>
+        <m:r>
+          <m:t> </m:t>
+        </m:r>
+        <m:r>
+          <m:rPr>
+            <m:sty m:val="p"/>
+          </m:rPr>
+          <m:t>K</m:t>
+        </m:r>
+        <m:r>
+          <m:rPr>
+            <m:sty m:val="p"/>
+          </m:rPr>
+          <m:t>,</m:t>
+        </m:r>
+        <m:r>
+          <m:t> </m:t>
+        </m:r>
+        <m:r>
+          <m:t>1</m:t>
+        </m:r>
+        <m:r>
+          <m:rPr>
+            <m:sty m:val="p"/>
+          </m:rPr>
+          <m:t>×</m:t>
+        </m:r>
+        <m:sSup>
+          <m:e>
+            <m:r>
+              <m:t>10</m:t>
+            </m:r>
+          </m:e>
+          <m:sup>
+            <m:r>
+              <m:t>5</m:t>
+            </m:r>
+          </m:sup>
+        </m:sSup>
+        <m:r>
+          <m:t> </m:t>
+        </m:r>
+        <m:r>
+          <m:rPr>
+            <m:sty m:val="p"/>
+          </m:rPr>
+          <m:t>P</m:t>
+        </m:r>
+        <m:r>
+          <m:rPr>
+            <m:sty m:val="p"/>
+          </m:rPr>
+          <m:t>a</m:t>
+        </m:r>
+        <m:r>
+          <m:rPr>
+            <m:sty m:val="p"/>
+          </m:rPr>
+          <m:t>)</m:t>
+        </m:r>
+      </m:oMath>
+      <w:r>
+        <w:rPr>
+          <w:rFonts w:ascii="Times New Roman" w:hAnsi="Times New Roman" w:eastAsia="Times New Roman" w:cs="Times New Roman"/>
+        </w:rPr>
+        <w:t xml:space="preserve"> </w:t>
+      </w:r>
+      <w:r>
+        <w:rPr>
+          <w:rFonts w:hint="eastAsia" w:ascii="Times New Roman" w:hAnsi="Times New Roman" w:eastAsia="FangSong" w:cs="Times New Roman"/>
+        </w:rPr>
+        <w:t xml:space="preserve">与</w:t>
+      </w:r>
+      <w:r>
+        <w:rPr>
+          <w:rFonts w:ascii="Times New Roman" w:hAnsi="Times New Roman" w:eastAsia="Times New Roman" w:cs="Times New Roman"/>
+        </w:rPr>
+        <w:t xml:space="preserve"> </w:t>
+      </w:r>
+      <m:oMath>
+        <m:oMathPr>
+          <m:ctrlPr>
+            <w:rPr>
+              <w:sz w:val="28"/>
+              <w:szCs w:val="28"/>
+            </w:rPr>
+          </m:ctrlPr>
+        </m:oMathPr>
+        <m:r>
+          <m:t>2</m:t>
+        </m:r>
+        <m:r>
+          <m:t> </m:t>
+        </m:r>
+        <m:r>
+          <m:rPr>
+            <m:sty m:val="p"/>
+          </m:rPr>
+          <m:t>m</m:t>
+        </m:r>
+        <m:r>
+          <m:rPr>
+            <m:sty m:val="p"/>
+          </m:rPr>
+          <m:t>o</m:t>
+        </m:r>
+        <m:r>
+          <m:rPr>
+            <m:sty m:val="p"/>
+          </m:rPr>
+          <m:t>l</m:t>
+        </m:r>
+        <m:r>
+          <m:t> </m:t>
+        </m:r>
+        <m:r>
+          <m:rPr>
+            <m:sty m:val="p"/>
+          </m:rPr>
+          <m:t>(</m:t>
         </m:r>
         <m:r>
           <m:rPr>
             <m:sty m:val="p"/>
           </m:rPr>
           <m:t>C</m:t>
+        </m:r>
+        <m:sSub>
+          <m:e>
+            <m:r>
+              <m:rPr>
+                <m:sty m:val="p"/>
+              </m:rPr>
+              <m:t>H</m:t>
+            </m:r>
+          </m:e>
+          <m:sub>
+            <m:r>
+              <m:rPr>
+                <m:sty m:val="p"/>
+              </m:rPr>
+              <m:t>2</m:t>
+            </m:r>
+          </m:sub>
+        </m:sSub>
+        <m:sSub>
+          <m:e>
+            <m:r>
+              <m:rPr>
+                <m:sty m:val="p"/>
+              </m:rPr>
+              <m:t>)</m:t>
+            </m:r>
+          </m:e>
+          <m:sub>
+            <m:r>
+              <m:t>n</m:t>
+            </m:r>
+          </m:sub>
+        </m:sSub>
+        <m:r>
+          <m:rPr>
+            <m:sty m:val="p"/>
+          </m:rPr>
+          <m:t>(</m:t>
+        </m:r>
+        <m:r>
+          <m:t>293</m:t>
+        </m:r>
+        <m:r>
+          <m:t> </m:t>
+        </m:r>
+        <m:r>
+          <m:rPr>
+            <m:sty m:val="p"/>
+          </m:rPr>
+          <m:t>K</m:t>
+        </m:r>
+        <m:r>
+          <m:rPr>
+            <m:sty m:val="p"/>
+          </m:rPr>
+          <m:t>,</m:t>
+        </m:r>
+        <m:r>
+          <m:t> </m:t>
+        </m:r>
+        <m:r>
+          <m:t>1</m:t>
+        </m:r>
+        <m:r>
+          <m:rPr>
+            <m:sty m:val="p"/>
+          </m:rPr>
+          <m:t>×</m:t>
+        </m:r>
+        <m:sSup>
+          <m:e>
+            <m:r>
+              <m:t>10</m:t>
+            </m:r>
+          </m:e>
+          <m:sup>
+            <m:r>
+              <m:t>5</m:t>
+            </m:r>
+          </m:sup>
+        </m:sSup>
+        <m:r>
+          <m:t> </m:t>
+        </m:r>
+        <m:r>
+          <m:rPr>
+            <m:sty m:val="p"/>
+          </m:rPr>
+          <m:t>P</m:t>
+        </m:r>
+        <m:r>
+          <m:rPr>
+            <m:sty m:val="p"/>
+          </m:rPr>
+          <m:t>a</m:t>
+        </m:r>
+        <m:r>
+          <m:rPr>
+            <m:sty m:val="p"/>
+          </m:rPr>
+          <m:t>)</m:t>
+        </m:r>
+      </m:oMath>
+      <w:r>
+        <w:rPr>
+          <w:rFonts w:hint="eastAsia" w:ascii="Times New Roman" w:hAnsi="Times New Roman" w:eastAsia="Times New Roman" w:cs="Times New Roman"/>
+        </w:rPr>
+        <w:t xml:space="preserve">；</w:t>
+      </w:r>
+    </w:p>
+    <w:p>
+      <w:pPr>
+        <w:numPr>
+          <w:ilvl w:val="0"/>
+          <w:numId w:val="1011"/>
+        </w:numPr>
+        <w:ind w:firstLine="420"/>
+      </w:pPr>
+      <m:oMath>
+        <m:oMathPr>
+          <m:ctrlPr>
+            <w:rPr>
+              <w:sz w:val="28"/>
+              <w:szCs w:val="28"/>
+            </w:rPr>
+          </m:ctrlPr>
+        </m:oMathPr>
+        <m:r>
+          <m:t>1</m:t>
+        </m:r>
+        <m:r>
+          <m:t> </m:t>
+        </m:r>
+        <m:r>
+          <m:rPr>
+            <m:sty m:val="p"/>
+          </m:rPr>
+          <m:t>m</m:t>
+        </m:r>
+        <m:r>
+          <m:rPr>
+            <m:sty m:val="p"/>
+          </m:rPr>
+          <m:t>o</m:t>
+        </m:r>
+        <m:r>
+          <m:rPr>
+            <m:sty m:val="p"/>
+          </m:rPr>
+          <m:t>l</m:t>
+        </m:r>
+        <m:r>
+          <m:t> </m:t>
+        </m:r>
+        <m:r>
+          <m:rPr>
+            <m:sty m:val="p"/>
+          </m:rPr>
+          <m:t>L</m:t>
+        </m:r>
+        <m:r>
+          <m:rPr>
+            <m:sty m:val="p"/>
+          </m:rPr>
+          <m:t>i</m:t>
+        </m:r>
+        <m:r>
+          <m:rPr>
+            <m:sty m:val="p"/>
+          </m:rPr>
+          <m:t>(</m:t>
+        </m:r>
+        <m:r>
+          <m:t>323</m:t>
+        </m:r>
+        <m:r>
+          <m:t> </m:t>
+        </m:r>
+        <m:r>
+          <m:rPr>
+            <m:sty m:val="p"/>
+          </m:rPr>
+          <m:t>K</m:t>
+        </m:r>
+        <m:r>
+          <m:rPr>
+            <m:sty m:val="p"/>
+          </m:rPr>
+          <m:t>,</m:t>
+        </m:r>
+        <m:r>
+          <m:t> </m:t>
+        </m:r>
+        <m:r>
+          <m:t>2</m:t>
+        </m:r>
+        <m:r>
+          <m:rPr>
+            <m:sty m:val="p"/>
+          </m:rPr>
+          <m:t>×</m:t>
+        </m:r>
+        <m:sSup>
+          <m:e>
+            <m:r>
+              <m:t>10</m:t>
+            </m:r>
+          </m:e>
+          <m:sup>
+            <m:r>
+              <m:t>5</m:t>
+            </m:r>
+          </m:sup>
+        </m:sSup>
+        <m:r>
+          <m:t> </m:t>
+        </m:r>
+        <m:r>
+          <m:rPr>
+            <m:sty m:val="p"/>
+          </m:rPr>
+          <m:t>P</m:t>
+        </m:r>
+        <m:r>
+          <m:rPr>
+            <m:sty m:val="p"/>
+          </m:rPr>
+          <m:t>a</m:t>
+        </m:r>
+        <m:r>
+          <m:rPr>
+            <m:sty m:val="p"/>
+          </m:rPr>
+          <m:t>)</m:t>
+        </m:r>
+      </m:oMath>
+      <w:r>
+        <w:rPr>
+          <w:rFonts w:ascii="Times New Roman" w:hAnsi="Times New Roman" w:eastAsia="Times New Roman" w:cs="Times New Roman"/>
+        </w:rPr>
+        <w:t xml:space="preserve"> </w:t>
+      </w:r>
+      <w:r>
+        <w:rPr>
+          <w:rFonts w:hint="eastAsia" w:ascii="Times New Roman" w:hAnsi="Times New Roman" w:eastAsia="FangSong" w:cs="Times New Roman"/>
+        </w:rPr>
+        <w:t xml:space="preserve">与</w:t>
+      </w:r>
+      <w:r>
+        <w:rPr>
+          <w:rFonts w:ascii="Times New Roman" w:hAnsi="Times New Roman" w:eastAsia="Times New Roman" w:cs="Times New Roman"/>
+        </w:rPr>
+        <w:t xml:space="preserve"> </w:t>
+      </w:r>
+      <m:oMath>
+        <m:oMathPr>
+          <m:ctrlPr>
+            <w:rPr>
+              <w:sz w:val="28"/>
+              <w:szCs w:val="28"/>
+            </w:rPr>
+          </m:ctrlPr>
+        </m:oMathPr>
+        <m:r>
+          <m:t>1</m:t>
+        </m:r>
+        <m:r>
+          <m:t> </m:t>
+        </m:r>
+        <m:r>
+          <m:rPr>
+            <m:sty m:val="p"/>
+          </m:rPr>
+          <m:t>m</m:t>
+        </m:r>
+        <m:r>
+          <m:rPr>
+            <m:sty m:val="p"/>
+          </m:rPr>
+          <m:t>o</m:t>
+        </m:r>
+        <m:r>
+          <m:rPr>
+            <m:sty m:val="p"/>
+          </m:rPr>
+          <m:t>l</m:t>
+        </m:r>
+        <m:r>
+          <m:t> </m:t>
+        </m:r>
+        <m:r>
+          <m:rPr>
+            <m:sty m:val="p"/>
+          </m:rPr>
+          <m:t>K</m:t>
+        </m:r>
+        <m:r>
+          <m:rPr>
+            <m:sty m:val="p"/>
+          </m:rPr>
+          <m:t>(</m:t>
+        </m:r>
+        <m:r>
+          <m:t>323</m:t>
+        </m:r>
+        <m:r>
+          <m:t> </m:t>
+        </m:r>
+        <m:r>
+          <m:rPr>
+            <m:sty m:val="p"/>
+          </m:rPr>
+          <m:t>K</m:t>
+        </m:r>
+        <m:r>
+          <m:rPr>
+            <m:sty m:val="p"/>
+          </m:rPr>
+          <m:t>,</m:t>
+        </m:r>
+        <m:r>
+          <m:t> </m:t>
+        </m:r>
+        <m:r>
+          <m:t>2</m:t>
+        </m:r>
+        <m:r>
+          <m:rPr>
+            <m:sty m:val="p"/>
+          </m:rPr>
+          <m:t>×</m:t>
+        </m:r>
+        <m:sSup>
+          <m:e>
+            <m:r>
+              <m:t>10</m:t>
+            </m:r>
+          </m:e>
+          <m:sup>
+            <m:r>
+              <m:t>5</m:t>
+            </m:r>
+          </m:sup>
+        </m:sSup>
+        <m:r>
+          <m:t> </m:t>
+        </m:r>
+        <m:r>
+          <m:rPr>
+            <m:sty m:val="p"/>
+          </m:rPr>
+          <m:t>P</m:t>
+        </m:r>
+        <m:r>
+          <m:rPr>
+            <m:sty m:val="p"/>
+          </m:rPr>
+          <m:t>a</m:t>
+        </m:r>
+        <m:r>
+          <m:rPr>
+            <m:sty m:val="p"/>
+          </m:rPr>
+          <m:t>)</m:t>
+        </m:r>
+      </m:oMath>
+      <w:r>
+        <w:rPr>
+          <w:rFonts w:ascii="Times New Roman" w:hAnsi="Times New Roman" w:eastAsia="Times New Roman" w:cs="Times New Roman"/>
+        </w:rPr>
+        <w:t xml:space="preserve">。</w:t>
+      </w:r>
+    </w:p>
+    <w:p>
+      <w:pPr>
+        <w:pStyle w:val="FirstParagraph"/>
+      </w:pPr>
+    </w:p>
+    <w:p>
+      <w:pPr>
+        <w:pStyle w:val="BodyText"/>
+        <w:ind w:firstLine="420"/>
+      </w:pPr>
+      <w:r>
+        <w:rPr>
+          <w:rFonts w:ascii="Times New Roman" w:hAnsi="Times New Roman" w:eastAsia="Times New Roman" w:cs="Times New Roman"/>
+          <w:b/>
+          <w:bCs/>
+        </w:rPr>
+        <w:t xml:space="preserve">12.</w:t>
+      </w:r>
+      <w:r>
+        <w:rPr>
+          <w:rFonts w:ascii="Times New Roman" w:hAnsi="Times New Roman" w:eastAsia="Times New Roman" w:cs="Times New Roman"/>
+        </w:rPr>
+        <w:t xml:space="preserve"> </w:t>
+      </w:r>
+      <w:r>
+        <w:rPr>
+          <w:rFonts w:hint="eastAsia" w:ascii="Times New Roman" w:hAnsi="Times New Roman" w:eastAsia="FangSong" w:cs="Times New Roman"/>
+        </w:rPr>
+        <w:t>估计下列各变化过程是熵增</w:t>
+      </w:r>
+      <w:r>
+        <w:rPr>
+          <w:rFonts w:hint="eastAsia" w:ascii="Times New Roman" w:hAnsi="Times New Roman" w:eastAsia="Times New Roman" w:cs="Times New Roman"/>
+        </w:rPr>
+        <w:t>，</w:t>
+      </w:r>
+      <w:r>
+        <w:rPr>
+          <w:rFonts w:hint="eastAsia" w:ascii="Times New Roman" w:hAnsi="Times New Roman" w:eastAsia="FangSong" w:cs="Times New Roman"/>
+        </w:rPr>
+        <w:t>还是熵减</w:t>
+      </w:r>
+      <w:r>
+        <w:rPr>
+          <w:rFonts w:hint="eastAsia" w:ascii="Times New Roman" w:hAnsi="Times New Roman" w:eastAsia="Times New Roman" w:cs="Times New Roman"/>
+        </w:rPr>
+        <w:t>?</w:t>
+      </w:r>
+    </w:p>
+    <w:p>
+      <w:pPr>
+        <w:numPr>
+          <w:ilvl w:val="0"/>
+          <w:numId w:val="1012"/>
+        </w:numPr>
+        <w:ind w:firstLine="420"/>
+      </w:pPr>
+      <m:oMath>
+        <m:oMathPr>
+          <m:ctrlPr>
+            <w:rPr>
+              <w:sz w:val="28"/>
+              <w:szCs w:val="28"/>
+            </w:rPr>
+          </m:ctrlPr>
+        </m:oMathPr>
+        <m:r>
+          <m:rPr>
+            <m:sty m:val="p"/>
+          </m:rPr>
+          <m:t>N</m:t>
+        </m:r>
+        <m:sSub>
+          <m:e>
+            <m:r>
+              <m:rPr>
+                <m:sty m:val="p"/>
+              </m:rPr>
+              <m:t>H</m:t>
+            </m:r>
+          </m:e>
+          <m:sub>
+            <m:r>
+              <m:rPr>
+                <m:sty m:val="p"/>
+              </m:rPr>
+              <m:t>4</m:t>
+            </m:r>
+          </m:sub>
+        </m:sSub>
+        <m:r>
+          <m:rPr>
+            <m:sty m:val="p"/>
+          </m:rPr>
+          <m:t>N</m:t>
         </m:r>
         <m:sSub>
           <m:e>
@@ -36291,33 +35920,46 @@
               <m:rPr>
                 <m:sty m:val="p"/>
               </m:rPr>
-              <m:t>2</m:t>
+              <m:t>3</m:t>
             </m:r>
           </m:sub>
         </m:sSub>
-        <m:r>
-          <m:rPr>
-            <m:sty m:val="p"/>
-          </m:rPr>
-          <m:t>(</m:t>
-        </m:r>
-        <m:r>
-          <m:rPr>
-            <m:sty m:val="p"/>
-          </m:rPr>
-          <m:t>g</m:t>
-        </m:r>
-        <m:r>
-          <m:rPr>
-            <m:sty m:val="p"/>
-          </m:rPr>
-          <m:t>)</m:t>
-        </m:r>
-        <m:r>
-          <m:rPr>
-            <m:sty m:val="p"/>
-          </m:rPr>
-          <m:t>+</m:t>
+      </m:oMath>
+      <w:r>
+        <w:rPr>
+          <w:rFonts w:ascii="Times New Roman" w:hAnsi="Times New Roman" w:eastAsia="Times New Roman" w:cs="Times New Roman"/>
+        </w:rPr>
+        <w:t xml:space="preserve"> </w:t>
+      </w:r>
+      <w:r>
+        <w:rPr>
+          <w:rFonts w:hint="eastAsia" w:ascii="Times New Roman" w:hAnsi="Times New Roman" w:eastAsia="FangSong" w:cs="Times New Roman"/>
+        </w:rPr>
+        <w:t xml:space="preserve">爆炸</w:t>
+      </w:r>
+      <w:r>
+        <w:rPr>
+          <w:rFonts w:ascii="Times New Roman" w:hAnsi="Times New Roman" w:eastAsia="Times New Roman" w:cs="Times New Roman"/>
+        </w:rPr>
+        <w:t xml:space="preserve"> </w:t>
+      </w:r>
+      <m:oMath>
+        <m:oMathPr>
+          <m:ctrlPr>
+            <w:rPr>
+              <w:sz w:val="28"/>
+              <w:szCs w:val="28"/>
+            </w:rPr>
+          </m:ctrlPr>
+        </m:oMathPr>
+        <m:r>
+          <m:t>2</m:t>
+        </m:r>
+        <m:r>
+          <m:rPr>
+            <m:sty m:val="p"/>
+          </m:rPr>
+          <m:t>N</m:t>
         </m:r>
         <m:sSub>
           <m:e>
@@ -36326,6 +35968,168 @@
                 <m:sty m:val="p"/>
               </m:rPr>
               <m:t>H</m:t>
+            </m:r>
+          </m:e>
+          <m:sub>
+            <m:r>
+              <m:rPr>
+                <m:sty m:val="p"/>
+              </m:rPr>
+              <m:t>4</m:t>
+            </m:r>
+          </m:sub>
+        </m:sSub>
+        <m:r>
+          <m:rPr>
+            <m:sty m:val="p"/>
+          </m:rPr>
+          <m:t>N</m:t>
+        </m:r>
+        <m:sSub>
+          <m:e>
+            <m:r>
+              <m:rPr>
+                <m:sty m:val="p"/>
+              </m:rPr>
+              <m:t>O</m:t>
+            </m:r>
+          </m:e>
+          <m:sub>
+            <m:r>
+              <m:rPr>
+                <m:sty m:val="p"/>
+              </m:rPr>
+              <m:t>3</m:t>
+            </m:r>
+          </m:sub>
+        </m:sSub>
+        <m:r>
+          <m:rPr>
+            <m:sty m:val="p"/>
+          </m:rPr>
+          <m:t>(</m:t>
+        </m:r>
+        <m:r>
+          <m:rPr>
+            <m:sty m:val="p"/>
+          </m:rPr>
+          <m:t>s</m:t>
+        </m:r>
+        <m:r>
+          <m:rPr>
+            <m:sty m:val="p"/>
+          </m:rPr>
+          <m:t>)</m:t>
+        </m:r>
+        <m:r>
+          <m:rPr>
+            <m:sty m:val="p"/>
+          </m:rPr>
+          <m:t>→</m:t>
+        </m:r>
+        <m:r>
+          <m:t>2</m:t>
+        </m:r>
+        <m:sSub>
+          <m:e>
+            <m:r>
+              <m:rPr>
+                <m:sty m:val="p"/>
+              </m:rPr>
+              <m:t>N</m:t>
+            </m:r>
+          </m:e>
+          <m:sub>
+            <m:r>
+              <m:rPr>
+                <m:sty m:val="p"/>
+              </m:rPr>
+              <m:t>2</m:t>
+            </m:r>
+          </m:sub>
+        </m:sSub>
+        <m:r>
+          <m:rPr>
+            <m:sty m:val="p"/>
+          </m:rPr>
+          <m:t>(</m:t>
+        </m:r>
+        <m:r>
+          <m:rPr>
+            <m:sty m:val="p"/>
+          </m:rPr>
+          <m:t>g</m:t>
+        </m:r>
+        <m:r>
+          <m:rPr>
+            <m:sty m:val="p"/>
+          </m:rPr>
+          <m:t>)</m:t>
+        </m:r>
+        <m:r>
+          <m:rPr>
+            <m:sty m:val="p"/>
+          </m:rPr>
+          <m:t>+</m:t>
+        </m:r>
+        <m:r>
+          <m:t>4</m:t>
+        </m:r>
+        <m:sSub>
+          <m:e>
+            <m:r>
+              <m:rPr>
+                <m:sty m:val="p"/>
+              </m:rPr>
+              <m:t>H</m:t>
+            </m:r>
+          </m:e>
+          <m:sub>
+            <m:r>
+              <m:rPr>
+                <m:sty m:val="p"/>
+              </m:rPr>
+              <m:t>2</m:t>
+            </m:r>
+          </m:sub>
+        </m:sSub>
+        <m:r>
+          <m:rPr>
+            <m:sty m:val="p"/>
+          </m:rPr>
+          <m:t>O</m:t>
+        </m:r>
+        <m:r>
+          <m:rPr>
+            <m:sty m:val="p"/>
+          </m:rPr>
+          <m:t>(</m:t>
+        </m:r>
+        <m:r>
+          <m:rPr>
+            <m:sty m:val="p"/>
+          </m:rPr>
+          <m:t>g</m:t>
+        </m:r>
+        <m:r>
+          <m:rPr>
+            <m:sty m:val="p"/>
+          </m:rPr>
+          <m:t>)</m:t>
+        </m:r>
+        <m:r>
+          <m:rPr>
+            <m:sty m:val="p"/>
+          </m:rPr>
+          <m:t>+</m:t>
+        </m:r>
+        <m:sSub>
+          <m:e>
+            <m:r>
+              <m:rPr>
+                <m:sty m:val="p"/>
+              </m:rPr>
+              <m:t>O</m:t>
             </m:r>
           </m:e>
           <m:sub>
@@ -36361,7 +36165,206 @@
       <w:pPr>
         <w:numPr>
           <w:ilvl w:val="0"/>
-          <w:numId w:val="1011"/>
+          <w:numId w:val="1012"/>
+        </w:numPr>
+        <w:ind w:firstLine="420"/>
+      </w:pPr>
+      <w:r>
+        <w:rPr>
+          <w:rFonts w:hint="eastAsia" w:ascii="Times New Roman" w:hAnsi="Times New Roman" w:eastAsia="FangSong" w:cs="Times New Roman"/>
+        </w:rPr>
+        <w:t xml:space="preserve">水煤气转化</w:t>
+      </w:r>
+      <w:r>
+        <w:rPr>
+          <w:rFonts w:ascii="Times New Roman" w:hAnsi="Times New Roman" w:eastAsia="Times New Roman" w:cs="Times New Roman"/>
+        </w:rPr>
+        <w:t xml:space="preserve"> </w:t>
+      </w:r>
+      <m:oMath>
+        <m:oMathPr>
+          <m:ctrlPr>
+            <w:rPr>
+              <w:sz w:val="28"/>
+              <w:szCs w:val="28"/>
+            </w:rPr>
+          </m:ctrlPr>
+        </m:oMathPr>
+        <m:r>
+          <m:rPr>
+            <m:sty m:val="p"/>
+          </m:rPr>
+          <m:t>C</m:t>
+        </m:r>
+        <m:r>
+          <m:rPr>
+            <m:sty m:val="p"/>
+          </m:rPr>
+          <m:t>O</m:t>
+        </m:r>
+        <m:r>
+          <m:rPr>
+            <m:sty m:val="p"/>
+          </m:rPr>
+          <m:t>(</m:t>
+        </m:r>
+        <m:r>
+          <m:rPr>
+            <m:sty m:val="p"/>
+          </m:rPr>
+          <m:t>g</m:t>
+        </m:r>
+        <m:r>
+          <m:rPr>
+            <m:sty m:val="p"/>
+          </m:rPr>
+          <m:t>)</m:t>
+        </m:r>
+        <m:r>
+          <m:rPr>
+            <m:sty m:val="p"/>
+          </m:rPr>
+          <m:t>+</m:t>
+        </m:r>
+        <m:sSub>
+          <m:e>
+            <m:r>
+              <m:rPr>
+                <m:sty m:val="p"/>
+              </m:rPr>
+              <m:t>H</m:t>
+            </m:r>
+          </m:e>
+          <m:sub>
+            <m:r>
+              <m:rPr>
+                <m:sty m:val="p"/>
+              </m:rPr>
+              <m:t>2</m:t>
+            </m:r>
+          </m:sub>
+        </m:sSub>
+        <m:r>
+          <m:rPr>
+            <m:sty m:val="p"/>
+          </m:rPr>
+          <m:t>O</m:t>
+        </m:r>
+        <m:r>
+          <m:rPr>
+            <m:sty m:val="p"/>
+          </m:rPr>
+          <m:t>(</m:t>
+        </m:r>
+        <m:r>
+          <m:rPr>
+            <m:sty m:val="p"/>
+          </m:rPr>
+          <m:t>g</m:t>
+        </m:r>
+        <m:r>
+          <m:rPr>
+            <m:sty m:val="p"/>
+          </m:rPr>
+          <m:t>)</m:t>
+        </m:r>
+        <m:r>
+          <m:rPr>
+            <m:sty m:val="p"/>
+          </m:rPr>
+          <m:t>→</m:t>
+        </m:r>
+        <m:r>
+          <m:rPr>
+            <m:sty m:val="p"/>
+          </m:rPr>
+          <m:t>C</m:t>
+        </m:r>
+        <m:sSub>
+          <m:e>
+            <m:r>
+              <m:rPr>
+                <m:sty m:val="p"/>
+              </m:rPr>
+              <m:t>O</m:t>
+            </m:r>
+          </m:e>
+          <m:sub>
+            <m:r>
+              <m:rPr>
+                <m:sty m:val="p"/>
+              </m:rPr>
+              <m:t>2</m:t>
+            </m:r>
+          </m:sub>
+        </m:sSub>
+        <m:r>
+          <m:rPr>
+            <m:sty m:val="p"/>
+          </m:rPr>
+          <m:t>(</m:t>
+        </m:r>
+        <m:r>
+          <m:rPr>
+            <m:sty m:val="p"/>
+          </m:rPr>
+          <m:t>g</m:t>
+        </m:r>
+        <m:r>
+          <m:rPr>
+            <m:sty m:val="p"/>
+          </m:rPr>
+          <m:t>)</m:t>
+        </m:r>
+        <m:r>
+          <m:rPr>
+            <m:sty m:val="p"/>
+          </m:rPr>
+          <m:t>+</m:t>
+        </m:r>
+        <m:sSub>
+          <m:e>
+            <m:r>
+              <m:rPr>
+                <m:sty m:val="p"/>
+              </m:rPr>
+              <m:t>H</m:t>
+            </m:r>
+          </m:e>
+          <m:sub>
+            <m:r>
+              <m:rPr>
+                <m:sty m:val="p"/>
+              </m:rPr>
+              <m:t>2</m:t>
+            </m:r>
+          </m:sub>
+        </m:sSub>
+        <m:r>
+          <m:rPr>
+            <m:sty m:val="p"/>
+          </m:rPr>
+          <m:t>(</m:t>
+        </m:r>
+        <m:r>
+          <m:rPr>
+            <m:sty m:val="p"/>
+          </m:rPr>
+          <m:t>g</m:t>
+        </m:r>
+        <m:r>
+          <m:rPr>
+            <m:sty m:val="p"/>
+          </m:rPr>
+          <m:t>)</m:t>
+        </m:r>
+      </m:oMath>
+    </w:p>
+    <w:p>
+      <w:pPr>
+        <w:numPr>
+          <w:ilvl w:val="0"/>
+          <w:numId w:val="1012"/>
         </w:numPr>
         <w:ind w:firstLine="420"/>
       </w:pPr>
@@ -39445,7 +39448,7 @@
       <w:pPr>
         <w:numPr>
           <w:ilvl w:val="0"/>
-          <w:numId w:val="1012"/>
+          <w:numId w:val="1013"/>
         </w:numPr>
       </w:pPr>
       <m:oMath>
@@ -39587,786 +39590,6 @@
     </w:p>
     <w:p>
       <w:pPr>
-        <w:numPr>
-          <w:ilvl w:val="0"/>
-          <w:numId w:val="1012"/>
-        </w:numPr>
-      </w:pPr>
-      <m:oMath>
-        <m:oMathPr>
-          <m:ctrlPr>
-            <w:rPr>
-              <w:sz w:val="28"/>
-              <w:szCs w:val="28"/>
-            </w:rPr>
-          </m:ctrlPr>
-        </m:oMathPr>
-        <m:sSub>
-          <m:e>
-            <m:r>
-              <m:rPr>
-                <m:sty m:val="p"/>
-              </m:rPr>
-              <m:t>S</m:t>
-            </m:r>
-            <m:r>
-              <m:rPr>
-                <m:sty m:val="p"/>
-              </m:rPr>
-              <m:t>n</m:t>
-            </m:r>
-            <m:r>
-              <m:rPr>
-                <m:sty m:val="p"/>
-              </m:rPr>
-              <m:t>O</m:t>
-            </m:r>
-          </m:e>
-          <m:sub>
-            <m:r>
-              <m:t>2</m:t>
-            </m:r>
-          </m:sub>
-        </m:sSub>
-        <m:r>
-          <m:rPr>
-            <m:sty m:val="p"/>
-          </m:rPr>
-          <m:t>(</m:t>
-        </m:r>
-        <m:r>
-          <m:rPr>
-            <m:sty m:val="p"/>
-          </m:rPr>
-          <m:t>s</m:t>
-        </m:r>
-        <m:r>
-          <m:rPr>
-            <m:sty m:val="p"/>
-          </m:rPr>
-          <m:t>)</m:t>
-        </m:r>
-        <m:r>
-          <m:rPr>
-            <m:sty m:val="p"/>
-          </m:rPr>
-          <m:t>+</m:t>
-        </m:r>
-        <m:r>
-          <m:rPr>
-            <m:sty m:val="p"/>
-          </m:rPr>
-          <m:t>C</m:t>
-        </m:r>
-        <m:r>
-          <m:rPr>
-            <m:sty m:val="p"/>
-          </m:rPr>
-          <m:t>(</m:t>
-        </m:r>
-        <m:r>
-          <m:rPr>
-            <m:sty m:val="p"/>
-          </m:rPr>
-          <m:t>s</m:t>
-        </m:r>
-        <m:r>
-          <m:rPr>
-            <m:sty m:val="p"/>
-          </m:rPr>
-          <m:t>)</m:t>
-        </m:r>
-        <m:r>
-          <m:rPr>
-            <m:sty m:val="p"/>
-          </m:rPr>
-          <m:t>→</m:t>
-        </m:r>
-        <m:r>
-          <m:rPr>
-            <m:sty m:val="p"/>
-          </m:rPr>
-          <m:t>S</m:t>
-        </m:r>
-        <m:r>
-          <m:rPr>
-            <m:sty m:val="p"/>
-          </m:rPr>
-          <m:t>n</m:t>
-        </m:r>
-        <m:r>
-          <m:rPr>
-            <m:sty m:val="p"/>
-          </m:rPr>
-          <m:t>(</m:t>
-        </m:r>
-        <m:r>
-          <m:rPr>
-            <m:sty m:val="p"/>
-          </m:rPr>
-          <m:t>s</m:t>
-        </m:r>
-        <m:r>
-          <m:rPr>
-            <m:sty m:val="p"/>
-          </m:rPr>
-          <m:t>)</m:t>
-        </m:r>
-        <m:r>
-          <m:rPr>
-            <m:sty m:val="p"/>
-          </m:rPr>
-          <m:t>+</m:t>
-        </m:r>
-        <m:sSub>
-          <m:e>
-            <m:r>
-              <m:rPr>
-                <m:sty m:val="p"/>
-              </m:rPr>
-              <m:t>C</m:t>
-            </m:r>
-            <m:r>
-              <m:rPr>
-                <m:sty m:val="p"/>
-              </m:rPr>
-              <m:t>O</m:t>
-            </m:r>
-          </m:e>
-          <m:sub>
-            <m:r>
-              <m:t>2</m:t>
-            </m:r>
-          </m:sub>
-        </m:sSub>
-        <m:r>
-          <m:rPr>
-            <m:sty m:val="p"/>
-          </m:rPr>
-          <m:t>(</m:t>
-        </m:r>
-        <m:r>
-          <m:rPr>
-            <m:sty m:val="p"/>
-          </m:rPr>
-          <m:t>g</m:t>
-        </m:r>
-        <m:r>
-          <m:rPr>
-            <m:sty m:val="p"/>
-          </m:rPr>
-          <m:t>)</m:t>
-        </m:r>
-      </m:oMath>
-      <w:r>
-        <w:rPr>
-          <w:rFonts w:ascii="Times New Roman" w:hAnsi="Times New Roman" w:eastAsia="Times New Roman" w:cs="Times New Roman"/>
-        </w:rPr>
-        <w:t xml:space="preserve">​</w:t>
-      </w:r>
-    </w:p>
-    <w:p>
-      <w:pPr>
-        <w:numPr>
-          <w:ilvl w:val="0"/>
-          <w:numId w:val="1012"/>
-        </w:numPr>
-      </w:pPr>
-      <m:oMath>
-        <m:oMathPr>
-          <m:ctrlPr>
-            <w:rPr>
-              <w:sz w:val="28"/>
-              <w:szCs w:val="28"/>
-            </w:rPr>
-          </m:ctrlPr>
-        </m:oMathPr>
-        <m:sSub>
-          <m:e>
-            <m:r>
-              <m:rPr>
-                <m:sty m:val="p"/>
-              </m:rPr>
-              <m:t>S</m:t>
-            </m:r>
-            <m:r>
-              <m:rPr>
-                <m:sty m:val="p"/>
-              </m:rPr>
-              <m:t>n</m:t>
-            </m:r>
-            <m:r>
-              <m:rPr>
-                <m:sty m:val="p"/>
-              </m:rPr>
-              <m:t>O</m:t>
-            </m:r>
-          </m:e>
-          <m:sub>
-            <m:r>
-              <m:t>2</m:t>
-            </m:r>
-          </m:sub>
-        </m:sSub>
-        <m:r>
-          <m:rPr>
-            <m:sty m:val="p"/>
-          </m:rPr>
-          <m:t>(</m:t>
-        </m:r>
-        <m:r>
-          <m:rPr>
-            <m:sty m:val="p"/>
-          </m:rPr>
-          <m:t>s</m:t>
-        </m:r>
-        <m:r>
-          <m:rPr>
-            <m:sty m:val="p"/>
-          </m:rPr>
-          <m:t>)</m:t>
-        </m:r>
-        <m:r>
-          <m:rPr>
-            <m:sty m:val="p"/>
-          </m:rPr>
-          <m:t>+</m:t>
-        </m:r>
-        <m:r>
-          <m:t>2</m:t>
-        </m:r>
-        <m:sSub>
-          <m:e>
-            <m:r>
-              <m:rPr>
-                <m:sty m:val="p"/>
-              </m:rPr>
-              <m:t>H</m:t>
-            </m:r>
-          </m:e>
-          <m:sub>
-            <m:r>
-              <m:t>2</m:t>
-            </m:r>
-          </m:sub>
-        </m:sSub>
-        <m:r>
-          <m:rPr>
-            <m:sty m:val="p"/>
-          </m:rPr>
-          <m:t>(</m:t>
-        </m:r>
-        <m:r>
-          <m:rPr>
-            <m:sty m:val="p"/>
-          </m:rPr>
-          <m:t>g</m:t>
-        </m:r>
-        <m:r>
-          <m:rPr>
-            <m:sty m:val="p"/>
-          </m:rPr>
-          <m:t>)</m:t>
-        </m:r>
-        <m:r>
-          <m:rPr>
-            <m:sty m:val="p"/>
-          </m:rPr>
-          <m:t>→</m:t>
-        </m:r>
-        <m:r>
-          <m:rPr>
-            <m:sty m:val="p"/>
-          </m:rPr>
-          <m:t>S</m:t>
-        </m:r>
-        <m:r>
-          <m:rPr>
-            <m:sty m:val="p"/>
-          </m:rPr>
-          <m:t>n</m:t>
-        </m:r>
-        <m:r>
-          <m:rPr>
-            <m:sty m:val="p"/>
-          </m:rPr>
-          <m:t>(</m:t>
-        </m:r>
-        <m:r>
-          <m:rPr>
-            <m:sty m:val="p"/>
-          </m:rPr>
-          <m:t>s</m:t>
-        </m:r>
-        <m:r>
-          <m:rPr>
-            <m:sty m:val="p"/>
-          </m:rPr>
-          <m:t>)</m:t>
-        </m:r>
-        <m:r>
-          <m:rPr>
-            <m:sty m:val="p"/>
-          </m:rPr>
-          <m:t>+</m:t>
-        </m:r>
-        <m:r>
-          <m:t>2</m:t>
-        </m:r>
-        <m:sSub>
-          <m:e>
-            <m:r>
-              <m:rPr>
-                <m:sty m:val="p"/>
-              </m:rPr>
-              <m:t>H</m:t>
-            </m:r>
-          </m:e>
-          <m:sub>
-            <m:r>
-              <m:t>2</m:t>
-            </m:r>
-          </m:sub>
-        </m:sSub>
-        <m:r>
-          <m:rPr>
-            <m:sty m:val="p"/>
-          </m:rPr>
-          <m:t>O</m:t>
-        </m:r>
-        <m:r>
-          <m:rPr>
-            <m:sty m:val="p"/>
-          </m:rPr>
-          <m:t>(</m:t>
-        </m:r>
-        <m:r>
-          <m:rPr>
-            <m:sty m:val="p"/>
-          </m:rPr>
-          <m:t>g</m:t>
-        </m:r>
-        <m:r>
-          <m:rPr>
-            <m:sty m:val="p"/>
-          </m:rPr>
-          <m:t>)</m:t>
-        </m:r>
-      </m:oMath>
-      <w:r>
-        <w:rPr>
-          <w:rFonts w:ascii="Times New Roman" w:hAnsi="Times New Roman" w:eastAsia="Times New Roman" w:cs="Times New Roman"/>
-        </w:rPr>
-        <w:t xml:space="preserve">​</w:t>
-      </w:r>
-    </w:p>
-    <w:p>
-      <w:pPr>
-        <w:pStyle w:val="FirstParagraph"/>
-      </w:pPr>
-    </w:p>
-    <w:p>
-      <w:pPr>
-        <w:pStyle w:val="BodyText"/>
-        <w:ind w:firstLine="420"/>
-      </w:pPr>
-      <w:r>
-        <w:rPr>
-          <w:rFonts w:ascii="Times New Roman" w:hAnsi="Times New Roman" w:eastAsia="Times New Roman" w:cs="Times New Roman"/>
-          <w:b/>
-          <w:bCs/>
-        </w:rPr>
-        <w:t xml:space="preserve">20.</w:t>
-      </w:r>
-      <w:r>
-        <w:rPr>
-          <w:rFonts w:ascii="Times New Roman" w:hAnsi="Times New Roman" w:eastAsia="Times New Roman" w:cs="Times New Roman"/>
-        </w:rPr>
-        <w:t xml:space="preserve"> </w:t>
-      </w:r>
-      <w:r>
-        <w:rPr>
-          <w:rFonts w:hint="eastAsia" w:ascii="Times New Roman" w:hAnsi="Times New Roman" w:eastAsia="FangSong" w:cs="Times New Roman"/>
-        </w:rPr>
-        <w:t xml:space="preserve">计算下列两个反应的</w:t>
-      </w:r>
-      <w:r>
-        <w:rPr>
-          <w:rFonts w:ascii="Times New Roman" w:hAnsi="Times New Roman" w:eastAsia="Times New Roman" w:cs="Times New Roman"/>
-        </w:rPr>
-        <w:t xml:space="preserve"> </w:t>
-      </w:r>
-      <m:oMath>
-        <m:oMathPr>
-          <m:ctrlPr>
-            <w:rPr>
-              <w:sz w:val="28"/>
-              <w:szCs w:val="28"/>
-            </w:rPr>
-          </m:ctrlPr>
-        </m:oMathPr>
-        <m:r>
-          <m:rPr>
-            <m:sty m:val="p"/>
-          </m:rPr>
-          <m:t>Δ</m:t>
-        </m:r>
-        <m:sSup>
-          <m:e>
-            <m:r>
-              <m:t>H</m:t>
-            </m:r>
-          </m:e>
-          <m:sup>
-            <m:r>
-              <m:rPr>
-                <m:sty m:val="p"/>
-              </m:rPr>
-              <m:t>⊖</m:t>
-            </m:r>
-          </m:sup>
-        </m:sSup>
-        <m:r>
-          <m:rPr>
-            <m:sty m:val="p"/>
-          </m:rPr>
-          <m:t>,</m:t>
-        </m:r>
-        <m:r>
-          <m:rPr>
-            <m:sty m:val="p"/>
-          </m:rPr>
-          <m:t>Δ</m:t>
-        </m:r>
-        <m:sSup>
-          <m:e>
-            <m:r>
-              <m:t>G</m:t>
-            </m:r>
-          </m:e>
-          <m:sup>
-            <m:r>
-              <m:rPr>
-                <m:sty m:val="p"/>
-              </m:rPr>
-              <m:t>⊖</m:t>
-            </m:r>
-          </m:sup>
-        </m:sSup>
-        <m:r>
-          <m:rPr>
-            <m:sty m:val="p"/>
-          </m:rPr>
-          <m:t>,</m:t>
-        </m:r>
-        <m:r>
-          <m:rPr>
-            <m:sty m:val="p"/>
-          </m:rPr>
-          <m:t>Δ</m:t>
-        </m:r>
-        <m:sSup>
-          <m:e>
-            <m:r>
-              <m:t>S</m:t>
-            </m:r>
-          </m:e>
-          <m:sup>
-            <m:r>
-              <m:rPr>
-                <m:sty m:val="p"/>
-              </m:rPr>
-              <m:t>⊖</m:t>
-            </m:r>
-          </m:sup>
-        </m:sSup>
-      </m:oMath>
-      <w:r>
-        <w:rPr>
-          <w:rFonts w:ascii="Times New Roman" w:hAnsi="Times New Roman" w:eastAsia="Times New Roman" w:cs="Times New Roman"/>
-        </w:rPr>
-        <w:t xml:space="preserve"> </w:t>
-      </w:r>
-      <w:r>
-        <w:rPr>
-          <w:rFonts w:hint="eastAsia" w:ascii="Times New Roman" w:hAnsi="Times New Roman" w:eastAsia="Times New Roman" w:cs="Times New Roman"/>
-        </w:rPr>
-        <w:t>，</w:t>
-      </w:r>
-      <w:r>
-        <w:rPr>
-          <w:rFonts w:hint="eastAsia" w:ascii="Times New Roman" w:hAnsi="Times New Roman" w:eastAsia="FangSong" w:cs="Times New Roman"/>
-        </w:rPr>
-        <w:t>并讨论用焦炭还原</w:t>
-      </w:r>
-      <w:r>
-        <w:rPr>
-          <w:rFonts w:ascii="Times New Roman" w:hAnsi="Times New Roman" w:eastAsia="Times New Roman" w:cs="Times New Roman"/>
-        </w:rPr>
-        <w:t xml:space="preserve"> </w:t>
-      </w:r>
-      <m:oMath>
-        <m:sSub>
-          <m:e>
-            <m:r>
-              <m:rPr>
-                <m:sty m:val="p"/>
-              </m:rPr>
-              <m:t>A</m:t>
-            </m:r>
-            <m:r>
-              <m:rPr>
-                <m:sty m:val="p"/>
-              </m:rPr>
-              <m:t>l</m:t>
-            </m:r>
-          </m:e>
-          <m:sub>
-            <m:r>
-              <m:t>2</m:t>
-            </m:r>
-          </m:sub>
-        </m:sSub>
-        <m:sSub>
-          <m:e>
-            <m:r>
-              <m:rPr>
-                <m:sty m:val="p"/>
-              </m:rPr>
-              <m:t>O</m:t>
-            </m:r>
-          </m:e>
-          <m:sub>
-            <m:r>
-              <m:t>3</m:t>
-            </m:r>
-          </m:sub>
-        </m:sSub>
-      </m:oMath>
-      <w:r>
-        <w:rPr>
-          <w:rFonts w:ascii="Times New Roman" w:hAnsi="Times New Roman" w:eastAsia="Times New Roman" w:cs="Times New Roman"/>
-        </w:rPr>
-        <w:t xml:space="preserve"> </w:t>
-      </w:r>
-      <w:r>
-        <w:rPr>
-          <w:rFonts w:hint="eastAsia" w:ascii="Times New Roman" w:hAnsi="Times New Roman" w:eastAsia="FangSong" w:cs="Times New Roman"/>
-        </w:rPr>
-        <w:t>炼制金属铝的可能性</w:t>
-      </w:r>
-      <w:r>
-        <w:rPr>
-          <w:rFonts w:hint="eastAsia" w:ascii="Times New Roman" w:hAnsi="Times New Roman" w:eastAsia="Times New Roman" w:cs="Times New Roman"/>
-        </w:rPr>
-        <w:t>。</w:t>
-      </w:r>
-    </w:p>
-    <w:p>
-      <w:pPr>
-        <w:pStyle w:val="Compact"/>
-        <w:numPr>
-          <w:ilvl w:val="0"/>
-          <w:numId w:val="1013"/>
-        </w:numPr>
-      </w:pPr>
-      <m:oMath>
-        <m:oMathPr>
-          <m:ctrlPr>
-            <w:rPr>
-              <w:sz w:val="28"/>
-              <w:szCs w:val="28"/>
-            </w:rPr>
-          </m:ctrlPr>
-        </m:oMathPr>
-        <m:r>
-          <m:t>2</m:t>
-        </m:r>
-        <m:sSub>
-          <m:e>
-            <m:r>
-              <m:rPr>
-                <m:sty m:val="p"/>
-              </m:rPr>
-              <m:t>A</m:t>
-            </m:r>
-            <m:r>
-              <m:rPr>
-                <m:sty m:val="p"/>
-              </m:rPr>
-              <m:t>l</m:t>
-            </m:r>
-          </m:e>
-          <m:sub>
-            <m:r>
-              <m:t>2</m:t>
-            </m:r>
-          </m:sub>
-        </m:sSub>
-        <m:sSub>
-          <m:e>
-            <m:r>
-              <m:rPr>
-                <m:sty m:val="p"/>
-              </m:rPr>
-              <m:t>O</m:t>
-            </m:r>
-          </m:e>
-          <m:sub>
-            <m:r>
-              <m:t>3</m:t>
-            </m:r>
-          </m:sub>
-        </m:sSub>
-        <m:r>
-          <m:rPr>
-            <m:sty m:val="p"/>
-          </m:rPr>
-          <m:t>(</m:t>
-        </m:r>
-        <m:r>
-          <m:rPr>
-            <m:sty m:val="p"/>
-          </m:rPr>
-          <m:t>s</m:t>
-        </m:r>
-        <m:r>
-          <m:rPr>
-            <m:sty m:val="p"/>
-          </m:rPr>
-          <m:t>)</m:t>
-        </m:r>
-        <m:r>
-          <m:rPr>
-            <m:sty m:val="p"/>
-          </m:rPr>
-          <m:t>+</m:t>
-        </m:r>
-        <m:r>
-          <m:t>3</m:t>
-        </m:r>
-        <m:r>
-          <m:rPr>
-            <m:sty m:val="p"/>
-          </m:rPr>
-          <m:t>C</m:t>
-        </m:r>
-        <m:r>
-          <m:rPr>
-            <m:sty m:val="p"/>
-          </m:rPr>
-          <m:t>(</m:t>
-        </m:r>
-        <m:r>
-          <m:rPr>
-            <m:sty m:val="p"/>
-          </m:rPr>
-          <m:t>s</m:t>
-        </m:r>
-        <m:r>
-          <m:rPr>
-            <m:sty m:val="p"/>
-          </m:rPr>
-          <m:t>)</m:t>
-        </m:r>
-        <m:r>
-          <m:rPr>
-            <m:sty m:val="p"/>
-          </m:rPr>
-          <m:t>→</m:t>
-        </m:r>
-        <m:r>
-          <m:t>4</m:t>
-        </m:r>
-        <m:r>
-          <m:rPr>
-            <m:sty m:val="p"/>
-          </m:rPr>
-          <m:t>A</m:t>
-        </m:r>
-        <m:r>
-          <m:rPr>
-            <m:sty m:val="p"/>
-          </m:rPr>
-          <m:t>l</m:t>
-        </m:r>
-        <m:r>
-          <m:rPr>
-            <m:sty m:val="p"/>
-          </m:rPr>
-          <m:t>(</m:t>
-        </m:r>
-        <m:r>
-          <m:rPr>
-            <m:sty m:val="p"/>
-          </m:rPr>
-          <m:t>s</m:t>
-        </m:r>
-        <m:r>
-          <m:rPr>
-            <m:sty m:val="p"/>
-          </m:rPr>
-          <m:t>)</m:t>
-        </m:r>
-        <m:r>
-          <m:rPr>
-            <m:sty m:val="p"/>
-          </m:rPr>
-          <m:t>+</m:t>
-        </m:r>
-        <m:r>
-          <m:t>3</m:t>
-        </m:r>
-        <m:sSub>
-          <m:e>
-            <m:r>
-              <m:rPr>
-                <m:sty m:val="p"/>
-              </m:rPr>
-              <m:t>C</m:t>
-            </m:r>
-            <m:r>
-              <m:rPr>
-                <m:sty m:val="p"/>
-              </m:rPr>
-              <m:t>O</m:t>
-            </m:r>
-          </m:e>
-          <m:sub>
-            <m:r>
-              <m:t>2</m:t>
-            </m:r>
-          </m:sub>
-        </m:sSub>
-        <m:r>
-          <m:rPr>
-            <m:sty m:val="p"/>
-          </m:rPr>
-          <m:t>(</m:t>
-        </m:r>
-        <m:r>
-          <m:rPr>
-            <m:sty m:val="p"/>
-          </m:rPr>
-          <m:t>g</m:t>
-        </m:r>
-        <m:r>
-          <m:rPr>
-            <m:sty m:val="p"/>
-          </m:rPr>
-          <m:t>)</m:t>
-        </m:r>
-      </m:oMath>
-      <w:r>
-        <w:rPr>
-          <w:rFonts w:ascii="Times New Roman" w:hAnsi="Times New Roman" w:eastAsia="Times New Roman" w:cs="Times New Roman"/>
-        </w:rPr>
-        <w:t xml:space="preserve">​</w:t>
-      </w:r>
-    </w:p>
-    <w:p>
-      <w:pPr>
-        <w:pStyle w:val="Compact"/>
         <w:numPr>
           <w:ilvl w:val="0"/>
           <w:numId w:val="1013"/>
@@ -40387,6 +39610,786 @@
               <m:rPr>
                 <m:sty m:val="p"/>
               </m:rPr>
+              <m:t>S</m:t>
+            </m:r>
+            <m:r>
+              <m:rPr>
+                <m:sty m:val="p"/>
+              </m:rPr>
+              <m:t>n</m:t>
+            </m:r>
+            <m:r>
+              <m:rPr>
+                <m:sty m:val="p"/>
+              </m:rPr>
+              <m:t>O</m:t>
+            </m:r>
+          </m:e>
+          <m:sub>
+            <m:r>
+              <m:t>2</m:t>
+            </m:r>
+          </m:sub>
+        </m:sSub>
+        <m:r>
+          <m:rPr>
+            <m:sty m:val="p"/>
+          </m:rPr>
+          <m:t>(</m:t>
+        </m:r>
+        <m:r>
+          <m:rPr>
+            <m:sty m:val="p"/>
+          </m:rPr>
+          <m:t>s</m:t>
+        </m:r>
+        <m:r>
+          <m:rPr>
+            <m:sty m:val="p"/>
+          </m:rPr>
+          <m:t>)</m:t>
+        </m:r>
+        <m:r>
+          <m:rPr>
+            <m:sty m:val="p"/>
+          </m:rPr>
+          <m:t>+</m:t>
+        </m:r>
+        <m:r>
+          <m:rPr>
+            <m:sty m:val="p"/>
+          </m:rPr>
+          <m:t>C</m:t>
+        </m:r>
+        <m:r>
+          <m:rPr>
+            <m:sty m:val="p"/>
+          </m:rPr>
+          <m:t>(</m:t>
+        </m:r>
+        <m:r>
+          <m:rPr>
+            <m:sty m:val="p"/>
+          </m:rPr>
+          <m:t>s</m:t>
+        </m:r>
+        <m:r>
+          <m:rPr>
+            <m:sty m:val="p"/>
+          </m:rPr>
+          <m:t>)</m:t>
+        </m:r>
+        <m:r>
+          <m:rPr>
+            <m:sty m:val="p"/>
+          </m:rPr>
+          <m:t>→</m:t>
+        </m:r>
+        <m:r>
+          <m:rPr>
+            <m:sty m:val="p"/>
+          </m:rPr>
+          <m:t>S</m:t>
+        </m:r>
+        <m:r>
+          <m:rPr>
+            <m:sty m:val="p"/>
+          </m:rPr>
+          <m:t>n</m:t>
+        </m:r>
+        <m:r>
+          <m:rPr>
+            <m:sty m:val="p"/>
+          </m:rPr>
+          <m:t>(</m:t>
+        </m:r>
+        <m:r>
+          <m:rPr>
+            <m:sty m:val="p"/>
+          </m:rPr>
+          <m:t>s</m:t>
+        </m:r>
+        <m:r>
+          <m:rPr>
+            <m:sty m:val="p"/>
+          </m:rPr>
+          <m:t>)</m:t>
+        </m:r>
+        <m:r>
+          <m:rPr>
+            <m:sty m:val="p"/>
+          </m:rPr>
+          <m:t>+</m:t>
+        </m:r>
+        <m:sSub>
+          <m:e>
+            <m:r>
+              <m:rPr>
+                <m:sty m:val="p"/>
+              </m:rPr>
+              <m:t>C</m:t>
+            </m:r>
+            <m:r>
+              <m:rPr>
+                <m:sty m:val="p"/>
+              </m:rPr>
+              <m:t>O</m:t>
+            </m:r>
+          </m:e>
+          <m:sub>
+            <m:r>
+              <m:t>2</m:t>
+            </m:r>
+          </m:sub>
+        </m:sSub>
+        <m:r>
+          <m:rPr>
+            <m:sty m:val="p"/>
+          </m:rPr>
+          <m:t>(</m:t>
+        </m:r>
+        <m:r>
+          <m:rPr>
+            <m:sty m:val="p"/>
+          </m:rPr>
+          <m:t>g</m:t>
+        </m:r>
+        <m:r>
+          <m:rPr>
+            <m:sty m:val="p"/>
+          </m:rPr>
+          <m:t>)</m:t>
+        </m:r>
+      </m:oMath>
+      <w:r>
+        <w:rPr>
+          <w:rFonts w:ascii="Times New Roman" w:hAnsi="Times New Roman" w:eastAsia="Times New Roman" w:cs="Times New Roman"/>
+        </w:rPr>
+        <w:t xml:space="preserve">​</w:t>
+      </w:r>
+    </w:p>
+    <w:p>
+      <w:pPr>
+        <w:numPr>
+          <w:ilvl w:val="0"/>
+          <w:numId w:val="1013"/>
+        </w:numPr>
+      </w:pPr>
+      <m:oMath>
+        <m:oMathPr>
+          <m:ctrlPr>
+            <w:rPr>
+              <w:sz w:val="28"/>
+              <w:szCs w:val="28"/>
+            </w:rPr>
+          </m:ctrlPr>
+        </m:oMathPr>
+        <m:sSub>
+          <m:e>
+            <m:r>
+              <m:rPr>
+                <m:sty m:val="p"/>
+              </m:rPr>
+              <m:t>S</m:t>
+            </m:r>
+            <m:r>
+              <m:rPr>
+                <m:sty m:val="p"/>
+              </m:rPr>
+              <m:t>n</m:t>
+            </m:r>
+            <m:r>
+              <m:rPr>
+                <m:sty m:val="p"/>
+              </m:rPr>
+              <m:t>O</m:t>
+            </m:r>
+          </m:e>
+          <m:sub>
+            <m:r>
+              <m:t>2</m:t>
+            </m:r>
+          </m:sub>
+        </m:sSub>
+        <m:r>
+          <m:rPr>
+            <m:sty m:val="p"/>
+          </m:rPr>
+          <m:t>(</m:t>
+        </m:r>
+        <m:r>
+          <m:rPr>
+            <m:sty m:val="p"/>
+          </m:rPr>
+          <m:t>s</m:t>
+        </m:r>
+        <m:r>
+          <m:rPr>
+            <m:sty m:val="p"/>
+          </m:rPr>
+          <m:t>)</m:t>
+        </m:r>
+        <m:r>
+          <m:rPr>
+            <m:sty m:val="p"/>
+          </m:rPr>
+          <m:t>+</m:t>
+        </m:r>
+        <m:r>
+          <m:t>2</m:t>
+        </m:r>
+        <m:sSub>
+          <m:e>
+            <m:r>
+              <m:rPr>
+                <m:sty m:val="p"/>
+              </m:rPr>
+              <m:t>H</m:t>
+            </m:r>
+          </m:e>
+          <m:sub>
+            <m:r>
+              <m:t>2</m:t>
+            </m:r>
+          </m:sub>
+        </m:sSub>
+        <m:r>
+          <m:rPr>
+            <m:sty m:val="p"/>
+          </m:rPr>
+          <m:t>(</m:t>
+        </m:r>
+        <m:r>
+          <m:rPr>
+            <m:sty m:val="p"/>
+          </m:rPr>
+          <m:t>g</m:t>
+        </m:r>
+        <m:r>
+          <m:rPr>
+            <m:sty m:val="p"/>
+          </m:rPr>
+          <m:t>)</m:t>
+        </m:r>
+        <m:r>
+          <m:rPr>
+            <m:sty m:val="p"/>
+          </m:rPr>
+          <m:t>→</m:t>
+        </m:r>
+        <m:r>
+          <m:rPr>
+            <m:sty m:val="p"/>
+          </m:rPr>
+          <m:t>S</m:t>
+        </m:r>
+        <m:r>
+          <m:rPr>
+            <m:sty m:val="p"/>
+          </m:rPr>
+          <m:t>n</m:t>
+        </m:r>
+        <m:r>
+          <m:rPr>
+            <m:sty m:val="p"/>
+          </m:rPr>
+          <m:t>(</m:t>
+        </m:r>
+        <m:r>
+          <m:rPr>
+            <m:sty m:val="p"/>
+          </m:rPr>
+          <m:t>s</m:t>
+        </m:r>
+        <m:r>
+          <m:rPr>
+            <m:sty m:val="p"/>
+          </m:rPr>
+          <m:t>)</m:t>
+        </m:r>
+        <m:r>
+          <m:rPr>
+            <m:sty m:val="p"/>
+          </m:rPr>
+          <m:t>+</m:t>
+        </m:r>
+        <m:r>
+          <m:t>2</m:t>
+        </m:r>
+        <m:sSub>
+          <m:e>
+            <m:r>
+              <m:rPr>
+                <m:sty m:val="p"/>
+              </m:rPr>
+              <m:t>H</m:t>
+            </m:r>
+          </m:e>
+          <m:sub>
+            <m:r>
+              <m:t>2</m:t>
+            </m:r>
+          </m:sub>
+        </m:sSub>
+        <m:r>
+          <m:rPr>
+            <m:sty m:val="p"/>
+          </m:rPr>
+          <m:t>O</m:t>
+        </m:r>
+        <m:r>
+          <m:rPr>
+            <m:sty m:val="p"/>
+          </m:rPr>
+          <m:t>(</m:t>
+        </m:r>
+        <m:r>
+          <m:rPr>
+            <m:sty m:val="p"/>
+          </m:rPr>
+          <m:t>g</m:t>
+        </m:r>
+        <m:r>
+          <m:rPr>
+            <m:sty m:val="p"/>
+          </m:rPr>
+          <m:t>)</m:t>
+        </m:r>
+      </m:oMath>
+      <w:r>
+        <w:rPr>
+          <w:rFonts w:ascii="Times New Roman" w:hAnsi="Times New Roman" w:eastAsia="Times New Roman" w:cs="Times New Roman"/>
+        </w:rPr>
+        <w:t xml:space="preserve">​</w:t>
+      </w:r>
+    </w:p>
+    <w:p>
+      <w:pPr>
+        <w:pStyle w:val="FirstParagraph"/>
+      </w:pPr>
+    </w:p>
+    <w:p>
+      <w:pPr>
+        <w:pStyle w:val="BodyText"/>
+        <w:ind w:firstLine="420"/>
+      </w:pPr>
+      <w:r>
+        <w:rPr>
+          <w:rFonts w:ascii="Times New Roman" w:hAnsi="Times New Roman" w:eastAsia="Times New Roman" w:cs="Times New Roman"/>
+          <w:b/>
+          <w:bCs/>
+        </w:rPr>
+        <w:t xml:space="preserve">20.</w:t>
+      </w:r>
+      <w:r>
+        <w:rPr>
+          <w:rFonts w:ascii="Times New Roman" w:hAnsi="Times New Roman" w:eastAsia="Times New Roman" w:cs="Times New Roman"/>
+        </w:rPr>
+        <w:t xml:space="preserve"> </w:t>
+      </w:r>
+      <w:r>
+        <w:rPr>
+          <w:rFonts w:hint="eastAsia" w:ascii="Times New Roman" w:hAnsi="Times New Roman" w:eastAsia="FangSong" w:cs="Times New Roman"/>
+        </w:rPr>
+        <w:t xml:space="preserve">计算下列两个反应的</w:t>
+      </w:r>
+      <w:r>
+        <w:rPr>
+          <w:rFonts w:ascii="Times New Roman" w:hAnsi="Times New Roman" w:eastAsia="Times New Roman" w:cs="Times New Roman"/>
+        </w:rPr>
+        <w:t xml:space="preserve"> </w:t>
+      </w:r>
+      <m:oMath>
+        <m:oMathPr>
+          <m:ctrlPr>
+            <w:rPr>
+              <w:sz w:val="28"/>
+              <w:szCs w:val="28"/>
+            </w:rPr>
+          </m:ctrlPr>
+        </m:oMathPr>
+        <m:r>
+          <m:rPr>
+            <m:sty m:val="p"/>
+          </m:rPr>
+          <m:t>Δ</m:t>
+        </m:r>
+        <m:sSup>
+          <m:e>
+            <m:r>
+              <m:t>H</m:t>
+            </m:r>
+          </m:e>
+          <m:sup>
+            <m:r>
+              <m:rPr>
+                <m:sty m:val="p"/>
+              </m:rPr>
+              <m:t>⊖</m:t>
+            </m:r>
+          </m:sup>
+        </m:sSup>
+        <m:r>
+          <m:rPr>
+            <m:sty m:val="p"/>
+          </m:rPr>
+          <m:t>,</m:t>
+        </m:r>
+        <m:r>
+          <m:rPr>
+            <m:sty m:val="p"/>
+          </m:rPr>
+          <m:t>Δ</m:t>
+        </m:r>
+        <m:sSup>
+          <m:e>
+            <m:r>
+              <m:t>G</m:t>
+            </m:r>
+          </m:e>
+          <m:sup>
+            <m:r>
+              <m:rPr>
+                <m:sty m:val="p"/>
+              </m:rPr>
+              <m:t>⊖</m:t>
+            </m:r>
+          </m:sup>
+        </m:sSup>
+        <m:r>
+          <m:rPr>
+            <m:sty m:val="p"/>
+          </m:rPr>
+          <m:t>,</m:t>
+        </m:r>
+        <m:r>
+          <m:rPr>
+            <m:sty m:val="p"/>
+          </m:rPr>
+          <m:t>Δ</m:t>
+        </m:r>
+        <m:sSup>
+          <m:e>
+            <m:r>
+              <m:t>S</m:t>
+            </m:r>
+          </m:e>
+          <m:sup>
+            <m:r>
+              <m:rPr>
+                <m:sty m:val="p"/>
+              </m:rPr>
+              <m:t>⊖</m:t>
+            </m:r>
+          </m:sup>
+        </m:sSup>
+      </m:oMath>
+      <w:r>
+        <w:rPr>
+          <w:rFonts w:ascii="Times New Roman" w:hAnsi="Times New Roman" w:eastAsia="Times New Roman" w:cs="Times New Roman"/>
+        </w:rPr>
+        <w:t xml:space="preserve"> </w:t>
+      </w:r>
+      <w:r>
+        <w:rPr>
+          <w:rFonts w:hint="eastAsia" w:ascii="Times New Roman" w:hAnsi="Times New Roman" w:eastAsia="Times New Roman" w:cs="Times New Roman"/>
+        </w:rPr>
+        <w:t>，</w:t>
+      </w:r>
+      <w:r>
+        <w:rPr>
+          <w:rFonts w:hint="eastAsia" w:ascii="Times New Roman" w:hAnsi="Times New Roman" w:eastAsia="FangSong" w:cs="Times New Roman"/>
+        </w:rPr>
+        <w:t>并讨论用焦炭还原</w:t>
+      </w:r>
+      <w:r>
+        <w:rPr>
+          <w:rFonts w:ascii="Times New Roman" w:hAnsi="Times New Roman" w:eastAsia="Times New Roman" w:cs="Times New Roman"/>
+        </w:rPr>
+        <w:t xml:space="preserve"> </w:t>
+      </w:r>
+      <m:oMath>
+        <m:sSub>
+          <m:e>
+            <m:r>
+              <m:rPr>
+                <m:sty m:val="p"/>
+              </m:rPr>
+              <m:t>A</m:t>
+            </m:r>
+            <m:r>
+              <m:rPr>
+                <m:sty m:val="p"/>
+              </m:rPr>
+              <m:t>l</m:t>
+            </m:r>
+          </m:e>
+          <m:sub>
+            <m:r>
+              <m:t>2</m:t>
+            </m:r>
+          </m:sub>
+        </m:sSub>
+        <m:sSub>
+          <m:e>
+            <m:r>
+              <m:rPr>
+                <m:sty m:val="p"/>
+              </m:rPr>
+              <m:t>O</m:t>
+            </m:r>
+          </m:e>
+          <m:sub>
+            <m:r>
+              <m:t>3</m:t>
+            </m:r>
+          </m:sub>
+        </m:sSub>
+      </m:oMath>
+      <w:r>
+        <w:rPr>
+          <w:rFonts w:ascii="Times New Roman" w:hAnsi="Times New Roman" w:eastAsia="Times New Roman" w:cs="Times New Roman"/>
+        </w:rPr>
+        <w:t xml:space="preserve"> </w:t>
+      </w:r>
+      <w:r>
+        <w:rPr>
+          <w:rFonts w:hint="eastAsia" w:ascii="Times New Roman" w:hAnsi="Times New Roman" w:eastAsia="FangSong" w:cs="Times New Roman"/>
+        </w:rPr>
+        <w:t>炼制金属铝的可能性</w:t>
+      </w:r>
+      <w:r>
+        <w:rPr>
+          <w:rFonts w:hint="eastAsia" w:ascii="Times New Roman" w:hAnsi="Times New Roman" w:eastAsia="Times New Roman" w:cs="Times New Roman"/>
+        </w:rPr>
+        <w:t>。</w:t>
+      </w:r>
+    </w:p>
+    <w:p>
+      <w:pPr>
+        <w:pStyle w:val="Compact"/>
+        <w:numPr>
+          <w:ilvl w:val="0"/>
+          <w:numId w:val="1014"/>
+        </w:numPr>
+      </w:pPr>
+      <m:oMath>
+        <m:oMathPr>
+          <m:ctrlPr>
+            <w:rPr>
+              <w:sz w:val="28"/>
+              <w:szCs w:val="28"/>
+            </w:rPr>
+          </m:ctrlPr>
+        </m:oMathPr>
+        <m:r>
+          <m:t>2</m:t>
+        </m:r>
+        <m:sSub>
+          <m:e>
+            <m:r>
+              <m:rPr>
+                <m:sty m:val="p"/>
+              </m:rPr>
+              <m:t>A</m:t>
+            </m:r>
+            <m:r>
+              <m:rPr>
+                <m:sty m:val="p"/>
+              </m:rPr>
+              <m:t>l</m:t>
+            </m:r>
+          </m:e>
+          <m:sub>
+            <m:r>
+              <m:t>2</m:t>
+            </m:r>
+          </m:sub>
+        </m:sSub>
+        <m:sSub>
+          <m:e>
+            <m:r>
+              <m:rPr>
+                <m:sty m:val="p"/>
+              </m:rPr>
+              <m:t>O</m:t>
+            </m:r>
+          </m:e>
+          <m:sub>
+            <m:r>
+              <m:t>3</m:t>
+            </m:r>
+          </m:sub>
+        </m:sSub>
+        <m:r>
+          <m:rPr>
+            <m:sty m:val="p"/>
+          </m:rPr>
+          <m:t>(</m:t>
+        </m:r>
+        <m:r>
+          <m:rPr>
+            <m:sty m:val="p"/>
+          </m:rPr>
+          <m:t>s</m:t>
+        </m:r>
+        <m:r>
+          <m:rPr>
+            <m:sty m:val="p"/>
+          </m:rPr>
+          <m:t>)</m:t>
+        </m:r>
+        <m:r>
+          <m:rPr>
+            <m:sty m:val="p"/>
+          </m:rPr>
+          <m:t>+</m:t>
+        </m:r>
+        <m:r>
+          <m:t>3</m:t>
+        </m:r>
+        <m:r>
+          <m:rPr>
+            <m:sty m:val="p"/>
+          </m:rPr>
+          <m:t>C</m:t>
+        </m:r>
+        <m:r>
+          <m:rPr>
+            <m:sty m:val="p"/>
+          </m:rPr>
+          <m:t>(</m:t>
+        </m:r>
+        <m:r>
+          <m:rPr>
+            <m:sty m:val="p"/>
+          </m:rPr>
+          <m:t>s</m:t>
+        </m:r>
+        <m:r>
+          <m:rPr>
+            <m:sty m:val="p"/>
+          </m:rPr>
+          <m:t>)</m:t>
+        </m:r>
+        <m:r>
+          <m:rPr>
+            <m:sty m:val="p"/>
+          </m:rPr>
+          <m:t>→</m:t>
+        </m:r>
+        <m:r>
+          <m:t>4</m:t>
+        </m:r>
+        <m:r>
+          <m:rPr>
+            <m:sty m:val="p"/>
+          </m:rPr>
+          <m:t>A</m:t>
+        </m:r>
+        <m:r>
+          <m:rPr>
+            <m:sty m:val="p"/>
+          </m:rPr>
+          <m:t>l</m:t>
+        </m:r>
+        <m:r>
+          <m:rPr>
+            <m:sty m:val="p"/>
+          </m:rPr>
+          <m:t>(</m:t>
+        </m:r>
+        <m:r>
+          <m:rPr>
+            <m:sty m:val="p"/>
+          </m:rPr>
+          <m:t>s</m:t>
+        </m:r>
+        <m:r>
+          <m:rPr>
+            <m:sty m:val="p"/>
+          </m:rPr>
+          <m:t>)</m:t>
+        </m:r>
+        <m:r>
+          <m:rPr>
+            <m:sty m:val="p"/>
+          </m:rPr>
+          <m:t>+</m:t>
+        </m:r>
+        <m:r>
+          <m:t>3</m:t>
+        </m:r>
+        <m:sSub>
+          <m:e>
+            <m:r>
+              <m:rPr>
+                <m:sty m:val="p"/>
+              </m:rPr>
+              <m:t>C</m:t>
+            </m:r>
+            <m:r>
+              <m:rPr>
+                <m:sty m:val="p"/>
+              </m:rPr>
+              <m:t>O</m:t>
+            </m:r>
+          </m:e>
+          <m:sub>
+            <m:r>
+              <m:t>2</m:t>
+            </m:r>
+          </m:sub>
+        </m:sSub>
+        <m:r>
+          <m:rPr>
+            <m:sty m:val="p"/>
+          </m:rPr>
+          <m:t>(</m:t>
+        </m:r>
+        <m:r>
+          <m:rPr>
+            <m:sty m:val="p"/>
+          </m:rPr>
+          <m:t>g</m:t>
+        </m:r>
+        <m:r>
+          <m:rPr>
+            <m:sty m:val="p"/>
+          </m:rPr>
+          <m:t>)</m:t>
+        </m:r>
+      </m:oMath>
+      <w:r>
+        <w:rPr>
+          <w:rFonts w:ascii="Times New Roman" w:hAnsi="Times New Roman" w:eastAsia="Times New Roman" w:cs="Times New Roman"/>
+        </w:rPr>
+        <w:t xml:space="preserve">​</w:t>
+      </w:r>
+    </w:p>
+    <w:p>
+      <w:pPr>
+        <w:pStyle w:val="Compact"/>
+        <w:numPr>
+          <w:ilvl w:val="0"/>
+          <w:numId w:val="1014"/>
+        </w:numPr>
+      </w:pPr>
+      <m:oMath>
+        <m:oMathPr>
+          <m:ctrlPr>
+            <w:rPr>
+              <w:sz w:val="28"/>
+              <w:szCs w:val="28"/>
+            </w:rPr>
+          </m:ctrlPr>
+        </m:oMathPr>
+        <m:sSub>
+          <m:e>
+            <m:r>
+              <m:rPr>
+                <m:sty m:val="p"/>
+              </m:rPr>
               <m:t>A</m:t>
             </m:r>
             <m:r>
@@ -41556,12 +41559,12 @@
         </w:rPr>
         <w:t>：</w:t>
       </w:r>
-      <w:r>
-        <w:rPr>
-          <w:rFonts w:ascii="Times New Roman" w:hAnsi="Times New Roman" w:eastAsia="Times New Roman" w:cs="Times New Roman"/>
-        </w:rPr>
-        <w:t xml:space="preserve"> </w:t>
-      </w:r>
+    </w:p>
+    <w:p>
+      <w:pPr>
+        <w:pStyle w:val="BodyText"/>
+        <w:ind w:firstLine="420"/>
+      </w:pPr>
       <w:r>
         <w:rPr>
           <w:rFonts w:ascii="Times New Roman" w:hAnsi="Times New Roman" w:eastAsia="Times New Roman" w:cs="Times New Roman"/>
@@ -42281,12 +42284,12 @@
         </w:rPr>
         <w:t>：</w:t>
       </w:r>
-      <w:r>
-        <w:rPr>
-          <w:rFonts w:ascii="Times New Roman" w:hAnsi="Times New Roman" w:eastAsia="Times New Roman" w:cs="Times New Roman"/>
-        </w:rPr>
-        <w:t xml:space="preserve"> </w:t>
-      </w:r>
+    </w:p>
+    <w:p>
+      <w:pPr>
+        <w:pStyle w:val="BodyText"/>
+        <w:ind w:firstLine="420"/>
+      </w:pPr>
       <w:r>
         <w:rPr>
           <w:rFonts w:ascii="Times New Roman" w:hAnsi="Times New Roman" w:eastAsia="Times New Roman" w:cs="Times New Roman"/>
@@ -43136,7 +43139,7 @@
     </w:lvlOverride>
   </w:num>
   <w:num w:numId="1003">
-    <w:abstractNumId w:val="99411"/>
+    <w:abstractNumId w:val="99431"/>
     <w:lvlOverride w:ilvl="0">
       <w:startOverride w:val="1"/>
     </w:lvlOverride>
@@ -43196,6 +43199,36 @@
     </w:lvlOverride>
   </w:num>
   <w:num w:numId="1005">
+    <w:abstractNumId w:val="99411"/>
+    <w:lvlOverride w:ilvl="0">
+      <w:startOverride w:val="1"/>
+    </w:lvlOverride>
+    <w:lvlOverride w:ilvl="1">
+      <w:startOverride w:val="1"/>
+    </w:lvlOverride>
+    <w:lvlOverride w:ilvl="2">
+      <w:startOverride w:val="1"/>
+    </w:lvlOverride>
+    <w:lvlOverride w:ilvl="3">
+      <w:startOverride w:val="1"/>
+    </w:lvlOverride>
+    <w:lvlOverride w:ilvl="4">
+      <w:startOverride w:val="1"/>
+    </w:lvlOverride>
+    <w:lvlOverride w:ilvl="5">
+      <w:startOverride w:val="1"/>
+    </w:lvlOverride>
+    <w:lvlOverride w:ilvl="6">
+      <w:startOverride w:val="1"/>
+    </w:lvlOverride>
+    <w:lvlOverride w:ilvl="7">
+      <w:startOverride w:val="1"/>
+    </w:lvlOverride>
+    <w:lvlOverride w:ilvl="8">
+      <w:startOverride w:val="1"/>
+    </w:lvlOverride>
+  </w:num>
+  <w:num w:numId="1006">
     <w:abstractNumId w:val="99431"/>
     <w:lvlOverride w:ilvl="0">
       <w:startOverride w:val="1"/>
@@ -43225,7 +43258,7 @@
       <w:startOverride w:val="1"/>
     </w:lvlOverride>
   </w:num>
-  <w:num w:numId="1006">
+  <w:num w:numId="1007">
     <w:abstractNumId w:val="99411"/>
     <w:lvlOverride w:ilvl="0">
       <w:startOverride w:val="1"/>
@@ -43255,7 +43288,7 @@
       <w:startOverride w:val="1"/>
     </w:lvlOverride>
   </w:num>
-  <w:num w:numId="1007">
+  <w:num w:numId="1008">
     <w:abstractNumId w:val="99732"/>
     <w:lvlOverride w:ilvl="0">
       <w:startOverride w:val="2"/>
@@ -43285,7 +43318,7 @@
       <w:startOverride w:val="2"/>
     </w:lvlOverride>
   </w:num>
-  <w:num w:numId="1008">
+  <w:num w:numId="1009">
     <w:abstractNumId w:val="99432"/>
     <w:lvlOverride w:ilvl="0">
       <w:startOverride w:val="2"/>
@@ -43313,36 +43346,6 @@
     </w:lvlOverride>
     <w:lvlOverride w:ilvl="8">
       <w:startOverride w:val="2"/>
-    </w:lvlOverride>
-  </w:num>
-  <w:num w:numId="1009">
-    <w:abstractNumId w:val="99431"/>
-    <w:lvlOverride w:ilvl="0">
-      <w:startOverride w:val="1"/>
-    </w:lvlOverride>
-    <w:lvlOverride w:ilvl="1">
-      <w:startOverride w:val="1"/>
-    </w:lvlOverride>
-    <w:lvlOverride w:ilvl="2">
-      <w:startOverride w:val="1"/>
-    </w:lvlOverride>
-    <w:lvlOverride w:ilvl="3">
-      <w:startOverride w:val="1"/>
-    </w:lvlOverride>
-    <w:lvlOverride w:ilvl="4">
-      <w:startOverride w:val="1"/>
-    </w:lvlOverride>
-    <w:lvlOverride w:ilvl="5">
-      <w:startOverride w:val="1"/>
-    </w:lvlOverride>
-    <w:lvlOverride w:ilvl="6">
-      <w:startOverride w:val="1"/>
-    </w:lvlOverride>
-    <w:lvlOverride w:ilvl="7">
-      <w:startOverride w:val="1"/>
-    </w:lvlOverride>
-    <w:lvlOverride w:ilvl="8">
-      <w:startOverride w:val="1"/>
     </w:lvlOverride>
   </w:num>
   <w:num w:numId="1010">
@@ -43436,6 +43439,36 @@
     </w:lvlOverride>
   </w:num>
   <w:num w:numId="1013">
+    <w:abstractNumId w:val="99431"/>
+    <w:lvlOverride w:ilvl="0">
+      <w:startOverride w:val="1"/>
+    </w:lvlOverride>
+    <w:lvlOverride w:ilvl="1">
+      <w:startOverride w:val="1"/>
+    </w:lvlOverride>
+    <w:lvlOverride w:ilvl="2">
+      <w:startOverride w:val="1"/>
+    </w:lvlOverride>
+    <w:lvlOverride w:ilvl="3">
+      <w:startOverride w:val="1"/>
+    </w:lvlOverride>
+    <w:lvlOverride w:ilvl="4">
+      <w:startOverride w:val="1"/>
+    </w:lvlOverride>
+    <w:lvlOverride w:ilvl="5">
+      <w:startOverride w:val="1"/>
+    </w:lvlOverride>
+    <w:lvlOverride w:ilvl="6">
+      <w:startOverride w:val="1"/>
+    </w:lvlOverride>
+    <w:lvlOverride w:ilvl="7">
+      <w:startOverride w:val="1"/>
+    </w:lvlOverride>
+    <w:lvlOverride w:ilvl="8">
+      <w:startOverride w:val="1"/>
+    </w:lvlOverride>
+  </w:num>
+  <w:num w:numId="1014">
     <w:abstractNumId w:val="99431"/>
     <w:lvlOverride w:ilvl="0">
       <w:startOverride w:val="1"/>

--- a/06-学生侧材料/讲义/学生专用版/3-物理化学/热力学初步-超级充实版（学生专用版）.docx
+++ b/06-学生侧材料/讲义/学生专用版/3-物理化学/热力学初步-超级充实版（学生专用版）.docx
@@ -6885,7 +6885,7 @@
               </w:rPr>
               <w:drawing>
                 <wp:inline>
-                  <wp:extent cx="1666875" cy="1216133"/>
+                  <wp:extent cx="1568400" cy="1144286"/>
                   <wp:effectExtent b="0" l="0" r="0" t="0"/>
                   <wp:docPr descr="" title="" id="23" name="Picture"/>
                   <a:graphic>
@@ -6906,7 +6906,7 @@
                         <pic:spPr bwMode="auto">
                           <a:xfrm>
                             <a:off x="0" y="0"/>
-                            <a:ext cx="1666875" cy="1216133"/>
+                            <a:ext cx="1568400" cy="1144286"/>
                           </a:xfrm>
                           <a:prstGeom prst="rect">
                             <a:avLst/>
@@ -6939,7 +6939,7 @@
               </w:rPr>
               <w:drawing>
                 <wp:inline>
-                  <wp:extent cx="1666875" cy="1529446"/>
+                  <wp:extent cx="1568400" cy="1439089"/>
                   <wp:effectExtent b="0" l="0" r="0" t="0"/>
                   <wp:docPr descr="" title="" id="26" name="Picture"/>
                   <a:graphic>
@@ -6960,7 +6960,7 @@
                         <pic:spPr bwMode="auto">
                           <a:xfrm>
                             <a:off x="0" y="0"/>
-                            <a:ext cx="1666875" cy="1529446"/>
+                            <a:ext cx="1568400" cy="1439089"/>
                           </a:xfrm>
                           <a:prstGeom prst="rect">
                             <a:avLst/>
@@ -6993,7 +6993,7 @@
               </w:rPr>
               <w:drawing>
                 <wp:inline>
-                  <wp:extent cx="1666875" cy="1452780"/>
+                  <wp:extent cx="1568400" cy="1366953"/>
                   <wp:effectExtent b="0" l="0" r="0" t="0"/>
                   <wp:docPr descr="" title="" id="29" name="Picture"/>
                   <a:graphic>
@@ -7014,7 +7014,7 @@
                         <pic:spPr bwMode="auto">
                           <a:xfrm>
                             <a:off x="0" y="0"/>
-                            <a:ext cx="1666875" cy="1452780"/>
+                            <a:ext cx="1568400" cy="1366953"/>
                           </a:xfrm>
                           <a:prstGeom prst="rect">
                             <a:avLst/>
@@ -21598,13 +21598,13 @@
         </w:tblBorders>
       </w:tblPr>
       <w:tblGrid>
-        <w:gridCol w:w="1164"/>
-        <w:gridCol w:w="1164"/>
-        <w:gridCol w:w="1164"/>
-        <w:gridCol w:w="1164"/>
-        <w:gridCol w:w="1164"/>
-        <w:gridCol w:w="1164"/>
-        <w:gridCol w:w="931"/>
+        <w:gridCol w:w="1122"/>
+        <w:gridCol w:w="792"/>
+        <w:gridCol w:w="792"/>
+        <w:gridCol w:w="1122"/>
+        <w:gridCol w:w="1122"/>
+        <w:gridCol w:w="1848"/>
+        <w:gridCol w:w="1122"/>
       </w:tblGrid>
       <w:tr>
         <w:trPr>
